--- a/Python.docx
+++ b/Python.docx
@@ -34,16 +34,8 @@
         <w:rPr>
           <w:rFonts w:ascii="Times New Roman" w:hAnsi="Times New Roman" w:cs="Times New Roman"/>
         </w:rPr>
-        <w:t>“Python is an interpreted, high-level programming language. When we run a Python program, it is first converted into bytecode, which is then executed by the Python Virtual Machine (PVM</w:t>
-      </w:r>
-      <w:proofErr w:type="gramStart"/>
-      <w:r>
-        <w:rPr>
-          <w:rFonts w:ascii="Times New Roman" w:hAnsi="Times New Roman" w:cs="Times New Roman"/>
-        </w:rPr>
-        <w:t>) .</w:t>
-      </w:r>
-      <w:proofErr w:type="gramEnd"/>
+        <w:t>“Python is an interpreted, high-level programming language.</w:t>
+      </w:r>
       <w:r>
         <w:rPr>
           <w:rFonts w:ascii="Times New Roman" w:hAnsi="Times New Roman" w:cs="Times New Roman"/>
@@ -61,6 +53,40 @@
         <w:rPr>
           <w:rFonts w:ascii="Times New Roman" w:hAnsi="Times New Roman" w:cs="Times New Roman"/>
         </w:rPr>
+        <w:t>When we run a Python program, it is first converted into bytecode, which is then executed by the Python Virtual Machine (PVM</w:t>
+      </w:r>
+      <w:proofErr w:type="gramStart"/>
+      <w:r>
+        <w:rPr>
+          <w:rFonts w:ascii="Times New Roman" w:hAnsi="Times New Roman" w:cs="Times New Roman"/>
+        </w:rPr>
+        <w:t>) .</w:t>
+      </w:r>
+      <w:proofErr w:type="gramEnd"/>
+    </w:p>
+    <w:p>
+      <w:pPr>
+        <w:rPr>
+          <w:rFonts w:ascii="Times New Roman" w:hAnsi="Times New Roman" w:cs="Times New Roman"/>
+        </w:rPr>
+      </w:pPr>
+      <w:r>
+        <w:rPr>
+          <w:rFonts w:ascii="Times New Roman" w:hAnsi="Times New Roman" w:cs="Times New Roman"/>
+        </w:rPr>
+        <w:t>“Python is often called an interpreted language, but internally it follows a hybrid approach where it compiles code to bytecode before execution.”</w:t>
+      </w:r>
+    </w:p>
+    <w:p>
+      <w:pPr>
+        <w:rPr>
+          <w:rFonts w:ascii="Times New Roman" w:hAnsi="Times New Roman" w:cs="Times New Roman"/>
+        </w:rPr>
+      </w:pPr>
+      <w:r>
+        <w:rPr>
+          <w:rFonts w:ascii="Times New Roman" w:hAnsi="Times New Roman" w:cs="Times New Roman"/>
+        </w:rPr>
         <w:t>“When a Python program runs, the source code written in a .</w:t>
       </w:r>
       <w:proofErr w:type="spellStart"/>
@@ -91,6 +117,131 @@
         </w:rPr>
         <w:t>). This bytecode is then executed by the Python Virtual Machine (PVM), which converts it into machine-level instructions that the CPU can execute.”</w:t>
       </w:r>
+    </w:p>
+    <w:p>
+      <w:pPr>
+        <w:rPr>
+          <w:rFonts w:ascii="Times New Roman" w:hAnsi="Times New Roman" w:cs="Times New Roman"/>
+          <w:b/>
+          <w:bCs/>
+        </w:rPr>
+      </w:pPr>
+      <w:r>
+        <w:rPr>
+          <w:rFonts w:ascii="Times New Roman" w:hAnsi="Times New Roman" w:cs="Times New Roman"/>
+          <w:b/>
+          <w:bCs/>
+        </w:rPr>
+        <w:t>Bytecode</w:t>
+      </w:r>
+      <w:r>
+        <w:rPr>
+          <w:rFonts w:ascii="Times New Roman" w:hAnsi="Times New Roman" w:cs="Times New Roman"/>
+          <w:b/>
+          <w:bCs/>
+        </w:rPr>
+        <w:t>:</w:t>
+      </w:r>
+      <w:r>
+        <w:rPr>
+          <w:rFonts w:ascii="Times New Roman" w:hAnsi="Times New Roman" w:cs="Times New Roman"/>
+        </w:rPr>
+        <w:br/>
+        <w:t>“Bytecode is an intermediate representation of Python code that is platform-independent.”</w:t>
+      </w:r>
+    </w:p>
+    <w:p>
+      <w:pPr>
+        <w:rPr>
+          <w:rFonts w:ascii="Times New Roman" w:hAnsi="Times New Roman" w:cs="Times New Roman"/>
+        </w:rPr>
+      </w:pPr>
+      <w:r>
+        <w:rPr>
+          <w:rFonts w:ascii="Times New Roman" w:hAnsi="Times New Roman" w:cs="Times New Roman"/>
+        </w:rPr>
+        <w:pict w14:anchorId="243190FD">
+          <v:rect id="_x0000_i1031" style="width:0;height:1.5pt" o:hralign="center" o:hrstd="t" o:hr="t" fillcolor="#a0a0a0" stroked="f"/>
+        </w:pict>
+      </w:r>
+    </w:p>
+    <w:p>
+      <w:pPr>
+        <w:rPr>
+          <w:rFonts w:ascii="Times New Roman" w:hAnsi="Times New Roman" w:cs="Times New Roman"/>
+        </w:rPr>
+      </w:pPr>
+      <w:r>
+        <w:rPr>
+          <w:rFonts w:ascii="Segoe UI Emoji" w:hAnsi="Segoe UI Emoji" w:cs="Segoe UI Emoji"/>
+          <w:b/>
+          <w:bCs/>
+        </w:rPr>
+        <w:t>🔹</w:t>
+      </w:r>
+      <w:r>
+        <w:rPr>
+          <w:rFonts w:ascii="Times New Roman" w:hAnsi="Times New Roman" w:cs="Times New Roman"/>
+          <w:b/>
+          <w:bCs/>
+        </w:rPr>
+        <w:t xml:space="preserve"> PVM (Python Virtual Machine)</w:t>
+      </w:r>
+      <w:r>
+        <w:rPr>
+          <w:rFonts w:ascii="Times New Roman" w:hAnsi="Times New Roman" w:cs="Times New Roman"/>
+        </w:rPr>
+        <w:br/>
+        <w:t>“It is responsible for executing bytecode and converting it into machine-level instructions.”</w:t>
+      </w:r>
+    </w:p>
+    <w:p>
+      <w:pPr>
+        <w:rPr>
+          <w:rFonts w:ascii="Times New Roman" w:hAnsi="Times New Roman" w:cs="Times New Roman"/>
+        </w:rPr>
+      </w:pPr>
+    </w:p>
+    <w:p>
+      <w:pPr>
+        <w:rPr>
+          <w:rFonts w:ascii="Times New Roman" w:hAnsi="Times New Roman" w:cs="Times New Roman"/>
+          <w:b/>
+          <w:bCs/>
+          <w:sz w:val="28"/>
+          <w:szCs w:val="28"/>
+        </w:rPr>
+      </w:pPr>
+      <w:r>
+        <w:rPr>
+          <w:rFonts w:ascii="Times New Roman" w:hAnsi="Times New Roman" w:cs="Times New Roman"/>
+          <w:b/>
+          <w:bCs/>
+          <w:sz w:val="28"/>
+          <w:szCs w:val="28"/>
+        </w:rPr>
+        <w:t>Syntex and Indentation</w:t>
+      </w:r>
+    </w:p>
+    <w:p>
+      <w:pPr>
+        <w:rPr>
+          <w:rFonts w:ascii="Times New Roman" w:hAnsi="Times New Roman" w:cs="Times New Roman"/>
+        </w:rPr>
+      </w:pPr>
+      <w:r>
+        <w:rPr>
+          <w:rFonts w:ascii="Times New Roman" w:hAnsi="Times New Roman" w:cs="Times New Roman"/>
+        </w:rPr>
+        <w:t>“Python syntax defines how code should be written, and indentation is used to define code blocks. Unlike other languages that use curly braces, Python relies on indentation, which makes the code more readable and structured.”</w:t>
+      </w:r>
+    </w:p>
+    <w:p>
+      <w:pPr>
+        <w:rPr>
+          <w:rFonts w:ascii="Times New Roman" w:hAnsi="Times New Roman" w:cs="Times New Roman"/>
+        </w:rPr>
+      </w:pPr>
     </w:p>
     <w:sectPr>
       <w:pgSz w:w="11906" w:h="16838"/>

--- a/Python.docx
+++ b/Python.docx
@@ -55,14 +55,12 @@
         </w:rPr>
         <w:t>When we run a Python program, it is first converted into bytecode, which is then executed by the Python Virtual Machine (PVM</w:t>
       </w:r>
-      <w:proofErr w:type="gramStart"/>
-      <w:r>
-        <w:rPr>
-          <w:rFonts w:ascii="Times New Roman" w:hAnsi="Times New Roman" w:cs="Times New Roman"/>
-        </w:rPr>
-        <w:t>) .</w:t>
-      </w:r>
-      <w:proofErr w:type="gramEnd"/>
+      <w:r>
+        <w:rPr>
+          <w:rFonts w:ascii="Times New Roman" w:hAnsi="Times New Roman" w:cs="Times New Roman"/>
+        </w:rPr>
+        <w:t>).</w:t>
+      </w:r>
     </w:p>
     <w:p>
       <w:pPr>
@@ -87,35 +85,7 @@
         <w:rPr>
           <w:rFonts w:ascii="Times New Roman" w:hAnsi="Times New Roman" w:cs="Times New Roman"/>
         </w:rPr>
-        <w:t>“When a Python program runs, the source code written in a .</w:t>
-      </w:r>
-      <w:proofErr w:type="spellStart"/>
-      <w:r>
-        <w:rPr>
-          <w:rFonts w:ascii="Times New Roman" w:hAnsi="Times New Roman" w:cs="Times New Roman"/>
-        </w:rPr>
-        <w:t>py</w:t>
-      </w:r>
-      <w:proofErr w:type="spellEnd"/>
-      <w:r>
-        <w:rPr>
-          <w:rFonts w:ascii="Times New Roman" w:hAnsi="Times New Roman" w:cs="Times New Roman"/>
-        </w:rPr>
-        <w:t xml:space="preserve"> file is first processed by the Python interpreter, which compiles it into bytecode (.</w:t>
-      </w:r>
-      <w:proofErr w:type="spellStart"/>
-      <w:r>
-        <w:rPr>
-          <w:rFonts w:ascii="Times New Roman" w:hAnsi="Times New Roman" w:cs="Times New Roman"/>
-        </w:rPr>
-        <w:t>pyc</w:t>
-      </w:r>
-      <w:proofErr w:type="spellEnd"/>
-      <w:r>
-        <w:rPr>
-          <w:rFonts w:ascii="Times New Roman" w:hAnsi="Times New Roman" w:cs="Times New Roman"/>
-        </w:rPr>
-        <w:t>). This bytecode is then executed by the Python Virtual Machine (PVM), which converts it into machine-level instructions that the CPU can execute.”</w:t>
+        <w:t>“When a Python program runs, the source code written in a .py file is first processed by the Python interpreter, which compiles it into bytecode (.pyc). This bytecode is then executed by the Python Virtual Machine (PVM), which converts it into machine-level instructions that the CPU can execute.”</w:t>
       </w:r>
     </w:p>
     <w:p>
@@ -161,7 +131,7 @@
           <w:rFonts w:ascii="Times New Roman" w:hAnsi="Times New Roman" w:cs="Times New Roman"/>
         </w:rPr>
         <w:pict w14:anchorId="243190FD">
-          <v:rect id="_x0000_i1031" style="width:0;height:1.5pt" o:hralign="center" o:hrstd="t" o:hr="t" fillcolor="#a0a0a0" stroked="f"/>
+          <v:rect id="_x0000_i1025" style="width:0;height:1.5pt" o:hralign="center" o:hrstd="t" o:hr="t" fillcolor="#a0a0a0" stroked="f"/>
         </w:pict>
       </w:r>
     </w:p>
@@ -235,6 +205,172 @@
         </w:rPr>
         <w:t>“Python syntax defines how code should be written, and indentation is used to define code blocks. Unlike other languages that use curly braces, Python relies on indentation, which makes the code more readable and structured.”</w:t>
       </w:r>
+    </w:p>
+    <w:p>
+      <w:pPr>
+        <w:rPr>
+          <w:rFonts w:ascii="Times New Roman" w:hAnsi="Times New Roman" w:cs="Times New Roman"/>
+          <w:b/>
+          <w:bCs/>
+          <w:sz w:val="28"/>
+          <w:szCs w:val="28"/>
+        </w:rPr>
+      </w:pPr>
+      <w:r>
+        <w:rPr>
+          <w:rFonts w:ascii="Times New Roman" w:hAnsi="Times New Roman" w:cs="Times New Roman"/>
+          <w:b/>
+          <w:bCs/>
+          <w:sz w:val="28"/>
+          <w:szCs w:val="28"/>
+        </w:rPr>
+        <w:t>Variables</w:t>
+      </w:r>
+    </w:p>
+    <w:p>
+      <w:pPr>
+        <w:rPr>
+          <w:rFonts w:ascii="Times New Roman" w:hAnsi="Times New Roman" w:cs="Times New Roman"/>
+          <w:b/>
+          <w:bCs/>
+          <w:sz w:val="28"/>
+          <w:szCs w:val="28"/>
+        </w:rPr>
+      </w:pPr>
+      <w:r>
+        <w:rPr>
+          <w:rFonts w:ascii="Times New Roman" w:hAnsi="Times New Roman" w:cs="Times New Roman"/>
+        </w:rPr>
+        <w:t xml:space="preserve">A variable is a name that </w:t>
+      </w:r>
+      <w:r>
+        <w:rPr>
+          <w:rFonts w:ascii="Times New Roman" w:hAnsi="Times New Roman" w:cs="Times New Roman"/>
+        </w:rPr>
+        <w:t xml:space="preserve">stores the reference of the </w:t>
+      </w:r>
+      <w:r>
+        <w:rPr>
+          <w:rFonts w:ascii="Times New Roman" w:hAnsi="Times New Roman" w:cs="Times New Roman"/>
+        </w:rPr>
+        <w:t>value stored in memory</w:t>
+      </w:r>
+      <w:r>
+        <w:rPr>
+          <w:rFonts w:ascii="Times New Roman" w:hAnsi="Times New Roman" w:cs="Times New Roman"/>
+          <w:b/>
+          <w:bCs/>
+          <w:sz w:val="28"/>
+          <w:szCs w:val="28"/>
+        </w:rPr>
+        <w:t>.</w:t>
+      </w:r>
+    </w:p>
+    <w:p>
+      <w:pPr>
+        <w:rPr>
+          <w:rFonts w:ascii="Times New Roman" w:hAnsi="Times New Roman" w:cs="Times New Roman"/>
+        </w:rPr>
+      </w:pPr>
+      <w:r>
+        <w:rPr>
+          <w:rFonts w:ascii="Times New Roman" w:hAnsi="Times New Roman" w:cs="Times New Roman"/>
+        </w:rPr>
+        <w:t>“When we create a variable, Python creates an object in memory and the variable name refers to that object.”</w:t>
+      </w:r>
+    </w:p>
+    <w:p>
+      <w:pPr>
+        <w:rPr>
+          <w:rFonts w:ascii="Times New Roman" w:hAnsi="Times New Roman" w:cs="Times New Roman"/>
+        </w:rPr>
+      </w:pPr>
+      <w:r>
+        <w:rPr>
+          <w:rFonts w:ascii="Times New Roman" w:hAnsi="Times New Roman" w:cs="Times New Roman"/>
+        </w:rPr>
+        <w:t>“In Python, variables don’t store values directly; they store references to objects in memory.”</w:t>
+      </w:r>
+    </w:p>
+    <w:p>
+      <w:pPr>
+        <w:rPr>
+          <w:rFonts w:ascii="Times New Roman" w:hAnsi="Times New Roman" w:cs="Times New Roman"/>
+          <w:b/>
+          <w:bCs/>
+          <w:sz w:val="28"/>
+          <w:szCs w:val="28"/>
+        </w:rPr>
+      </w:pPr>
+      <w:r>
+        <w:rPr>
+          <w:rFonts w:ascii="Times New Roman" w:hAnsi="Times New Roman" w:cs="Times New Roman"/>
+          <w:b/>
+          <w:bCs/>
+          <w:sz w:val="28"/>
+          <w:szCs w:val="28"/>
+        </w:rPr>
+        <w:t>Data Types</w:t>
+      </w:r>
+    </w:p>
+    <w:p>
+      <w:pPr>
+        <w:rPr>
+          <w:rFonts w:ascii="Times New Roman" w:hAnsi="Times New Roman" w:cs="Times New Roman"/>
+        </w:rPr>
+      </w:pPr>
+      <w:r>
+        <w:rPr>
+          <w:rFonts w:ascii="Times New Roman" w:hAnsi="Times New Roman" w:cs="Times New Roman"/>
+        </w:rPr>
+        <w:t>“Data types in Python define th</w:t>
+      </w:r>
+      <w:r>
+        <w:rPr>
+          <w:rFonts w:ascii="Times New Roman" w:hAnsi="Times New Roman" w:cs="Times New Roman"/>
+        </w:rPr>
+        <w:t>at which</w:t>
+      </w:r>
+      <w:r>
+        <w:rPr>
+          <w:rFonts w:ascii="Times New Roman" w:hAnsi="Times New Roman" w:cs="Times New Roman"/>
+        </w:rPr>
+        <w:t xml:space="preserve"> type of value a variable can hold, such as numbers, text, or collections of data.”</w:t>
+      </w:r>
+    </w:p>
+    <w:p>
+      <w:pPr>
+        <w:rPr>
+          <w:rFonts w:ascii="Times New Roman" w:hAnsi="Times New Roman" w:cs="Times New Roman"/>
+        </w:rPr>
+      </w:pPr>
+      <w:r>
+        <w:rPr>
+          <w:rFonts w:ascii="Times New Roman" w:hAnsi="Times New Roman" w:cs="Times New Roman"/>
+        </w:rPr>
+        <w:t>“Python provides various built-in data types like integers, strings, lists, tuples, sets, and dictionaries. These help in storing different kinds of data, and they differ based on mutability, ordering, and uniqueness.”</w:t>
+      </w:r>
+    </w:p>
+    <w:p>
+      <w:pPr>
+        <w:rPr>
+          <w:rFonts w:ascii="Times New Roman" w:hAnsi="Times New Roman" w:cs="Times New Roman"/>
+        </w:rPr>
+      </w:pPr>
+    </w:p>
+    <w:p>
+      <w:pPr>
+        <w:rPr>
+          <w:rFonts w:ascii="Times New Roman" w:hAnsi="Times New Roman" w:cs="Times New Roman"/>
+        </w:rPr>
+      </w:pPr>
+    </w:p>
+    <w:p>
+      <w:pPr>
+        <w:rPr>
+          <w:rFonts w:ascii="Times New Roman" w:hAnsi="Times New Roman" w:cs="Times New Roman"/>
+        </w:rPr>
+      </w:pPr>
     </w:p>
     <w:p>
       <w:pPr>
@@ -856,6 +992,7 @@
   <w:style w:type="character" w:default="1" w:styleId="DefaultParagraphFont">
     <w:name w:val="Default Paragraph Font"/>
     <w:uiPriority w:val="1"/>
+    <w:semiHidden/>
     <w:unhideWhenUsed/>
   </w:style>
   <w:style w:type="table" w:default="1" w:styleId="TableNormal">

--- a/Python.docx
+++ b/Python.docx
@@ -4,11 +4,695 @@
   <w:body>
     <w:p>
       <w:pPr>
-        <w:jc w:val="center"/>
-        <w:rPr>
-          <w:rFonts w:ascii="Times New Roman" w:hAnsi="Times New Roman" w:cs="Times New Roman"/>
-          <w:b/>
-          <w:bCs/>
+        <w:jc w:val="both"/>
+        <w:rPr>
+          <w:rFonts w:ascii="Times New Roman" w:hAnsi="Times New Roman" w:cs="Times New Roman"/>
+          <w:b/>
+          <w:bCs/>
+          <w:sz w:val="30"/>
+          <w:szCs w:val="30"/>
+        </w:rPr>
+      </w:pPr>
+      <w:r>
+        <w:rPr>
+          <w:rFonts w:ascii="Times New Roman" w:hAnsi="Times New Roman" w:cs="Times New Roman"/>
+          <w:b/>
+          <w:bCs/>
+          <w:sz w:val="30"/>
+          <w:szCs w:val="30"/>
+        </w:rPr>
+        <w:t>Software:</w:t>
+      </w:r>
+    </w:p>
+    <w:p>
+      <w:pPr>
+        <w:jc w:val="both"/>
+        <w:rPr>
+          <w:rFonts w:ascii="Times New Roman" w:hAnsi="Times New Roman" w:cs="Times New Roman"/>
+          <w:sz w:val="30"/>
+          <w:szCs w:val="30"/>
+        </w:rPr>
+      </w:pPr>
+      <w:r>
+        <w:rPr>
+          <w:rFonts w:ascii="Times New Roman" w:hAnsi="Times New Roman" w:cs="Times New Roman"/>
+          <w:sz w:val="30"/>
+          <w:szCs w:val="30"/>
+        </w:rPr>
+        <w:t>"Software is a collection of programs, instructions, and data that tells a computer what tasks to perform. It helps users interact with computer hardware and accomplish specific tasks."</w:t>
+      </w:r>
+    </w:p>
+    <w:p>
+      <w:pPr>
+        <w:jc w:val="both"/>
+        <w:rPr>
+          <w:rFonts w:ascii="Times New Roman" w:hAnsi="Times New Roman" w:cs="Times New Roman"/>
+          <w:sz w:val="30"/>
+          <w:szCs w:val="30"/>
+        </w:rPr>
+      </w:pPr>
+      <w:r>
+        <w:rPr>
+          <w:rFonts w:ascii="Times New Roman" w:hAnsi="Times New Roman" w:cs="Times New Roman"/>
+          <w:sz w:val="30"/>
+          <w:szCs w:val="30"/>
+        </w:rPr>
+        <w:t>Types:</w:t>
+      </w:r>
+    </w:p>
+    <w:p>
+      <w:pPr>
+        <w:jc w:val="both"/>
+        <w:rPr>
+          <w:rFonts w:ascii="Times New Roman" w:hAnsi="Times New Roman" w:cs="Times New Roman"/>
+          <w:sz w:val="30"/>
+          <w:szCs w:val="30"/>
+        </w:rPr>
+      </w:pPr>
+      <w:r>
+        <w:rPr>
+          <w:rFonts w:ascii="Times New Roman" w:hAnsi="Times New Roman" w:cs="Times New Roman"/>
+          <w:sz w:val="30"/>
+          <w:szCs w:val="30"/>
+        </w:rPr>
+        <w:t xml:space="preserve">1.System Software: </w:t>
+      </w:r>
+    </w:p>
+    <w:p>
+      <w:pPr>
+        <w:pStyle w:val="ListParagraph"/>
+        <w:numPr>
+          <w:ilvl w:val="0"/>
+          <w:numId w:val="1"/>
+        </w:numPr>
+        <w:jc w:val="both"/>
+        <w:rPr>
+          <w:rFonts w:ascii="Times New Roman" w:hAnsi="Times New Roman" w:cs="Times New Roman"/>
+          <w:sz w:val="30"/>
+          <w:szCs w:val="30"/>
+        </w:rPr>
+      </w:pPr>
+      <w:r>
+        <w:rPr>
+          <w:rFonts w:ascii="Times New Roman" w:hAnsi="Times New Roman" w:cs="Times New Roman"/>
+          <w:sz w:val="30"/>
+          <w:szCs w:val="30"/>
+        </w:rPr>
+        <w:t>It is designed for Controlling and managing the hardware components of a computer machine</w:t>
+      </w:r>
+    </w:p>
+    <w:p>
+      <w:pPr>
+        <w:pStyle w:val="ListParagraph"/>
+        <w:numPr>
+          <w:ilvl w:val="0"/>
+          <w:numId w:val="1"/>
+        </w:numPr>
+        <w:jc w:val="both"/>
+        <w:rPr>
+          <w:rFonts w:ascii="Times New Roman" w:hAnsi="Times New Roman" w:cs="Times New Roman"/>
+          <w:sz w:val="30"/>
+          <w:szCs w:val="30"/>
+        </w:rPr>
+      </w:pPr>
+      <w:r>
+        <w:rPr>
+          <w:rFonts w:ascii="Times New Roman" w:hAnsi="Times New Roman" w:cs="Times New Roman"/>
+          <w:sz w:val="30"/>
+          <w:szCs w:val="30"/>
+        </w:rPr>
+        <w:t xml:space="preserve">It acts as an intermediatory between user and hardware </w:t>
+      </w:r>
+    </w:p>
+    <w:p>
+      <w:pPr>
+        <w:pStyle w:val="ListParagraph"/>
+        <w:numPr>
+          <w:ilvl w:val="0"/>
+          <w:numId w:val="1"/>
+        </w:numPr>
+        <w:jc w:val="both"/>
+        <w:rPr>
+          <w:rFonts w:ascii="Times New Roman" w:hAnsi="Times New Roman" w:cs="Times New Roman"/>
+          <w:sz w:val="30"/>
+          <w:szCs w:val="30"/>
+        </w:rPr>
+      </w:pPr>
+      <w:r>
+        <w:rPr>
+          <w:rFonts w:ascii="Times New Roman" w:hAnsi="Times New Roman" w:cs="Times New Roman"/>
+          <w:sz w:val="30"/>
+          <w:szCs w:val="30"/>
+        </w:rPr>
+        <w:t>It provides Platform to run application Software</w:t>
+      </w:r>
+    </w:p>
+    <w:p>
+      <w:pPr>
+        <w:pStyle w:val="ListParagraph"/>
+        <w:jc w:val="both"/>
+        <w:rPr>
+          <w:rFonts w:ascii="Times New Roman" w:hAnsi="Times New Roman" w:cs="Times New Roman"/>
+          <w:sz w:val="30"/>
+          <w:szCs w:val="30"/>
+        </w:rPr>
+      </w:pPr>
+      <w:r>
+        <w:rPr>
+          <w:rFonts w:ascii="Times New Roman" w:hAnsi="Times New Roman" w:cs="Times New Roman"/>
+          <w:sz w:val="30"/>
+          <w:szCs w:val="30"/>
+        </w:rPr>
+        <w:t>Example: OS-Windows,</w:t>
+      </w:r>
+      <w:r>
+        <w:rPr>
+          <w:rFonts w:ascii="Times New Roman" w:hAnsi="Times New Roman" w:cs="Times New Roman"/>
+          <w:sz w:val="30"/>
+          <w:szCs w:val="30"/>
+        </w:rPr>
+        <w:t xml:space="preserve"> </w:t>
+      </w:r>
+      <w:r>
+        <w:rPr>
+          <w:rFonts w:ascii="Times New Roman" w:hAnsi="Times New Roman" w:cs="Times New Roman"/>
+          <w:sz w:val="30"/>
+          <w:szCs w:val="30"/>
+        </w:rPr>
+        <w:t>Linux,</w:t>
+      </w:r>
+      <w:r>
+        <w:rPr>
+          <w:rFonts w:ascii="Times New Roman" w:hAnsi="Times New Roman" w:cs="Times New Roman"/>
+          <w:sz w:val="30"/>
+          <w:szCs w:val="30"/>
+        </w:rPr>
+        <w:t xml:space="preserve"> </w:t>
+      </w:r>
+      <w:r>
+        <w:rPr>
+          <w:rFonts w:ascii="Times New Roman" w:hAnsi="Times New Roman" w:cs="Times New Roman"/>
+          <w:sz w:val="30"/>
+          <w:szCs w:val="30"/>
+        </w:rPr>
+        <w:t>MacOS</w:t>
+      </w:r>
+    </w:p>
+    <w:p>
+      <w:pPr>
+        <w:jc w:val="both"/>
+        <w:rPr>
+          <w:rFonts w:ascii="Times New Roman" w:hAnsi="Times New Roman" w:cs="Times New Roman"/>
+          <w:sz w:val="30"/>
+          <w:szCs w:val="30"/>
+        </w:rPr>
+      </w:pPr>
+      <w:r>
+        <w:rPr>
+          <w:rFonts w:ascii="Times New Roman" w:hAnsi="Times New Roman" w:cs="Times New Roman"/>
+          <w:sz w:val="30"/>
+          <w:szCs w:val="30"/>
+        </w:rPr>
+        <w:t>2.Application Software:</w:t>
+      </w:r>
+    </w:p>
+    <w:p>
+      <w:pPr>
+        <w:pStyle w:val="ListParagraph"/>
+        <w:numPr>
+          <w:ilvl w:val="0"/>
+          <w:numId w:val="2"/>
+        </w:numPr>
+        <w:jc w:val="both"/>
+        <w:rPr>
+          <w:rFonts w:ascii="Times New Roman" w:hAnsi="Times New Roman" w:cs="Times New Roman"/>
+          <w:sz w:val="30"/>
+          <w:szCs w:val="30"/>
+        </w:rPr>
+      </w:pPr>
+      <w:r>
+        <w:rPr>
+          <w:rFonts w:ascii="Times New Roman" w:hAnsi="Times New Roman" w:cs="Times New Roman"/>
+          <w:sz w:val="30"/>
+          <w:szCs w:val="30"/>
+        </w:rPr>
+        <w:t>It is built on top of System Software to preform specific task.</w:t>
+      </w:r>
+    </w:p>
+    <w:p>
+      <w:pPr>
+        <w:ind w:left="360"/>
+        <w:jc w:val="both"/>
+        <w:rPr>
+          <w:rFonts w:ascii="Times New Roman" w:hAnsi="Times New Roman" w:cs="Times New Roman"/>
+          <w:sz w:val="30"/>
+          <w:szCs w:val="30"/>
+        </w:rPr>
+      </w:pPr>
+      <w:r>
+        <w:rPr>
+          <w:rFonts w:ascii="Times New Roman" w:hAnsi="Times New Roman" w:cs="Times New Roman"/>
+          <w:sz w:val="30"/>
+          <w:szCs w:val="30"/>
+        </w:rPr>
+        <w:t>Types:</w:t>
+      </w:r>
+    </w:p>
+    <w:p>
+      <w:pPr>
+        <w:pStyle w:val="ListParagraph"/>
+        <w:numPr>
+          <w:ilvl w:val="0"/>
+          <w:numId w:val="6"/>
+        </w:numPr>
+        <w:jc w:val="both"/>
+        <w:rPr>
+          <w:rFonts w:ascii="Times New Roman" w:hAnsi="Times New Roman" w:cs="Times New Roman"/>
+          <w:sz w:val="30"/>
+          <w:szCs w:val="30"/>
+        </w:rPr>
+      </w:pPr>
+      <w:r>
+        <w:rPr>
+          <w:rFonts w:ascii="Times New Roman" w:hAnsi="Times New Roman" w:cs="Times New Roman"/>
+          <w:sz w:val="30"/>
+          <w:szCs w:val="30"/>
+        </w:rPr>
+        <w:t>Standalone Application:</w:t>
+      </w:r>
+    </w:p>
+    <w:p>
+      <w:pPr>
+        <w:pStyle w:val="ListParagraph"/>
+        <w:numPr>
+          <w:ilvl w:val="0"/>
+          <w:numId w:val="7"/>
+        </w:numPr>
+        <w:jc w:val="both"/>
+        <w:rPr>
+          <w:rFonts w:ascii="Times New Roman" w:hAnsi="Times New Roman" w:cs="Times New Roman"/>
+          <w:sz w:val="30"/>
+          <w:szCs w:val="30"/>
+        </w:rPr>
+      </w:pPr>
+      <w:r>
+        <w:rPr>
+          <w:rFonts w:ascii="Times New Roman" w:hAnsi="Times New Roman" w:cs="Times New Roman"/>
+          <w:sz w:val="30"/>
+          <w:szCs w:val="30"/>
+        </w:rPr>
+        <w:t xml:space="preserve">Works independently on a computer without </w:t>
+      </w:r>
+      <w:r>
+        <w:rPr>
+          <w:rFonts w:ascii="Times New Roman" w:hAnsi="Times New Roman" w:cs="Times New Roman"/>
+          <w:sz w:val="30"/>
+          <w:szCs w:val="30"/>
+        </w:rPr>
+        <w:t>requiring any</w:t>
+      </w:r>
+      <w:r>
+        <w:rPr>
+          <w:rFonts w:ascii="Times New Roman" w:hAnsi="Times New Roman" w:cs="Times New Roman"/>
+          <w:sz w:val="30"/>
+          <w:szCs w:val="30"/>
+        </w:rPr>
+        <w:t xml:space="preserve"> connection to the network or server</w:t>
+      </w:r>
+    </w:p>
+    <w:p>
+      <w:pPr>
+        <w:pStyle w:val="ListParagraph"/>
+        <w:numPr>
+          <w:ilvl w:val="0"/>
+          <w:numId w:val="7"/>
+        </w:numPr>
+        <w:jc w:val="both"/>
+        <w:rPr>
+          <w:rFonts w:ascii="Times New Roman" w:hAnsi="Times New Roman" w:cs="Times New Roman"/>
+          <w:sz w:val="30"/>
+          <w:szCs w:val="30"/>
+        </w:rPr>
+      </w:pPr>
+      <w:r>
+        <w:rPr>
+          <w:rFonts w:ascii="Times New Roman" w:hAnsi="Times New Roman" w:cs="Times New Roman"/>
+          <w:sz w:val="30"/>
+          <w:szCs w:val="30"/>
+        </w:rPr>
+        <w:t>Installed directly on the system</w:t>
+      </w:r>
+    </w:p>
+    <w:p>
+      <w:pPr>
+        <w:pStyle w:val="ListParagraph"/>
+        <w:numPr>
+          <w:ilvl w:val="0"/>
+          <w:numId w:val="6"/>
+        </w:numPr>
+        <w:jc w:val="both"/>
+        <w:rPr>
+          <w:rFonts w:ascii="Times New Roman" w:hAnsi="Times New Roman" w:cs="Times New Roman"/>
+          <w:sz w:val="30"/>
+          <w:szCs w:val="30"/>
+        </w:rPr>
+      </w:pPr>
+      <w:r>
+        <w:rPr>
+          <w:rFonts w:ascii="Times New Roman" w:hAnsi="Times New Roman" w:cs="Times New Roman"/>
+          <w:sz w:val="30"/>
+          <w:szCs w:val="30"/>
+        </w:rPr>
+        <w:t>Web Application:</w:t>
+      </w:r>
+    </w:p>
+    <w:p>
+      <w:pPr>
+        <w:pStyle w:val="ListParagraph"/>
+        <w:numPr>
+          <w:ilvl w:val="0"/>
+          <w:numId w:val="8"/>
+        </w:numPr>
+        <w:jc w:val="both"/>
+        <w:rPr>
+          <w:rFonts w:ascii="Times New Roman" w:hAnsi="Times New Roman" w:cs="Times New Roman"/>
+          <w:sz w:val="30"/>
+          <w:szCs w:val="30"/>
+        </w:rPr>
+      </w:pPr>
+      <w:r>
+        <w:rPr>
+          <w:rFonts w:ascii="Times New Roman" w:hAnsi="Times New Roman" w:cs="Times New Roman"/>
+          <w:sz w:val="30"/>
+          <w:szCs w:val="30"/>
+        </w:rPr>
+        <w:t xml:space="preserve">The applications </w:t>
+      </w:r>
+      <w:r>
+        <w:rPr>
+          <w:rFonts w:ascii="Times New Roman" w:hAnsi="Times New Roman" w:cs="Times New Roman"/>
+          <w:sz w:val="30"/>
+          <w:szCs w:val="30"/>
+        </w:rPr>
+        <w:t>require</w:t>
+      </w:r>
+      <w:r>
+        <w:rPr>
+          <w:rFonts w:ascii="Times New Roman" w:hAnsi="Times New Roman" w:cs="Times New Roman"/>
+          <w:sz w:val="30"/>
+          <w:szCs w:val="30"/>
+        </w:rPr>
+        <w:t xml:space="preserve"> internet connection and accessed through a web browser, no installation </w:t>
+      </w:r>
+      <w:r>
+        <w:rPr>
+          <w:rFonts w:ascii="Times New Roman" w:hAnsi="Times New Roman" w:cs="Times New Roman"/>
+          <w:sz w:val="30"/>
+          <w:szCs w:val="30"/>
+        </w:rPr>
+        <w:t>required</w:t>
+      </w:r>
+    </w:p>
+    <w:p>
+      <w:pPr>
+        <w:pStyle w:val="ListParagraph"/>
+        <w:numPr>
+          <w:ilvl w:val="0"/>
+          <w:numId w:val="6"/>
+        </w:numPr>
+        <w:jc w:val="both"/>
+        <w:rPr>
+          <w:rFonts w:ascii="Times New Roman" w:hAnsi="Times New Roman" w:cs="Times New Roman"/>
+          <w:sz w:val="30"/>
+          <w:szCs w:val="30"/>
+        </w:rPr>
+      </w:pPr>
+      <w:r>
+        <w:rPr>
+          <w:rFonts w:ascii="Times New Roman" w:hAnsi="Times New Roman" w:cs="Times New Roman"/>
+          <w:sz w:val="30"/>
+          <w:szCs w:val="30"/>
+        </w:rPr>
+        <w:t>Desktop Application:</w:t>
+      </w:r>
+    </w:p>
+    <w:p>
+      <w:pPr>
+        <w:pStyle w:val="ListParagraph"/>
+        <w:numPr>
+          <w:ilvl w:val="0"/>
+          <w:numId w:val="8"/>
+        </w:numPr>
+        <w:jc w:val="both"/>
+        <w:rPr>
+          <w:rFonts w:ascii="Times New Roman" w:hAnsi="Times New Roman" w:cs="Times New Roman"/>
+          <w:sz w:val="30"/>
+          <w:szCs w:val="30"/>
+        </w:rPr>
+      </w:pPr>
+      <w:r>
+        <w:rPr>
+          <w:rFonts w:ascii="Times New Roman" w:hAnsi="Times New Roman" w:cs="Times New Roman"/>
+          <w:sz w:val="30"/>
+          <w:szCs w:val="30"/>
+        </w:rPr>
+        <w:t xml:space="preserve">Installed and run on a desktop or laptop </w:t>
+      </w:r>
+    </w:p>
+    <w:p>
+      <w:pPr>
+        <w:pStyle w:val="ListParagraph"/>
+        <w:numPr>
+          <w:ilvl w:val="0"/>
+          <w:numId w:val="8"/>
+        </w:numPr>
+        <w:jc w:val="both"/>
+        <w:rPr>
+          <w:rFonts w:ascii="Times New Roman" w:hAnsi="Times New Roman" w:cs="Times New Roman"/>
+          <w:sz w:val="30"/>
+          <w:szCs w:val="30"/>
+        </w:rPr>
+      </w:pPr>
+      <w:r>
+        <w:rPr>
+          <w:rFonts w:ascii="Times New Roman" w:hAnsi="Times New Roman" w:cs="Times New Roman"/>
+          <w:sz w:val="30"/>
+          <w:szCs w:val="30"/>
+        </w:rPr>
+        <w:t>May work online or offline</w:t>
+      </w:r>
+    </w:p>
+    <w:p>
+      <w:pPr>
+        <w:pStyle w:val="ListParagraph"/>
+        <w:numPr>
+          <w:ilvl w:val="0"/>
+          <w:numId w:val="6"/>
+        </w:numPr>
+        <w:jc w:val="both"/>
+        <w:rPr>
+          <w:rFonts w:ascii="Times New Roman" w:hAnsi="Times New Roman" w:cs="Times New Roman"/>
+          <w:sz w:val="30"/>
+          <w:szCs w:val="30"/>
+        </w:rPr>
+      </w:pPr>
+      <w:r>
+        <w:rPr>
+          <w:rFonts w:ascii="Times New Roman" w:hAnsi="Times New Roman" w:cs="Times New Roman"/>
+          <w:sz w:val="30"/>
+          <w:szCs w:val="30"/>
+        </w:rPr>
+        <w:t>Mobile Application:</w:t>
+      </w:r>
+    </w:p>
+    <w:p>
+      <w:pPr>
+        <w:pStyle w:val="ListParagraph"/>
+        <w:numPr>
+          <w:ilvl w:val="0"/>
+          <w:numId w:val="12"/>
+        </w:numPr>
+        <w:jc w:val="both"/>
+        <w:rPr>
+          <w:rFonts w:ascii="Times New Roman" w:hAnsi="Times New Roman" w:cs="Times New Roman"/>
+          <w:sz w:val="30"/>
+          <w:szCs w:val="30"/>
+        </w:rPr>
+      </w:pPr>
+      <w:r>
+        <w:rPr>
+          <w:rFonts w:ascii="Times New Roman" w:hAnsi="Times New Roman" w:cs="Times New Roman"/>
+          <w:sz w:val="30"/>
+          <w:szCs w:val="30"/>
+        </w:rPr>
+        <w:t>Designed for Smartphones and tablets.</w:t>
+      </w:r>
+    </w:p>
+    <w:p>
+      <w:pPr>
+        <w:pStyle w:val="ListParagraph"/>
+        <w:numPr>
+          <w:ilvl w:val="0"/>
+          <w:numId w:val="12"/>
+        </w:numPr>
+        <w:jc w:val="both"/>
+        <w:rPr>
+          <w:rFonts w:ascii="Times New Roman" w:hAnsi="Times New Roman" w:cs="Times New Roman"/>
+          <w:sz w:val="30"/>
+          <w:szCs w:val="30"/>
+        </w:rPr>
+      </w:pPr>
+      <w:r>
+        <w:rPr>
+          <w:rFonts w:ascii="Times New Roman" w:hAnsi="Times New Roman" w:cs="Times New Roman"/>
+          <w:sz w:val="30"/>
+          <w:szCs w:val="30"/>
+        </w:rPr>
+        <w:t>Requires Installation</w:t>
+      </w:r>
+    </w:p>
+    <w:p>
+      <w:pPr>
+        <w:jc w:val="both"/>
+        <w:rPr>
+          <w:rFonts w:ascii="Times New Roman" w:hAnsi="Times New Roman" w:cs="Times New Roman"/>
+          <w:sz w:val="30"/>
+          <w:szCs w:val="30"/>
+        </w:rPr>
+      </w:pPr>
+      <w:r>
+        <w:rPr>
+          <w:rFonts w:ascii="Times New Roman" w:hAnsi="Times New Roman" w:cs="Times New Roman"/>
+          <w:b/>
+          <w:bCs/>
+          <w:sz w:val="30"/>
+          <w:szCs w:val="30"/>
+        </w:rPr>
+        <w:t>Platform:</w:t>
+      </w:r>
+    </w:p>
+    <w:p>
+      <w:pPr>
+        <w:jc w:val="both"/>
+        <w:rPr>
+          <w:rFonts w:ascii="Times New Roman" w:hAnsi="Times New Roman" w:cs="Times New Roman"/>
+          <w:sz w:val="30"/>
+          <w:szCs w:val="30"/>
+        </w:rPr>
+      </w:pPr>
+      <w:r>
+        <w:rPr>
+          <w:rFonts w:ascii="Times New Roman" w:hAnsi="Times New Roman" w:cs="Times New Roman"/>
+          <w:sz w:val="30"/>
+          <w:szCs w:val="30"/>
+        </w:rPr>
+        <w:t>"A platform is an environment or foundation on which software applications are developed, deployed, and executed."</w:t>
+      </w:r>
+    </w:p>
+    <w:p>
+      <w:pPr>
+        <w:jc w:val="both"/>
+        <w:rPr>
+          <w:rFonts w:ascii="Times New Roman" w:hAnsi="Times New Roman" w:cs="Times New Roman"/>
+          <w:sz w:val="30"/>
+          <w:szCs w:val="30"/>
+        </w:rPr>
+      </w:pPr>
+      <w:r>
+        <w:rPr>
+          <w:rFonts w:ascii="Times New Roman" w:hAnsi="Times New Roman" w:cs="Times New Roman"/>
+          <w:sz w:val="30"/>
+          <w:szCs w:val="30"/>
+        </w:rPr>
+        <w:lastRenderedPageBreak/>
+        <w:t>A platform is a place where an application can run.</w:t>
+      </w:r>
+    </w:p>
+    <w:p>
+      <w:pPr>
+        <w:jc w:val="both"/>
+        <w:rPr>
+          <w:rFonts w:ascii="Times New Roman" w:hAnsi="Times New Roman" w:cs="Times New Roman"/>
+          <w:sz w:val="30"/>
+          <w:szCs w:val="30"/>
+        </w:rPr>
+      </w:pPr>
+      <w:r>
+        <w:rPr>
+          <w:rFonts w:ascii="Times New Roman" w:hAnsi="Times New Roman" w:cs="Times New Roman"/>
+          <w:sz w:val="30"/>
+          <w:szCs w:val="30"/>
+        </w:rPr>
+        <w:t>Just like a house needs land to be built on, software needs a platform to run on.</w:t>
+      </w:r>
+    </w:p>
+    <w:p>
+      <w:pPr>
+        <w:jc w:val="both"/>
+        <w:rPr>
+          <w:rFonts w:ascii="Times New Roman" w:hAnsi="Times New Roman" w:cs="Times New Roman"/>
+          <w:b/>
+          <w:bCs/>
+          <w:sz w:val="30"/>
+          <w:szCs w:val="30"/>
+        </w:rPr>
+      </w:pPr>
+      <w:r>
+        <w:rPr>
+          <w:rFonts w:ascii="Times New Roman" w:hAnsi="Times New Roman" w:cs="Times New Roman"/>
+          <w:b/>
+          <w:bCs/>
+          <w:sz w:val="30"/>
+          <w:szCs w:val="30"/>
+        </w:rPr>
+        <w:t>"A platform is the hardware or software environment where an application runs."</w:t>
+      </w:r>
+    </w:p>
+    <w:p>
+      <w:pPr>
+        <w:jc w:val="both"/>
+        <w:rPr>
+          <w:rFonts w:ascii="Times New Roman" w:hAnsi="Times New Roman" w:cs="Times New Roman"/>
+          <w:b/>
+          <w:bCs/>
+          <w:sz w:val="30"/>
+          <w:szCs w:val="30"/>
+        </w:rPr>
+      </w:pPr>
+      <w:r>
+        <w:rPr>
+          <w:rFonts w:ascii="Times New Roman" w:hAnsi="Times New Roman" w:cs="Times New Roman"/>
+          <w:b/>
+          <w:bCs/>
+          <w:sz w:val="30"/>
+          <w:szCs w:val="30"/>
+        </w:rPr>
+        <w:t>What do u mean by Programs:</w:t>
+      </w:r>
+    </w:p>
+    <w:p>
+      <w:pPr>
+        <w:jc w:val="both"/>
+        <w:rPr>
+          <w:rFonts w:ascii="Times New Roman" w:hAnsi="Times New Roman" w:cs="Times New Roman"/>
+          <w:sz w:val="30"/>
+          <w:szCs w:val="30"/>
+        </w:rPr>
+      </w:pPr>
+      <w:r>
+        <w:rPr>
+          <w:rFonts w:ascii="Times New Roman" w:hAnsi="Times New Roman" w:cs="Times New Roman"/>
+          <w:sz w:val="30"/>
+          <w:szCs w:val="30"/>
+        </w:rPr>
+        <w:t>Set of Instruction/Commands to a machine/platform specifying how to do a particular task using programming language.</w:t>
+      </w:r>
+    </w:p>
+    <w:p>
+      <w:pPr>
+        <w:jc w:val="both"/>
+        <w:rPr>
+          <w:rFonts w:ascii="Times New Roman" w:hAnsi="Times New Roman" w:cs="Times New Roman"/>
           <w:sz w:val="30"/>
           <w:szCs w:val="30"/>
         </w:rPr>
@@ -169,13 +853,6 @@
       <w:pPr>
         <w:rPr>
           <w:rFonts w:ascii="Times New Roman" w:hAnsi="Times New Roman" w:cs="Times New Roman"/>
-        </w:rPr>
-      </w:pPr>
-    </w:p>
-    <w:p>
-      <w:pPr>
-        <w:rPr>
-          <w:rFonts w:ascii="Times New Roman" w:hAnsi="Times New Roman" w:cs="Times New Roman"/>
           <w:b/>
           <w:bCs/>
           <w:sz w:val="28"/>
@@ -212,6 +889,674 @@
           <w:rFonts w:ascii="Times New Roman" w:hAnsi="Times New Roman" w:cs="Times New Roman"/>
           <w:b/>
           <w:bCs/>
+        </w:rPr>
+      </w:pPr>
+      <w:r>
+        <w:rPr>
+          <w:rFonts w:ascii="Times New Roman" w:hAnsi="Times New Roman" w:cs="Times New Roman"/>
+          <w:b/>
+          <w:bCs/>
+        </w:rPr>
+        <w:t>Features:</w:t>
+      </w:r>
+    </w:p>
+    <w:p>
+      <w:pPr>
+        <w:rPr>
+          <w:rFonts w:ascii="Times New Roman" w:hAnsi="Times New Roman" w:cs="Times New Roman"/>
+          <w:b/>
+          <w:bCs/>
+        </w:rPr>
+      </w:pPr>
+      <w:r>
+        <w:rPr>
+          <w:rFonts w:ascii="Times New Roman" w:hAnsi="Times New Roman" w:cs="Times New Roman"/>
+        </w:rPr>
+        <w:t>"Python is a high-level, interpreted, object-oriented programming language known for its simple syntax, readability, and wide range of applications such as web development, data science, automation, and AI."</w:t>
+      </w:r>
+    </w:p>
+    <w:p>
+      <w:pPr>
+        <w:rPr>
+          <w:rFonts w:ascii="Times New Roman" w:hAnsi="Times New Roman" w:cs="Times New Roman"/>
+          <w:i/>
+          <w:iCs/>
+          <w:u w:val="single"/>
+        </w:rPr>
+      </w:pPr>
+      <w:r>
+        <w:rPr>
+          <w:rFonts w:ascii="Times New Roman" w:hAnsi="Times New Roman" w:cs="Times New Roman"/>
+          <w:b/>
+          <w:bCs/>
+          <w:i/>
+          <w:iCs/>
+          <w:u w:val="single"/>
+        </w:rPr>
+        <w:lastRenderedPageBreak/>
+        <w:t>"High-level, mid-level, and low-level languages refer to how close a programming language is to human language versus computer hardware."</w:t>
+      </w:r>
+    </w:p>
+    <w:p>
+      <w:pPr>
+        <w:rPr>
+          <w:rFonts w:ascii="Times New Roman" w:hAnsi="Times New Roman" w:cs="Times New Roman"/>
+          <w:b/>
+          <w:bCs/>
+        </w:rPr>
+      </w:pPr>
+      <w:r>
+        <w:rPr>
+          <w:rFonts w:ascii="Times New Roman" w:hAnsi="Times New Roman" w:cs="Times New Roman"/>
+          <w:b/>
+          <w:bCs/>
+        </w:rPr>
+        <w:t>1. High-Level Language</w:t>
+      </w:r>
+    </w:p>
+    <w:p>
+      <w:pPr>
+        <w:numPr>
+          <w:ilvl w:val="0"/>
+          <w:numId w:val="13"/>
+        </w:numPr>
+        <w:rPr>
+          <w:rFonts w:ascii="Times New Roman" w:hAnsi="Times New Roman" w:cs="Times New Roman"/>
+        </w:rPr>
+      </w:pPr>
+      <w:r>
+        <w:rPr>
+          <w:rFonts w:ascii="Times New Roman" w:hAnsi="Times New Roman" w:cs="Times New Roman"/>
+        </w:rPr>
+        <w:t xml:space="preserve">Easy for humans to read and write. </w:t>
+      </w:r>
+    </w:p>
+    <w:p>
+      <w:pPr>
+        <w:numPr>
+          <w:ilvl w:val="0"/>
+          <w:numId w:val="13"/>
+        </w:numPr>
+        <w:rPr>
+          <w:rFonts w:ascii="Times New Roman" w:hAnsi="Times New Roman" w:cs="Times New Roman"/>
+        </w:rPr>
+      </w:pPr>
+      <w:r>
+        <w:rPr>
+          <w:rFonts w:ascii="Times New Roman" w:hAnsi="Times New Roman" w:cs="Times New Roman"/>
+        </w:rPr>
+        <w:t xml:space="preserve">Uses English-like syntax. </w:t>
+      </w:r>
+    </w:p>
+    <w:p>
+      <w:pPr>
+        <w:numPr>
+          <w:ilvl w:val="0"/>
+          <w:numId w:val="13"/>
+        </w:numPr>
+        <w:rPr>
+          <w:rFonts w:ascii="Times New Roman" w:hAnsi="Times New Roman" w:cs="Times New Roman"/>
+        </w:rPr>
+      </w:pPr>
+      <w:r>
+        <w:rPr>
+          <w:rFonts w:ascii="Times New Roman" w:hAnsi="Times New Roman" w:cs="Times New Roman"/>
+        </w:rPr>
+        <w:t xml:space="preserve">Hides hardware details. </w:t>
+      </w:r>
+    </w:p>
+    <w:p>
+      <w:pPr>
+        <w:rPr>
+          <w:rFonts w:ascii="Times New Roman" w:hAnsi="Times New Roman" w:cs="Times New Roman"/>
+        </w:rPr>
+      </w:pPr>
+      <w:r>
+        <w:rPr>
+          <w:rFonts w:ascii="Times New Roman" w:hAnsi="Times New Roman" w:cs="Times New Roman"/>
+          <w:b/>
+          <w:bCs/>
+        </w:rPr>
+        <w:t>Examples:</w:t>
+      </w:r>
+    </w:p>
+    <w:p>
+      <w:pPr>
+        <w:numPr>
+          <w:ilvl w:val="0"/>
+          <w:numId w:val="14"/>
+        </w:numPr>
+        <w:rPr>
+          <w:rFonts w:ascii="Times New Roman" w:hAnsi="Times New Roman" w:cs="Times New Roman"/>
+        </w:rPr>
+      </w:pPr>
+      <w:r>
+        <w:rPr>
+          <w:rFonts w:ascii="Times New Roman" w:hAnsi="Times New Roman" w:cs="Times New Roman"/>
+        </w:rPr>
+        <w:t xml:space="preserve">Python </w:t>
+      </w:r>
+    </w:p>
+    <w:p>
+      <w:pPr>
+        <w:numPr>
+          <w:ilvl w:val="0"/>
+          <w:numId w:val="14"/>
+        </w:numPr>
+        <w:rPr>
+          <w:rFonts w:ascii="Times New Roman" w:hAnsi="Times New Roman" w:cs="Times New Roman"/>
+        </w:rPr>
+      </w:pPr>
+      <w:r>
+        <w:rPr>
+          <w:rFonts w:ascii="Times New Roman" w:hAnsi="Times New Roman" w:cs="Times New Roman"/>
+        </w:rPr>
+        <w:t xml:space="preserve">Java </w:t>
+      </w:r>
+    </w:p>
+    <w:p>
+      <w:pPr>
+        <w:rPr>
+          <w:rFonts w:ascii="Times New Roman" w:hAnsi="Times New Roman" w:cs="Times New Roman"/>
+          <w:b/>
+          <w:bCs/>
+        </w:rPr>
+      </w:pPr>
+      <w:r>
+        <w:rPr>
+          <w:rFonts w:ascii="Times New Roman" w:hAnsi="Times New Roman" w:cs="Times New Roman"/>
+          <w:b/>
+          <w:bCs/>
+        </w:rPr>
+        <w:t>2. Mid-Level Language</w:t>
+      </w:r>
+    </w:p>
+    <w:p>
+      <w:pPr>
+        <w:numPr>
+          <w:ilvl w:val="0"/>
+          <w:numId w:val="15"/>
+        </w:numPr>
+        <w:rPr>
+          <w:rFonts w:ascii="Times New Roman" w:hAnsi="Times New Roman" w:cs="Times New Roman"/>
+        </w:rPr>
+      </w:pPr>
+      <w:r>
+        <w:rPr>
+          <w:rFonts w:ascii="Times New Roman" w:hAnsi="Times New Roman" w:cs="Times New Roman"/>
+        </w:rPr>
+        <w:t xml:space="preserve">Combines features of both high-level and low-level languages. </w:t>
+      </w:r>
+    </w:p>
+    <w:p>
+      <w:pPr>
+        <w:rPr>
+          <w:rFonts w:ascii="Times New Roman" w:hAnsi="Times New Roman" w:cs="Times New Roman"/>
+        </w:rPr>
+      </w:pPr>
+      <w:r>
+        <w:rPr>
+          <w:rFonts w:ascii="Times New Roman" w:hAnsi="Times New Roman" w:cs="Times New Roman"/>
+          <w:b/>
+          <w:bCs/>
+        </w:rPr>
+        <w:t>Example:</w:t>
+      </w:r>
+    </w:p>
+    <w:p>
+      <w:pPr>
+        <w:numPr>
+          <w:ilvl w:val="0"/>
+          <w:numId w:val="16"/>
+        </w:numPr>
+        <w:rPr>
+          <w:rFonts w:ascii="Times New Roman" w:hAnsi="Times New Roman" w:cs="Times New Roman"/>
+        </w:rPr>
+      </w:pPr>
+      <w:r>
+        <w:rPr>
+          <w:rFonts w:ascii="Times New Roman" w:hAnsi="Times New Roman" w:cs="Times New Roman"/>
+        </w:rPr>
+        <w:t xml:space="preserve">C </w:t>
+      </w:r>
+    </w:p>
+    <w:p>
+      <w:pPr>
+        <w:rPr>
+          <w:rFonts w:ascii="Times New Roman" w:hAnsi="Times New Roman" w:cs="Times New Roman"/>
+          <w:b/>
+          <w:bCs/>
+        </w:rPr>
+      </w:pPr>
+      <w:r>
+        <w:rPr>
+          <w:rFonts w:ascii="Times New Roman" w:hAnsi="Times New Roman" w:cs="Times New Roman"/>
+          <w:b/>
+          <w:bCs/>
+        </w:rPr>
+        <w:t>3. Low-Level Language</w:t>
+      </w:r>
+    </w:p>
+    <w:p>
+      <w:pPr>
+        <w:numPr>
+          <w:ilvl w:val="0"/>
+          <w:numId w:val="17"/>
+        </w:numPr>
+        <w:rPr>
+          <w:rFonts w:ascii="Times New Roman" w:hAnsi="Times New Roman" w:cs="Times New Roman"/>
+        </w:rPr>
+      </w:pPr>
+      <w:r>
+        <w:rPr>
+          <w:rFonts w:ascii="Times New Roman" w:hAnsi="Times New Roman" w:cs="Times New Roman"/>
+        </w:rPr>
+        <w:t xml:space="preserve">Very close to the computer's hardware. </w:t>
+      </w:r>
+    </w:p>
+    <w:p>
+      <w:pPr>
+        <w:numPr>
+          <w:ilvl w:val="0"/>
+          <w:numId w:val="17"/>
+        </w:numPr>
+        <w:rPr>
+          <w:rFonts w:ascii="Times New Roman" w:hAnsi="Times New Roman" w:cs="Times New Roman"/>
+        </w:rPr>
+      </w:pPr>
+      <w:r>
+        <w:rPr>
+          <w:rFonts w:ascii="Times New Roman" w:hAnsi="Times New Roman" w:cs="Times New Roman"/>
+        </w:rPr>
+        <w:t xml:space="preserve">Difficult for humans to read and write. </w:t>
+      </w:r>
+    </w:p>
+    <w:p>
+      <w:pPr>
+        <w:numPr>
+          <w:ilvl w:val="0"/>
+          <w:numId w:val="17"/>
+        </w:numPr>
+        <w:rPr>
+          <w:rFonts w:ascii="Times New Roman" w:hAnsi="Times New Roman" w:cs="Times New Roman"/>
+        </w:rPr>
+      </w:pPr>
+      <w:r>
+        <w:rPr>
+          <w:rFonts w:ascii="Times New Roman" w:hAnsi="Times New Roman" w:cs="Times New Roman"/>
+        </w:rPr>
+        <w:t xml:space="preserve">Faster execution and more hardware control. </w:t>
+      </w:r>
+    </w:p>
+    <w:p>
+      <w:pPr>
+        <w:rPr>
+          <w:rFonts w:ascii="Times New Roman" w:hAnsi="Times New Roman" w:cs="Times New Roman"/>
+        </w:rPr>
+      </w:pPr>
+      <w:r>
+        <w:rPr>
+          <w:rFonts w:ascii="Times New Roman" w:hAnsi="Times New Roman" w:cs="Times New Roman"/>
+          <w:b/>
+          <w:bCs/>
+        </w:rPr>
+        <w:t>Examples:</w:t>
+      </w:r>
+    </w:p>
+    <w:p>
+      <w:pPr>
+        <w:numPr>
+          <w:ilvl w:val="0"/>
+          <w:numId w:val="18"/>
+        </w:numPr>
+        <w:rPr>
+          <w:rFonts w:ascii="Times New Roman" w:hAnsi="Times New Roman" w:cs="Times New Roman"/>
+        </w:rPr>
+      </w:pPr>
+      <w:r>
+        <w:rPr>
+          <w:rFonts w:ascii="Times New Roman" w:hAnsi="Times New Roman" w:cs="Times New Roman"/>
+        </w:rPr>
+        <w:t xml:space="preserve">Assembly Language </w:t>
+      </w:r>
+    </w:p>
+    <w:p>
+      <w:pPr>
+        <w:numPr>
+          <w:ilvl w:val="0"/>
+          <w:numId w:val="18"/>
+        </w:numPr>
+        <w:rPr>
+          <w:rFonts w:ascii="Times New Roman" w:hAnsi="Times New Roman" w:cs="Times New Roman"/>
+        </w:rPr>
+      </w:pPr>
+      <w:r>
+        <w:rPr>
+          <w:rFonts w:ascii="Times New Roman" w:hAnsi="Times New Roman" w:cs="Times New Roman"/>
+        </w:rPr>
+        <w:t>Machine Language</w:t>
+      </w:r>
+    </w:p>
+    <w:p>
+      <w:pPr>
+        <w:rPr>
+          <w:rFonts w:ascii="Times New Roman" w:hAnsi="Times New Roman" w:cs="Times New Roman"/>
+        </w:rPr>
+      </w:pPr>
+      <w:r>
+        <w:rPr>
+          <w:rFonts w:ascii="Times New Roman" w:hAnsi="Times New Roman" w:cs="Times New Roman"/>
+        </w:rPr>
+        <w:t>"High-level languages are closer to human language, low-level languages are closer to machine language, and mid-level languages provide a balance between both."</w:t>
+      </w:r>
+    </w:p>
+    <w:p>
+      <w:pPr>
+        <w:rPr>
+          <w:rFonts w:ascii="Times New Roman" w:hAnsi="Times New Roman" w:cs="Times New Roman"/>
+        </w:rPr>
+      </w:pPr>
+      <w:r>
+        <w:rPr>
+          <w:rFonts w:ascii="Times New Roman" w:hAnsi="Times New Roman" w:cs="Times New Roman"/>
+          <w:b/>
+          <w:bCs/>
+        </w:rPr>
+        <w:t>Bytecode is an intermediate code generated after compiling source code. It is not fully machine code and not human-readable source code either.</w:t>
+      </w:r>
+    </w:p>
+    <w:p>
+      <w:pPr>
+        <w:rPr>
+          <w:rFonts w:ascii="Times New Roman" w:hAnsi="Times New Roman" w:cs="Times New Roman"/>
+        </w:rPr>
+      </w:pPr>
+      <w:r>
+        <w:rPr>
+          <w:rFonts w:ascii="Times New Roman" w:hAnsi="Times New Roman" w:cs="Times New Roman"/>
+        </w:rPr>
+        <w:t xml:space="preserve">Because it lies </w:t>
+      </w:r>
+      <w:r>
+        <w:rPr>
+          <w:rFonts w:ascii="Times New Roman" w:hAnsi="Times New Roman" w:cs="Times New Roman"/>
+          <w:b/>
+          <w:bCs/>
+        </w:rPr>
+        <w:t>between high-level code and machine code</w:t>
+      </w:r>
+      <w:r>
+        <w:rPr>
+          <w:rFonts w:ascii="Times New Roman" w:hAnsi="Times New Roman" w:cs="Times New Roman"/>
+        </w:rPr>
+        <w:t xml:space="preserve">, people often refer to bytecode as </w:t>
+      </w:r>
+      <w:r>
+        <w:rPr>
+          <w:rFonts w:ascii="Times New Roman" w:hAnsi="Times New Roman" w:cs="Times New Roman"/>
+          <w:b/>
+          <w:bCs/>
+        </w:rPr>
+        <w:t>mid-level or intermediate-level code</w:t>
+      </w:r>
+      <w:r>
+        <w:rPr>
+          <w:rFonts w:ascii="Times New Roman" w:hAnsi="Times New Roman" w:cs="Times New Roman"/>
+        </w:rPr>
+        <w:t>.</w:t>
+      </w:r>
+    </w:p>
+    <w:p>
+      <w:pPr>
+        <w:rPr>
+          <w:rFonts w:ascii="Times New Roman" w:hAnsi="Times New Roman" w:cs="Times New Roman"/>
+          <w:b/>
+          <w:bCs/>
+          <w:i/>
+          <w:iCs/>
+          <w:u w:val="single"/>
+        </w:rPr>
+      </w:pPr>
+      <w:r>
+        <w:rPr>
+          <w:rFonts w:ascii="Times New Roman" w:hAnsi="Times New Roman" w:cs="Times New Roman"/>
+          <w:b/>
+          <w:bCs/>
+          <w:i/>
+          <w:iCs/>
+          <w:u w:val="single"/>
+        </w:rPr>
+        <w:t>"An interpreted language is a language in which the code is executed line by line by an interpreter, instead of being converted into machine code all at once before execution."</w:t>
+      </w:r>
+    </w:p>
+    <w:p>
+      <w:pPr>
+        <w:rPr>
+          <w:rFonts w:ascii="Times New Roman" w:hAnsi="Times New Roman" w:cs="Times New Roman"/>
+          <w:b/>
+          <w:bCs/>
+        </w:rPr>
+      </w:pPr>
+      <w:r>
+        <w:rPr>
+          <w:rFonts w:ascii="Times New Roman" w:hAnsi="Times New Roman" w:cs="Times New Roman"/>
+          <w:b/>
+          <w:bCs/>
+        </w:rPr>
+        <w:t>O</w:t>
+      </w:r>
+      <w:r>
+        <w:rPr>
+          <w:rFonts w:ascii="Times New Roman" w:hAnsi="Times New Roman" w:cs="Times New Roman"/>
+          <w:b/>
+          <w:bCs/>
+        </w:rPr>
+        <w:t xml:space="preserve">bject Oriented Programming:  </w:t>
+      </w:r>
+    </w:p>
+    <w:p>
+      <w:pPr>
+        <w:rPr>
+          <w:rFonts w:ascii="Times New Roman" w:hAnsi="Times New Roman" w:cs="Times New Roman"/>
+        </w:rPr>
+      </w:pPr>
+      <w:r>
+        <w:rPr>
+          <w:rFonts w:ascii="Times New Roman" w:hAnsi="Times New Roman" w:cs="Times New Roman"/>
+        </w:rPr>
+        <w:t>"OOP is a programming Method that organizes code using objects and classes. It helps in code reusability, maintainability, and modularity."</w:t>
+      </w:r>
+    </w:p>
+    <w:p>
+      <w:pPr>
+        <w:rPr>
+          <w:rFonts w:ascii="Times New Roman" w:hAnsi="Times New Roman" w:cs="Times New Roman"/>
+        </w:rPr>
+      </w:pPr>
+      <w:r>
+        <w:rPr>
+          <w:rFonts w:ascii="Times New Roman" w:hAnsi="Times New Roman" w:cs="Times New Roman"/>
+        </w:rPr>
+        <w:lastRenderedPageBreak/>
+        <w:t>Python is an object-oriented language where almost everything is an object, including integers, strings, lists, functions, and classes. Every object has its own attributes and methods.</w:t>
+      </w:r>
+    </w:p>
+    <w:p>
+      <w:pPr>
+        <w:pStyle w:val="ListParagraph"/>
+        <w:numPr>
+          <w:ilvl w:val="0"/>
+          <w:numId w:val="19"/>
+        </w:numPr>
+        <w:rPr>
+          <w:rFonts w:ascii="Times New Roman" w:hAnsi="Times New Roman" w:cs="Times New Roman"/>
+        </w:rPr>
+      </w:pPr>
+      <w:r>
+        <w:rPr>
+          <w:rFonts w:ascii="Times New Roman" w:hAnsi="Times New Roman" w:cs="Times New Roman"/>
+        </w:rPr>
+        <w:t>For built-in objects like strings, lists, and integers, properties are usually hidden internally.</w:t>
+      </w:r>
+    </w:p>
+    <w:p>
+      <w:pPr>
+        <w:pStyle w:val="ListParagraph"/>
+        <w:numPr>
+          <w:ilvl w:val="0"/>
+          <w:numId w:val="19"/>
+        </w:numPr>
+        <w:rPr>
+          <w:rFonts w:ascii="Times New Roman" w:hAnsi="Times New Roman" w:cs="Times New Roman"/>
+        </w:rPr>
+      </w:pPr>
+      <w:r>
+        <w:rPr>
+          <w:rFonts w:ascii="Times New Roman" w:hAnsi="Times New Roman" w:cs="Times New Roman"/>
+        </w:rPr>
+        <w:t>For user-defined classes, properties are easy to see:</w:t>
+      </w:r>
+    </w:p>
+    <w:p>
+      <w:pPr>
+        <w:ind w:left="360"/>
+        <w:rPr>
+          <w:rFonts w:ascii="Times New Roman" w:hAnsi="Times New Roman" w:cs="Times New Roman"/>
+        </w:rPr>
+      </w:pPr>
+      <w:r>
+        <w:rPr>
+          <w:rFonts w:ascii="Times New Roman" w:hAnsi="Times New Roman" w:cs="Times New Roman"/>
+        </w:rPr>
+        <w:t xml:space="preserve">Ex: </w:t>
+      </w:r>
+      <w:r>
+        <w:rPr>
+          <w:rFonts w:ascii="Times New Roman" w:hAnsi="Times New Roman" w:cs="Times New Roman"/>
+        </w:rPr>
+        <w:t>student.name</w:t>
+      </w:r>
+      <w:r>
+        <w:rPr>
+          <w:rFonts w:ascii="Times New Roman" w:hAnsi="Times New Roman" w:cs="Times New Roman"/>
+        </w:rPr>
+        <w:br/>
+      </w:r>
+      <w:r>
+        <w:rPr>
+          <w:rFonts w:ascii="Times New Roman" w:hAnsi="Times New Roman" w:cs="Times New Roman"/>
+        </w:rPr>
+        <w:t xml:space="preserve">       </w:t>
+      </w:r>
+      <w:r>
+        <w:rPr>
+          <w:rFonts w:ascii="Times New Roman" w:hAnsi="Times New Roman" w:cs="Times New Roman"/>
+        </w:rPr>
+        <w:t>student.age</w:t>
+      </w:r>
+    </w:p>
+    <w:p>
+      <w:pPr>
+        <w:rPr>
+          <w:rFonts w:ascii="Times New Roman" w:hAnsi="Times New Roman" w:cs="Times New Roman"/>
+        </w:rPr>
+      </w:pPr>
+      <w:r>
+        <w:rPr>
+          <w:rFonts w:ascii="Times New Roman" w:hAnsi="Times New Roman" w:cs="Times New Roman"/>
+        </w:rPr>
+        <w:t xml:space="preserve">These are the most common examples interviewers expect when they ask about </w:t>
+      </w:r>
+      <w:r>
+        <w:rPr>
+          <w:rFonts w:ascii="Times New Roman" w:hAnsi="Times New Roman" w:cs="Times New Roman"/>
+          <w:b/>
+          <w:bCs/>
+        </w:rPr>
+        <w:t>properties (attributes)</w:t>
+      </w:r>
+      <w:r>
+        <w:rPr>
+          <w:rFonts w:ascii="Times New Roman" w:hAnsi="Times New Roman" w:cs="Times New Roman"/>
+        </w:rPr>
+        <w:t>.</w:t>
+      </w:r>
+    </w:p>
+    <w:p>
+      <w:pPr>
+        <w:rPr>
+          <w:rFonts w:ascii="Times New Roman" w:hAnsi="Times New Roman" w:cs="Times New Roman"/>
+        </w:rPr>
+      </w:pPr>
+      <w:r>
+        <w:rPr>
+          <w:rFonts w:ascii="Times New Roman" w:hAnsi="Times New Roman" w:cs="Times New Roman"/>
+          <w:b/>
+          <w:bCs/>
+        </w:rPr>
+        <w:t>Platform Independent:</w:t>
+      </w:r>
+    </w:p>
+    <w:p>
+      <w:pPr>
+        <w:rPr>
+          <w:rFonts w:ascii="Times New Roman" w:hAnsi="Times New Roman" w:cs="Times New Roman"/>
+        </w:rPr>
+      </w:pPr>
+      <w:r>
+        <w:rPr>
+          <w:rFonts w:ascii="Times New Roman" w:hAnsi="Times New Roman" w:cs="Times New Roman"/>
+        </w:rPr>
+        <w:t>"Python is platform independent because the same Python code can be executed on different operating systems without changing the code. However, the target system must have the platform-specific Python interpreter (PVM) installed to execute the bytecode."</w:t>
+      </w:r>
+    </w:p>
+    <w:p>
+      <w:pPr>
+        <w:rPr>
+          <w:rFonts w:ascii="Times New Roman" w:hAnsi="Times New Roman" w:cs="Times New Roman"/>
+        </w:rPr>
+      </w:pPr>
+      <w:r>
+        <w:rPr>
+          <w:rFonts w:ascii="Times New Roman" w:hAnsi="Times New Roman" w:cs="Times New Roman"/>
+        </w:rPr>
+        <w:t>PVM: Responsible to run the program.</w:t>
+      </w:r>
+    </w:p>
+    <w:p>
+      <w:pPr>
+        <w:rPr>
+          <w:rFonts w:ascii="Times New Roman" w:hAnsi="Times New Roman" w:cs="Times New Roman"/>
+        </w:rPr>
+      </w:pPr>
+    </w:p>
+    <w:p>
+      <w:pPr>
+        <w:rPr>
+          <w:rFonts w:ascii="Times New Roman" w:hAnsi="Times New Roman" w:cs="Times New Roman"/>
+        </w:rPr>
+      </w:pPr>
+    </w:p>
+    <w:p>
+      <w:pPr>
+        <w:rPr>
+          <w:rFonts w:ascii="Times New Roman" w:hAnsi="Times New Roman" w:cs="Times New Roman"/>
+        </w:rPr>
+      </w:pPr>
+    </w:p>
+    <w:p>
+      <w:pPr>
+        <w:rPr>
+          <w:rFonts w:ascii="Times New Roman" w:hAnsi="Times New Roman" w:cs="Times New Roman"/>
+        </w:rPr>
+      </w:pPr>
+    </w:p>
+    <w:p>
+      <w:pPr>
+        <w:rPr>
+          <w:rFonts w:ascii="Times New Roman" w:hAnsi="Times New Roman" w:cs="Times New Roman"/>
+          <w:b/>
+          <w:bCs/>
           <w:sz w:val="28"/>
           <w:szCs w:val="28"/>
         </w:rPr>
@@ -350,6 +1695,3236 @@
         </w:rPr>
         <w:t>“Python provides various built-in data types like integers, strings, lists, tuples, sets, and dictionaries. These help in storing different kinds of data, and they differ based on mutability, ordering, and uniqueness.”</w:t>
       </w:r>
+    </w:p>
+    <w:p>
+      <w:pPr>
+        <w:rPr>
+          <w:rFonts w:ascii="Times New Roman" w:hAnsi="Times New Roman" w:cs="Times New Roman"/>
+        </w:rPr>
+      </w:pPr>
+    </w:p>
+    <w:p>
+      <w:pPr>
+        <w:rPr>
+          <w:rFonts w:ascii="Times New Roman" w:hAnsi="Times New Roman" w:cs="Times New Roman"/>
+        </w:rPr>
+      </w:pPr>
+    </w:p>
+    <w:p>
+      <w:pPr>
+        <w:rPr>
+          <w:rFonts w:ascii="Times New Roman" w:hAnsi="Times New Roman" w:cs="Times New Roman"/>
+        </w:rPr>
+      </w:pPr>
+    </w:p>
+    <w:p>
+      <w:pPr>
+        <w:rPr>
+          <w:rFonts w:ascii="Times New Roman" w:hAnsi="Times New Roman" w:cs="Times New Roman"/>
+          <w:b/>
+          <w:bCs/>
+        </w:rPr>
+      </w:pPr>
+      <w:r>
+        <w:rPr>
+          <w:rFonts w:ascii="Times New Roman" w:hAnsi="Times New Roman" w:cs="Times New Roman"/>
+          <w:b/>
+          <w:bCs/>
+        </w:rPr>
+        <w:lastRenderedPageBreak/>
+        <w:t>List in Python</w:t>
+      </w:r>
+    </w:p>
+    <w:p>
+      <w:pPr>
+        <w:rPr>
+          <w:rFonts w:ascii="Times New Roman" w:hAnsi="Times New Roman" w:cs="Times New Roman"/>
+          <w:b/>
+          <w:bCs/>
+        </w:rPr>
+      </w:pPr>
+      <w:r>
+        <w:rPr>
+          <w:rFonts w:ascii="Times New Roman" w:hAnsi="Times New Roman" w:cs="Times New Roman"/>
+          <w:b/>
+          <w:bCs/>
+        </w:rPr>
+        <w:t>Definition</w:t>
+      </w:r>
+    </w:p>
+    <w:p>
+      <w:pPr>
+        <w:rPr>
+          <w:rFonts w:ascii="Times New Roman" w:hAnsi="Times New Roman" w:cs="Times New Roman"/>
+        </w:rPr>
+      </w:pPr>
+      <w:r>
+        <w:rPr>
+          <w:rFonts w:ascii="Times New Roman" w:hAnsi="Times New Roman" w:cs="Times New Roman"/>
+        </w:rPr>
+        <w:t>"A list is an ordered, mutable collection of elements that allows duplicate values and supports indexing."</w:t>
+      </w:r>
+    </w:p>
+    <w:p>
+      <w:pPr>
+        <w:rPr>
+          <w:rFonts w:ascii="Times New Roman" w:hAnsi="Times New Roman" w:cs="Times New Roman"/>
+          <w:b/>
+          <w:bCs/>
+        </w:rPr>
+      </w:pPr>
+      <w:r>
+        <w:rPr>
+          <w:rFonts w:ascii="Times New Roman" w:hAnsi="Times New Roman" w:cs="Times New Roman"/>
+          <w:b/>
+          <w:bCs/>
+        </w:rPr>
+        <w:t>Breakdown</w:t>
+      </w:r>
+    </w:p>
+    <w:p>
+      <w:pPr>
+        <w:numPr>
+          <w:ilvl w:val="0"/>
+          <w:numId w:val="22"/>
+        </w:numPr>
+        <w:rPr>
+          <w:rFonts w:ascii="Times New Roman" w:hAnsi="Times New Roman" w:cs="Times New Roman"/>
+        </w:rPr>
+      </w:pPr>
+      <w:r>
+        <w:rPr>
+          <w:rFonts w:ascii="Times New Roman" w:hAnsi="Times New Roman" w:cs="Times New Roman"/>
+          <w:b/>
+          <w:bCs/>
+        </w:rPr>
+        <w:t>Ordered</w:t>
+      </w:r>
+      <w:r>
+        <w:rPr>
+          <w:rFonts w:ascii="Times New Roman" w:hAnsi="Times New Roman" w:cs="Times New Roman"/>
+        </w:rPr>
+        <w:t xml:space="preserve"> → Elements maintain their insertion order. </w:t>
+      </w:r>
+    </w:p>
+    <w:p>
+      <w:pPr>
+        <w:numPr>
+          <w:ilvl w:val="0"/>
+          <w:numId w:val="22"/>
+        </w:numPr>
+        <w:rPr>
+          <w:rFonts w:ascii="Times New Roman" w:hAnsi="Times New Roman" w:cs="Times New Roman"/>
+        </w:rPr>
+      </w:pPr>
+      <w:r>
+        <w:rPr>
+          <w:rFonts w:ascii="Times New Roman" w:hAnsi="Times New Roman" w:cs="Times New Roman"/>
+          <w:b/>
+          <w:bCs/>
+        </w:rPr>
+        <w:t>Mutable</w:t>
+      </w:r>
+      <w:r>
+        <w:rPr>
+          <w:rFonts w:ascii="Times New Roman" w:hAnsi="Times New Roman" w:cs="Times New Roman"/>
+        </w:rPr>
+        <w:t xml:space="preserve"> → We can add, remove, or modify elements. </w:t>
+      </w:r>
+    </w:p>
+    <w:p>
+      <w:pPr>
+        <w:numPr>
+          <w:ilvl w:val="0"/>
+          <w:numId w:val="22"/>
+        </w:numPr>
+        <w:rPr>
+          <w:rFonts w:ascii="Times New Roman" w:hAnsi="Times New Roman" w:cs="Times New Roman"/>
+        </w:rPr>
+      </w:pPr>
+      <w:r>
+        <w:rPr>
+          <w:rFonts w:ascii="Times New Roman" w:hAnsi="Times New Roman" w:cs="Times New Roman"/>
+          <w:b/>
+          <w:bCs/>
+        </w:rPr>
+        <w:t>Allows Duplicates</w:t>
+      </w:r>
+      <w:r>
+        <w:rPr>
+          <w:rFonts w:ascii="Times New Roman" w:hAnsi="Times New Roman" w:cs="Times New Roman"/>
+        </w:rPr>
+        <w:t xml:space="preserve"> → Same value can appear multiple times. </w:t>
+      </w:r>
+    </w:p>
+    <w:p>
+      <w:pPr>
+        <w:numPr>
+          <w:ilvl w:val="0"/>
+          <w:numId w:val="22"/>
+        </w:numPr>
+        <w:rPr>
+          <w:rFonts w:ascii="Times New Roman" w:hAnsi="Times New Roman" w:cs="Times New Roman"/>
+        </w:rPr>
+      </w:pPr>
+      <w:r>
+        <w:rPr>
+          <w:rFonts w:ascii="Times New Roman" w:hAnsi="Times New Roman" w:cs="Times New Roman"/>
+          <w:b/>
+          <w:bCs/>
+        </w:rPr>
+        <w:t>Indexed</w:t>
+      </w:r>
+      <w:r>
+        <w:rPr>
+          <w:rFonts w:ascii="Times New Roman" w:hAnsi="Times New Roman" w:cs="Times New Roman"/>
+        </w:rPr>
+        <w:t xml:space="preserve"> → Access elements using index positions.</w:t>
+      </w:r>
+    </w:p>
+    <w:p>
+      <w:pPr>
+        <w:rPr>
+          <w:rFonts w:ascii="Times New Roman" w:hAnsi="Times New Roman" w:cs="Times New Roman"/>
+        </w:rPr>
+      </w:pPr>
+      <w:r>
+        <w:rPr>
+          <w:rFonts w:ascii="Times New Roman" w:hAnsi="Times New Roman" w:cs="Times New Roman"/>
+          <w:b/>
+          <w:bCs/>
+        </w:rPr>
+        <w:t>List Methods</w:t>
+      </w:r>
+      <w:r>
+        <w:rPr>
+          <w:rFonts w:ascii="Times New Roman" w:hAnsi="Times New Roman" w:cs="Times New Roman"/>
+          <w:b/>
+          <w:bCs/>
+        </w:rPr>
+        <w:t>:</w:t>
+      </w:r>
+    </w:p>
+    <w:p>
+      <w:pPr>
+        <w:rPr>
+          <w:rFonts w:ascii="Times New Roman" w:hAnsi="Times New Roman" w:cs="Times New Roman"/>
+          <w:b/>
+          <w:bCs/>
+        </w:rPr>
+      </w:pPr>
+      <w:r>
+        <w:rPr>
+          <w:rFonts w:ascii="Times New Roman" w:hAnsi="Times New Roman" w:cs="Times New Roman"/>
+          <w:b/>
+          <w:bCs/>
+        </w:rPr>
+        <w:t xml:space="preserve">1. </w:t>
+      </w:r>
+      <w:r>
+        <w:rPr>
+          <w:rFonts w:ascii="Times New Roman" w:hAnsi="Times New Roman" w:cs="Times New Roman"/>
+          <w:b/>
+          <w:bCs/>
+        </w:rPr>
+        <w:t>append (</w:t>
+      </w:r>
+      <w:r>
+        <w:rPr>
+          <w:rFonts w:ascii="Times New Roman" w:hAnsi="Times New Roman" w:cs="Times New Roman"/>
+          <w:b/>
+          <w:bCs/>
+        </w:rPr>
+        <w:t>)</w:t>
+      </w:r>
+    </w:p>
+    <w:p>
+      <w:pPr>
+        <w:rPr>
+          <w:rFonts w:ascii="Times New Roman" w:hAnsi="Times New Roman" w:cs="Times New Roman"/>
+        </w:rPr>
+      </w:pPr>
+      <w:r>
+        <w:rPr>
+          <w:rFonts w:ascii="Times New Roman" w:hAnsi="Times New Roman" w:cs="Times New Roman"/>
+        </w:rPr>
+        <w:t>Adds an element at the end of the list.</w:t>
+      </w:r>
+    </w:p>
+    <w:p>
+      <w:pPr>
+        <w:rPr>
+          <w:rFonts w:ascii="Times New Roman" w:hAnsi="Times New Roman" w:cs="Times New Roman"/>
+          <w:b/>
+          <w:bCs/>
+        </w:rPr>
+      </w:pPr>
+      <w:r>
+        <w:rPr>
+          <w:rFonts w:ascii="Times New Roman" w:hAnsi="Times New Roman" w:cs="Times New Roman"/>
+          <w:b/>
+          <w:bCs/>
+        </w:rPr>
+        <w:t xml:space="preserve">2. </w:t>
+      </w:r>
+      <w:r>
+        <w:rPr>
+          <w:rFonts w:ascii="Times New Roman" w:hAnsi="Times New Roman" w:cs="Times New Roman"/>
+          <w:b/>
+          <w:bCs/>
+        </w:rPr>
+        <w:t>insert (</w:t>
+      </w:r>
+      <w:r>
+        <w:rPr>
+          <w:rFonts w:ascii="Times New Roman" w:hAnsi="Times New Roman" w:cs="Times New Roman"/>
+          <w:b/>
+          <w:bCs/>
+        </w:rPr>
+        <w:t>)</w:t>
+      </w:r>
+    </w:p>
+    <w:p>
+      <w:pPr>
+        <w:rPr>
+          <w:rFonts w:ascii="Times New Roman" w:eastAsia="Times New Roman" w:hAnsi="Times New Roman" w:cs="Times New Roman"/>
+          <w:b/>
+          <w:bCs/>
+          <w:kern w:val="0"/>
+          <w:sz w:val="36"/>
+          <w:szCs w:val="36"/>
+          <w:lang w:eastAsia="en-IN"/>
+          <w14:ligatures w14:val="none"/>
+        </w:rPr>
+      </w:pPr>
+      <w:r>
+        <w:rPr>
+          <w:rFonts w:ascii="Times New Roman" w:hAnsi="Times New Roman" w:cs="Times New Roman"/>
+        </w:rPr>
+        <w:t>Adds an element at a specific index.</w:t>
+      </w:r>
+      <w:r>
+        <w:rPr>
+          <w:rFonts w:ascii="Times New Roman" w:eastAsia="Times New Roman" w:hAnsi="Times New Roman" w:cs="Times New Roman"/>
+          <w:b/>
+          <w:bCs/>
+          <w:kern w:val="0"/>
+          <w:sz w:val="36"/>
+          <w:szCs w:val="36"/>
+          <w:lang w:eastAsia="en-IN"/>
+          <w14:ligatures w14:val="none"/>
+        </w:rPr>
+        <w:t xml:space="preserve"> </w:t>
+      </w:r>
+    </w:p>
+    <w:p>
+      <w:pPr>
+        <w:rPr>
+          <w:rFonts w:ascii="Times New Roman" w:hAnsi="Times New Roman" w:cs="Times New Roman"/>
+          <w:b/>
+          <w:bCs/>
+        </w:rPr>
+      </w:pPr>
+      <w:r>
+        <w:rPr>
+          <w:rFonts w:ascii="Times New Roman" w:hAnsi="Times New Roman" w:cs="Times New Roman"/>
+          <w:b/>
+          <w:bCs/>
+        </w:rPr>
+        <w:t xml:space="preserve">3. </w:t>
+      </w:r>
+      <w:r>
+        <w:rPr>
+          <w:rFonts w:ascii="Times New Roman" w:hAnsi="Times New Roman" w:cs="Times New Roman"/>
+          <w:b/>
+          <w:bCs/>
+        </w:rPr>
+        <w:t>extend (</w:t>
+      </w:r>
+      <w:r>
+        <w:rPr>
+          <w:rFonts w:ascii="Times New Roman" w:hAnsi="Times New Roman" w:cs="Times New Roman"/>
+          <w:b/>
+          <w:bCs/>
+        </w:rPr>
+        <w:t>)</w:t>
+      </w:r>
+    </w:p>
+    <w:p>
+      <w:pPr>
+        <w:rPr>
+          <w:rFonts w:ascii="Times New Roman" w:hAnsi="Times New Roman" w:cs="Times New Roman"/>
+        </w:rPr>
+      </w:pPr>
+      <w:r>
+        <w:rPr>
+          <w:rFonts w:ascii="Times New Roman" w:hAnsi="Times New Roman" w:cs="Times New Roman"/>
+        </w:rPr>
+        <w:t xml:space="preserve">Adds multiple elements from another </w:t>
+      </w:r>
+      <w:r>
+        <w:rPr>
+          <w:rFonts w:ascii="Times New Roman" w:hAnsi="Times New Roman" w:cs="Times New Roman"/>
+        </w:rPr>
+        <w:t>inerrable</w:t>
+      </w:r>
+      <w:r>
+        <w:rPr>
+          <w:rFonts w:ascii="Times New Roman" w:hAnsi="Times New Roman" w:cs="Times New Roman"/>
+        </w:rPr>
+        <w:t>.</w:t>
+      </w:r>
+    </w:p>
+    <w:p>
+      <w:pPr>
+        <w:rPr>
+          <w:rFonts w:ascii="Times New Roman" w:hAnsi="Times New Roman" w:cs="Times New Roman"/>
+          <w:b/>
+          <w:bCs/>
+        </w:rPr>
+      </w:pPr>
+      <w:r>
+        <w:rPr>
+          <w:rFonts w:ascii="Times New Roman" w:hAnsi="Times New Roman" w:cs="Times New Roman"/>
+          <w:b/>
+          <w:bCs/>
+        </w:rPr>
+        <w:t xml:space="preserve">4. </w:t>
+      </w:r>
+      <w:r>
+        <w:rPr>
+          <w:rFonts w:ascii="Times New Roman" w:hAnsi="Times New Roman" w:cs="Times New Roman"/>
+          <w:b/>
+          <w:bCs/>
+        </w:rPr>
+        <w:t>remove (</w:t>
+      </w:r>
+      <w:r>
+        <w:rPr>
+          <w:rFonts w:ascii="Times New Roman" w:hAnsi="Times New Roman" w:cs="Times New Roman"/>
+          <w:b/>
+          <w:bCs/>
+        </w:rPr>
+        <w:t>)</w:t>
+      </w:r>
+    </w:p>
+    <w:p>
+      <w:pPr>
+        <w:rPr>
+          <w:rFonts w:ascii="Times New Roman" w:hAnsi="Times New Roman" w:cs="Times New Roman"/>
+        </w:rPr>
+      </w:pPr>
+      <w:r>
+        <w:rPr>
+          <w:rFonts w:ascii="Times New Roman" w:hAnsi="Times New Roman" w:cs="Times New Roman"/>
+        </w:rPr>
+        <w:t>Removes the first occurrence of a value.</w:t>
+      </w:r>
+    </w:p>
+    <w:p>
+      <w:pPr>
+        <w:rPr>
+          <w:rFonts w:ascii="Times New Roman" w:hAnsi="Times New Roman" w:cs="Times New Roman"/>
+          <w:b/>
+          <w:bCs/>
+        </w:rPr>
+      </w:pPr>
+      <w:r>
+        <w:rPr>
+          <w:rFonts w:ascii="Times New Roman" w:hAnsi="Times New Roman" w:cs="Times New Roman"/>
+          <w:b/>
+          <w:bCs/>
+        </w:rPr>
+        <w:t xml:space="preserve">5. </w:t>
+      </w:r>
+      <w:r>
+        <w:rPr>
+          <w:rFonts w:ascii="Times New Roman" w:hAnsi="Times New Roman" w:cs="Times New Roman"/>
+          <w:b/>
+          <w:bCs/>
+        </w:rPr>
+        <w:t>pop (</w:t>
+      </w:r>
+      <w:r>
+        <w:rPr>
+          <w:rFonts w:ascii="Times New Roman" w:hAnsi="Times New Roman" w:cs="Times New Roman"/>
+          <w:b/>
+          <w:bCs/>
+        </w:rPr>
+        <w:t>)</w:t>
+      </w:r>
+    </w:p>
+    <w:p>
+      <w:pPr>
+        <w:rPr>
+          <w:rFonts w:ascii="Times New Roman" w:hAnsi="Times New Roman" w:cs="Times New Roman"/>
+        </w:rPr>
+      </w:pPr>
+      <w:r>
+        <w:rPr>
+          <w:rFonts w:ascii="Times New Roman" w:hAnsi="Times New Roman" w:cs="Times New Roman"/>
+        </w:rPr>
+        <w:t>Removes and returns an element.</w:t>
+      </w:r>
+    </w:p>
+    <w:p>
+      <w:pPr>
+        <w:rPr>
+          <w:rFonts w:ascii="Times New Roman" w:hAnsi="Times New Roman" w:cs="Times New Roman"/>
+          <w:b/>
+          <w:bCs/>
+        </w:rPr>
+      </w:pPr>
+      <w:r>
+        <w:rPr>
+          <w:rFonts w:ascii="Times New Roman" w:hAnsi="Times New Roman" w:cs="Times New Roman"/>
+          <w:b/>
+          <w:bCs/>
+        </w:rPr>
+        <w:t xml:space="preserve">6. </w:t>
+      </w:r>
+      <w:r>
+        <w:rPr>
+          <w:rFonts w:ascii="Times New Roman" w:hAnsi="Times New Roman" w:cs="Times New Roman"/>
+          <w:b/>
+          <w:bCs/>
+        </w:rPr>
+        <w:t>clear (</w:t>
+      </w:r>
+      <w:r>
+        <w:rPr>
+          <w:rFonts w:ascii="Times New Roman" w:hAnsi="Times New Roman" w:cs="Times New Roman"/>
+          <w:b/>
+          <w:bCs/>
+        </w:rPr>
+        <w:t>)</w:t>
+      </w:r>
+    </w:p>
+    <w:p>
+      <w:pPr>
+        <w:rPr>
+          <w:rFonts w:ascii="Times New Roman" w:hAnsi="Times New Roman" w:cs="Times New Roman"/>
+        </w:rPr>
+      </w:pPr>
+      <w:r>
+        <w:rPr>
+          <w:rFonts w:ascii="Times New Roman" w:hAnsi="Times New Roman" w:cs="Times New Roman"/>
+        </w:rPr>
+        <w:t>Removes all elements.</w:t>
+      </w:r>
+    </w:p>
+    <w:p>
+      <w:pPr>
+        <w:rPr>
+          <w:rFonts w:ascii="Times New Roman" w:hAnsi="Times New Roman" w:cs="Times New Roman"/>
+          <w:b/>
+          <w:bCs/>
+        </w:rPr>
+      </w:pPr>
+      <w:r>
+        <w:rPr>
+          <w:rFonts w:ascii="Times New Roman" w:hAnsi="Times New Roman" w:cs="Times New Roman"/>
+          <w:b/>
+          <w:bCs/>
+        </w:rPr>
+        <w:t xml:space="preserve">7. </w:t>
+      </w:r>
+      <w:r>
+        <w:rPr>
+          <w:rFonts w:ascii="Times New Roman" w:hAnsi="Times New Roman" w:cs="Times New Roman"/>
+          <w:b/>
+          <w:bCs/>
+        </w:rPr>
+        <w:t>index (</w:t>
+      </w:r>
+      <w:r>
+        <w:rPr>
+          <w:rFonts w:ascii="Times New Roman" w:hAnsi="Times New Roman" w:cs="Times New Roman"/>
+          <w:b/>
+          <w:bCs/>
+        </w:rPr>
+        <w:t>)</w:t>
+      </w:r>
+    </w:p>
+    <w:p>
+      <w:pPr>
+        <w:rPr>
+          <w:rFonts w:ascii="Times New Roman" w:hAnsi="Times New Roman" w:cs="Times New Roman"/>
+        </w:rPr>
+      </w:pPr>
+      <w:r>
+        <w:rPr>
+          <w:rFonts w:ascii="Times New Roman" w:hAnsi="Times New Roman" w:cs="Times New Roman"/>
+        </w:rPr>
+        <w:t>Returns the index of a value.</w:t>
+      </w:r>
+    </w:p>
+    <w:p>
+      <w:pPr>
+        <w:rPr>
+          <w:rFonts w:ascii="Times New Roman" w:hAnsi="Times New Roman" w:cs="Times New Roman"/>
+          <w:b/>
+          <w:bCs/>
+        </w:rPr>
+      </w:pPr>
+      <w:r>
+        <w:rPr>
+          <w:rFonts w:ascii="Times New Roman" w:hAnsi="Times New Roman" w:cs="Times New Roman"/>
+          <w:b/>
+          <w:bCs/>
+        </w:rPr>
+        <w:t xml:space="preserve">8. </w:t>
+      </w:r>
+      <w:r>
+        <w:rPr>
+          <w:rFonts w:ascii="Times New Roman" w:hAnsi="Times New Roman" w:cs="Times New Roman"/>
+          <w:b/>
+          <w:bCs/>
+        </w:rPr>
+        <w:t>count (</w:t>
+      </w:r>
+      <w:r>
+        <w:rPr>
+          <w:rFonts w:ascii="Times New Roman" w:hAnsi="Times New Roman" w:cs="Times New Roman"/>
+          <w:b/>
+          <w:bCs/>
+        </w:rPr>
+        <w:t>)</w:t>
+      </w:r>
+    </w:p>
+    <w:p>
+      <w:pPr>
+        <w:rPr>
+          <w:rFonts w:ascii="Times New Roman" w:hAnsi="Times New Roman" w:cs="Times New Roman"/>
+        </w:rPr>
+      </w:pPr>
+      <w:r>
+        <w:rPr>
+          <w:rFonts w:ascii="Times New Roman" w:hAnsi="Times New Roman" w:cs="Times New Roman"/>
+        </w:rPr>
+        <w:t>Counts occurrences of a value</w:t>
+      </w:r>
+    </w:p>
+    <w:p>
+      <w:pPr>
+        <w:rPr>
+          <w:rFonts w:ascii="Times New Roman" w:hAnsi="Times New Roman" w:cs="Times New Roman"/>
+          <w:b/>
+          <w:bCs/>
+        </w:rPr>
+      </w:pPr>
+      <w:r>
+        <w:rPr>
+          <w:rFonts w:ascii="Times New Roman" w:hAnsi="Times New Roman" w:cs="Times New Roman"/>
+          <w:b/>
+          <w:bCs/>
+        </w:rPr>
+        <w:t xml:space="preserve">9. </w:t>
+      </w:r>
+      <w:r>
+        <w:rPr>
+          <w:rFonts w:ascii="Times New Roman" w:hAnsi="Times New Roman" w:cs="Times New Roman"/>
+          <w:b/>
+          <w:bCs/>
+        </w:rPr>
+        <w:t>sort (</w:t>
+      </w:r>
+      <w:r>
+        <w:rPr>
+          <w:rFonts w:ascii="Times New Roman" w:hAnsi="Times New Roman" w:cs="Times New Roman"/>
+          <w:b/>
+          <w:bCs/>
+        </w:rPr>
+        <w:t>)</w:t>
+      </w:r>
+    </w:p>
+    <w:p>
+      <w:pPr>
+        <w:rPr>
+          <w:rFonts w:ascii="Times New Roman" w:hAnsi="Times New Roman" w:cs="Times New Roman"/>
+        </w:rPr>
+      </w:pPr>
+      <w:r>
+        <w:rPr>
+          <w:rFonts w:ascii="Times New Roman" w:hAnsi="Times New Roman" w:cs="Times New Roman"/>
+        </w:rPr>
+        <w:t>Sorts the list in ascending order.</w:t>
+      </w:r>
+    </w:p>
+    <w:p>
+      <w:pPr>
+        <w:rPr>
+          <w:rFonts w:ascii="Times New Roman" w:hAnsi="Times New Roman" w:cs="Times New Roman"/>
+        </w:rPr>
+      </w:pPr>
+    </w:p>
+    <w:p>
+      <w:pPr>
+        <w:rPr>
+          <w:rFonts w:ascii="Times New Roman" w:hAnsi="Times New Roman" w:cs="Times New Roman"/>
+        </w:rPr>
+      </w:pPr>
+      <w:r>
+        <w:rPr>
+          <w:rFonts w:ascii="Times New Roman" w:hAnsi="Times New Roman" w:cs="Times New Roman"/>
+          <w:b/>
+          <w:bCs/>
+        </w:rPr>
+        <w:lastRenderedPageBreak/>
+        <w:t>10. reverse</w:t>
+      </w:r>
+      <w:r>
+        <w:rPr>
+          <w:rFonts w:ascii="Times New Roman" w:hAnsi="Times New Roman" w:cs="Times New Roman"/>
+          <w:b/>
+          <w:bCs/>
+        </w:rPr>
+        <w:t xml:space="preserve"> </w:t>
+      </w:r>
+      <w:r>
+        <w:rPr>
+          <w:rFonts w:ascii="Times New Roman" w:hAnsi="Times New Roman" w:cs="Times New Roman"/>
+          <w:b/>
+          <w:bCs/>
+        </w:rPr>
+        <w:t>()</w:t>
+      </w:r>
+    </w:p>
+    <w:p>
+      <w:pPr>
+        <w:rPr>
+          <w:rFonts w:ascii="Times New Roman" w:hAnsi="Times New Roman" w:cs="Times New Roman"/>
+        </w:rPr>
+      </w:pPr>
+      <w:r>
+        <w:rPr>
+          <w:rFonts w:ascii="Times New Roman" w:hAnsi="Times New Roman" w:cs="Times New Roman"/>
+        </w:rPr>
+        <w:t>Reverses the list.</w:t>
+      </w:r>
+    </w:p>
+    <w:p>
+      <w:pPr>
+        <w:rPr>
+          <w:rFonts w:ascii="Times New Roman" w:hAnsi="Times New Roman" w:cs="Times New Roman"/>
+          <w:b/>
+          <w:bCs/>
+        </w:rPr>
+      </w:pPr>
+      <w:r>
+        <w:rPr>
+          <w:rFonts w:ascii="Times New Roman" w:hAnsi="Times New Roman" w:cs="Times New Roman"/>
+          <w:b/>
+          <w:bCs/>
+        </w:rPr>
+        <w:t>11. copy</w:t>
+      </w:r>
+      <w:r>
+        <w:rPr>
+          <w:rFonts w:ascii="Times New Roman" w:hAnsi="Times New Roman" w:cs="Times New Roman"/>
+          <w:b/>
+          <w:bCs/>
+        </w:rPr>
+        <w:t xml:space="preserve"> </w:t>
+      </w:r>
+      <w:r>
+        <w:rPr>
+          <w:rFonts w:ascii="Times New Roman" w:hAnsi="Times New Roman" w:cs="Times New Roman"/>
+          <w:b/>
+          <w:bCs/>
+        </w:rPr>
+        <w:t>()</w:t>
+      </w:r>
+    </w:p>
+    <w:p>
+      <w:pPr>
+        <w:rPr>
+          <w:rFonts w:ascii="Times New Roman" w:hAnsi="Times New Roman" w:cs="Times New Roman"/>
+        </w:rPr>
+      </w:pPr>
+      <w:r>
+        <w:rPr>
+          <w:rFonts w:ascii="Times New Roman" w:hAnsi="Times New Roman" w:cs="Times New Roman"/>
+        </w:rPr>
+        <w:t>Creates a shallow copy of the list.</w:t>
+      </w:r>
+    </w:p>
+    <w:p>
+      <w:pPr>
+        <w:rPr>
+          <w:rFonts w:ascii="Times New Roman" w:hAnsi="Times New Roman" w:cs="Times New Roman"/>
+          <w:b/>
+          <w:bCs/>
+        </w:rPr>
+      </w:pPr>
+      <w:r>
+        <w:rPr>
+          <w:rFonts w:ascii="Times New Roman" w:hAnsi="Times New Roman" w:cs="Times New Roman"/>
+          <w:b/>
+          <w:bCs/>
+        </w:rPr>
+        <w:t>Set in Python</w:t>
+      </w:r>
+    </w:p>
+    <w:p>
+      <w:pPr>
+        <w:rPr>
+          <w:rFonts w:ascii="Times New Roman" w:hAnsi="Times New Roman" w:cs="Times New Roman"/>
+        </w:rPr>
+      </w:pPr>
+      <w:r>
+        <w:rPr>
+          <w:rFonts w:ascii="Times New Roman" w:hAnsi="Times New Roman" w:cs="Times New Roman"/>
+        </w:rPr>
+        <w:t>Definition</w:t>
+      </w:r>
+    </w:p>
+    <w:p>
+      <w:pPr>
+        <w:rPr>
+          <w:rFonts w:ascii="Times New Roman" w:hAnsi="Times New Roman" w:cs="Times New Roman"/>
+        </w:rPr>
+      </w:pPr>
+      <w:r>
+        <w:rPr>
+          <w:rFonts w:ascii="Times New Roman" w:hAnsi="Times New Roman" w:cs="Times New Roman"/>
+        </w:rPr>
+        <w:t>"A set is an unordered, mutable collection of unique elements. It does not allow duplicate values and does not support indexing."</w:t>
+      </w:r>
+    </w:p>
+    <w:p>
+      <w:pPr>
+        <w:rPr>
+          <w:rFonts w:ascii="Times New Roman" w:hAnsi="Times New Roman" w:cs="Times New Roman"/>
+          <w:b/>
+          <w:bCs/>
+        </w:rPr>
+      </w:pPr>
+      <w:r>
+        <w:rPr>
+          <w:rFonts w:ascii="Times New Roman" w:hAnsi="Times New Roman" w:cs="Times New Roman"/>
+          <w:b/>
+          <w:bCs/>
+        </w:rPr>
+        <w:t>Set Methods</w:t>
+      </w:r>
+    </w:p>
+    <w:p>
+      <w:pPr>
+        <w:rPr>
+          <w:rFonts w:ascii="Times New Roman" w:hAnsi="Times New Roman" w:cs="Times New Roman"/>
+          <w:b/>
+          <w:bCs/>
+        </w:rPr>
+      </w:pPr>
+      <w:r>
+        <w:rPr>
+          <w:rFonts w:ascii="Times New Roman" w:hAnsi="Times New Roman" w:cs="Times New Roman"/>
+          <w:b/>
+          <w:bCs/>
+        </w:rPr>
+        <w:t>1. add()</w:t>
+      </w:r>
+    </w:p>
+    <w:p>
+      <w:pPr>
+        <w:rPr>
+          <w:rFonts w:ascii="Times New Roman" w:hAnsi="Times New Roman" w:cs="Times New Roman"/>
+        </w:rPr>
+      </w:pPr>
+      <w:r>
+        <w:rPr>
+          <w:rFonts w:ascii="Times New Roman" w:hAnsi="Times New Roman" w:cs="Times New Roman"/>
+        </w:rPr>
+        <w:t>Adds a single element.</w:t>
+      </w:r>
+    </w:p>
+    <w:p>
+      <w:pPr>
+        <w:rPr>
+          <w:rFonts w:ascii="Times New Roman" w:hAnsi="Times New Roman" w:cs="Times New Roman"/>
+          <w:b/>
+          <w:bCs/>
+        </w:rPr>
+      </w:pPr>
+      <w:r>
+        <w:rPr>
+          <w:rFonts w:ascii="Times New Roman" w:hAnsi="Times New Roman" w:cs="Times New Roman"/>
+          <w:b/>
+          <w:bCs/>
+        </w:rPr>
+        <w:t>2. update()</w:t>
+      </w:r>
+    </w:p>
+    <w:p>
+      <w:pPr>
+        <w:rPr>
+          <w:rFonts w:ascii="Times New Roman" w:hAnsi="Times New Roman" w:cs="Times New Roman"/>
+        </w:rPr>
+      </w:pPr>
+      <w:r>
+        <w:rPr>
+          <w:rFonts w:ascii="Times New Roman" w:hAnsi="Times New Roman" w:cs="Times New Roman"/>
+        </w:rPr>
+        <w:t>Adds multiple elements.</w:t>
+      </w:r>
+    </w:p>
+    <w:p>
+      <w:pPr>
+        <w:rPr>
+          <w:rFonts w:ascii="Times New Roman" w:hAnsi="Times New Roman" w:cs="Times New Roman"/>
+          <w:b/>
+          <w:bCs/>
+        </w:rPr>
+      </w:pPr>
+      <w:r>
+        <w:rPr>
+          <w:rFonts w:ascii="Times New Roman" w:hAnsi="Times New Roman" w:cs="Times New Roman"/>
+          <w:b/>
+          <w:bCs/>
+        </w:rPr>
+        <w:t>3. remove()</w:t>
+      </w:r>
+    </w:p>
+    <w:p>
+      <w:pPr>
+        <w:rPr>
+          <w:rFonts w:ascii="Times New Roman" w:hAnsi="Times New Roman" w:cs="Times New Roman"/>
+        </w:rPr>
+      </w:pPr>
+      <w:r>
+        <w:rPr>
+          <w:rFonts w:ascii="Times New Roman" w:hAnsi="Times New Roman" w:cs="Times New Roman"/>
+        </w:rPr>
+        <w:t>Removes a specific element.</w:t>
+      </w:r>
+    </w:p>
+    <w:p>
+      <w:pPr>
+        <w:rPr>
+          <w:rFonts w:ascii="Times New Roman" w:hAnsi="Times New Roman" w:cs="Times New Roman"/>
+        </w:rPr>
+      </w:pPr>
+      <w:r>
+        <w:rPr>
+          <w:rFonts w:ascii="Segoe UI Emoji" w:hAnsi="Segoe UI Emoji" w:cs="Segoe UI Emoji"/>
+        </w:rPr>
+        <w:t>⚠️</w:t>
+      </w:r>
+      <w:r>
+        <w:rPr>
+          <w:rFonts w:ascii="Times New Roman" w:hAnsi="Times New Roman" w:cs="Times New Roman"/>
+        </w:rPr>
+        <w:t xml:space="preserve"> If the element doesn't exist, remove() raises an error.</w:t>
+      </w:r>
+    </w:p>
+    <w:p>
+      <w:pPr>
+        <w:rPr>
+          <w:rFonts w:ascii="Times New Roman" w:hAnsi="Times New Roman" w:cs="Times New Roman"/>
+          <w:b/>
+          <w:bCs/>
+        </w:rPr>
+      </w:pPr>
+      <w:r>
+        <w:rPr>
+          <w:rFonts w:ascii="Times New Roman" w:hAnsi="Times New Roman" w:cs="Times New Roman"/>
+          <w:b/>
+          <w:bCs/>
+        </w:rPr>
+        <w:t>4. discard()</w:t>
+      </w:r>
+    </w:p>
+    <w:p>
+      <w:pPr>
+        <w:rPr>
+          <w:rFonts w:ascii="Times New Roman" w:hAnsi="Times New Roman" w:cs="Times New Roman"/>
+        </w:rPr>
+      </w:pPr>
+      <w:r>
+        <w:rPr>
+          <w:rFonts w:ascii="Times New Roman" w:hAnsi="Times New Roman" w:cs="Times New Roman"/>
+        </w:rPr>
+        <w:t>Removes an element if it exists.</w:t>
+      </w:r>
+    </w:p>
+    <w:p>
+      <w:pPr>
+        <w:rPr>
+          <w:rFonts w:ascii="Times New Roman" w:hAnsi="Times New Roman" w:cs="Times New Roman"/>
+        </w:rPr>
+      </w:pPr>
+      <w:r>
+        <w:rPr>
+          <w:rFonts w:ascii="Times New Roman" w:hAnsi="Times New Roman" w:cs="Times New Roman"/>
+        </w:rPr>
+        <w:t>No error occurs</w:t>
+      </w:r>
+      <w:r>
+        <w:rPr>
+          <w:rFonts w:ascii="Times New Roman" w:hAnsi="Times New Roman" w:cs="Times New Roman"/>
+        </w:rPr>
+        <w:t xml:space="preserve"> if element is not present</w:t>
+      </w:r>
+      <w:r>
+        <w:rPr>
+          <w:rFonts w:ascii="Times New Roman" w:hAnsi="Times New Roman" w:cs="Times New Roman"/>
+        </w:rPr>
+        <w:t>.</w:t>
+      </w:r>
+    </w:p>
+    <w:p>
+      <w:pPr>
+        <w:rPr>
+          <w:rFonts w:ascii="Times New Roman" w:hAnsi="Times New Roman" w:cs="Times New Roman"/>
+          <w:b/>
+          <w:bCs/>
+        </w:rPr>
+      </w:pPr>
+      <w:r>
+        <w:rPr>
+          <w:rFonts w:ascii="Times New Roman" w:hAnsi="Times New Roman" w:cs="Times New Roman"/>
+          <w:b/>
+          <w:bCs/>
+        </w:rPr>
+        <w:t>5. pop()</w:t>
+      </w:r>
+    </w:p>
+    <w:p>
+      <w:pPr>
+        <w:rPr>
+          <w:rFonts w:ascii="Times New Roman" w:hAnsi="Times New Roman" w:cs="Times New Roman"/>
+        </w:rPr>
+      </w:pPr>
+      <w:r>
+        <w:rPr>
+          <w:rFonts w:ascii="Times New Roman" w:hAnsi="Times New Roman" w:cs="Times New Roman"/>
+        </w:rPr>
+        <w:t>Removes and returns a random element.</w:t>
+      </w:r>
+    </w:p>
+    <w:p>
+      <w:pPr>
+        <w:rPr>
+          <w:rFonts w:ascii="Times New Roman" w:hAnsi="Times New Roman" w:cs="Times New Roman"/>
+        </w:rPr>
+      </w:pPr>
+      <w:r>
+        <w:rPr>
+          <w:rFonts w:ascii="Times New Roman" w:hAnsi="Times New Roman" w:cs="Times New Roman"/>
+        </w:rPr>
+        <w:t>Since sets are unordered, you don't know which element will be removed.</w:t>
+      </w:r>
+    </w:p>
+    <w:p>
+      <w:pPr>
+        <w:rPr>
+          <w:rFonts w:ascii="Times New Roman" w:hAnsi="Times New Roman" w:cs="Times New Roman"/>
+          <w:b/>
+          <w:bCs/>
+        </w:rPr>
+      </w:pPr>
+      <w:r>
+        <w:rPr>
+          <w:rFonts w:ascii="Times New Roman" w:hAnsi="Times New Roman" w:cs="Times New Roman"/>
+          <w:b/>
+          <w:bCs/>
+        </w:rPr>
+        <w:t>6. clear()</w:t>
+      </w:r>
+    </w:p>
+    <w:p>
+      <w:pPr>
+        <w:rPr>
+          <w:rFonts w:ascii="Times New Roman" w:hAnsi="Times New Roman" w:cs="Times New Roman"/>
+        </w:rPr>
+      </w:pPr>
+      <w:r>
+        <w:rPr>
+          <w:rFonts w:ascii="Times New Roman" w:hAnsi="Times New Roman" w:cs="Times New Roman"/>
+        </w:rPr>
+        <w:t>Removes all elements.</w:t>
+      </w:r>
+    </w:p>
+    <w:p>
+      <w:pPr>
+        <w:rPr>
+          <w:rFonts w:ascii="Times New Roman" w:hAnsi="Times New Roman" w:cs="Times New Roman"/>
+          <w:b/>
+          <w:bCs/>
+        </w:rPr>
+      </w:pPr>
+      <w:r>
+        <w:rPr>
+          <w:rFonts w:ascii="Times New Roman" w:hAnsi="Times New Roman" w:cs="Times New Roman"/>
+          <w:b/>
+          <w:bCs/>
+        </w:rPr>
+        <w:t>7. union()</w:t>
+      </w:r>
+    </w:p>
+    <w:p>
+      <w:pPr>
+        <w:rPr>
+          <w:rFonts w:ascii="Times New Roman" w:hAnsi="Times New Roman" w:cs="Times New Roman"/>
+        </w:rPr>
+      </w:pPr>
+      <w:r>
+        <w:rPr>
+          <w:rFonts w:ascii="Times New Roman" w:hAnsi="Times New Roman" w:cs="Times New Roman"/>
+        </w:rPr>
+        <w:t>Combines two sets.</w:t>
+      </w:r>
+    </w:p>
+    <w:p>
+      <w:pPr>
+        <w:rPr>
+          <w:rFonts w:ascii="Times New Roman" w:hAnsi="Times New Roman" w:cs="Times New Roman"/>
+          <w:b/>
+          <w:bCs/>
+        </w:rPr>
+      </w:pPr>
+      <w:r>
+        <w:rPr>
+          <w:rFonts w:ascii="Times New Roman" w:hAnsi="Times New Roman" w:cs="Times New Roman"/>
+          <w:b/>
+          <w:bCs/>
+        </w:rPr>
+        <w:t>8. intersection()</w:t>
+      </w:r>
+    </w:p>
+    <w:p>
+      <w:pPr>
+        <w:rPr>
+          <w:rFonts w:ascii="Times New Roman" w:hAnsi="Times New Roman" w:cs="Times New Roman"/>
+        </w:rPr>
+      </w:pPr>
+      <w:r>
+        <w:rPr>
+          <w:rFonts w:ascii="Times New Roman" w:hAnsi="Times New Roman" w:cs="Times New Roman"/>
+        </w:rPr>
+        <w:t>Returns common elements.</w:t>
+      </w:r>
+    </w:p>
+    <w:p>
+      <w:pPr>
+        <w:rPr>
+          <w:rFonts w:ascii="Times New Roman" w:hAnsi="Times New Roman" w:cs="Times New Roman"/>
+        </w:rPr>
+      </w:pPr>
+    </w:p>
+    <w:p>
+      <w:pPr>
+        <w:rPr>
+          <w:rFonts w:ascii="Times New Roman" w:hAnsi="Times New Roman" w:cs="Times New Roman"/>
+          <w:b/>
+          <w:bCs/>
+        </w:rPr>
+      </w:pPr>
+      <w:r>
+        <w:rPr>
+          <w:rFonts w:ascii="Times New Roman" w:hAnsi="Times New Roman" w:cs="Times New Roman"/>
+          <w:b/>
+          <w:bCs/>
+        </w:rPr>
+        <w:lastRenderedPageBreak/>
+        <w:t>9. difference()</w:t>
+      </w:r>
+    </w:p>
+    <w:p>
+      <w:pPr>
+        <w:rPr>
+          <w:rFonts w:ascii="Times New Roman" w:hAnsi="Times New Roman" w:cs="Times New Roman"/>
+        </w:rPr>
+      </w:pPr>
+      <w:r>
+        <w:rPr>
+          <w:rFonts w:ascii="Times New Roman" w:hAnsi="Times New Roman" w:cs="Times New Roman"/>
+        </w:rPr>
+        <w:t>Returns elements present in the first set but not in the second.</w:t>
+      </w:r>
+    </w:p>
+    <w:p>
+      <w:pPr>
+        <w:rPr>
+          <w:rFonts w:ascii="Times New Roman" w:hAnsi="Times New Roman" w:cs="Times New Roman"/>
+        </w:rPr>
+      </w:pPr>
+      <w:r>
+        <w:rPr>
+          <w:rFonts w:ascii="Times New Roman" w:hAnsi="Times New Roman" w:cs="Times New Roman"/>
+        </w:rPr>
+        <w:t>a = {1, 2, 3}</w:t>
+      </w:r>
+      <w:r>
+        <w:rPr>
+          <w:rFonts w:ascii="Times New Roman" w:hAnsi="Times New Roman" w:cs="Times New Roman"/>
+        </w:rPr>
+        <w:br/>
+        <w:t>b = {2, 3, 4}</w:t>
+      </w:r>
+      <w:r>
+        <w:rPr>
+          <w:rFonts w:ascii="Times New Roman" w:hAnsi="Times New Roman" w:cs="Times New Roman"/>
+        </w:rPr>
+        <w:br/>
+      </w:r>
+      <w:r>
+        <w:rPr>
+          <w:rFonts w:ascii="Times New Roman" w:hAnsi="Times New Roman" w:cs="Times New Roman"/>
+        </w:rPr>
+        <w:br/>
+        <w:t>print(a.difference(b))</w:t>
+      </w:r>
+    </w:p>
+    <w:p>
+      <w:pPr>
+        <w:rPr>
+          <w:rFonts w:ascii="Times New Roman" w:hAnsi="Times New Roman" w:cs="Times New Roman"/>
+        </w:rPr>
+      </w:pPr>
+      <w:r>
+        <w:rPr>
+          <w:rFonts w:ascii="Times New Roman" w:hAnsi="Times New Roman" w:cs="Times New Roman"/>
+          <w:b/>
+          <w:bCs/>
+        </w:rPr>
+        <w:t>Output:</w:t>
+      </w:r>
+    </w:p>
+    <w:p>
+      <w:pPr>
+        <w:rPr>
+          <w:rFonts w:ascii="Times New Roman" w:hAnsi="Times New Roman" w:cs="Times New Roman"/>
+        </w:rPr>
+      </w:pPr>
+      <w:r>
+        <w:rPr>
+          <w:rFonts w:ascii="Times New Roman" w:hAnsi="Times New Roman" w:cs="Times New Roman"/>
+        </w:rPr>
+        <w:t>{1}</w:t>
+      </w:r>
+    </w:p>
+    <w:p>
+      <w:pPr>
+        <w:rPr>
+          <w:rFonts w:ascii="Times New Roman" w:hAnsi="Times New Roman" w:cs="Times New Roman"/>
+          <w:b/>
+          <w:bCs/>
+        </w:rPr>
+      </w:pPr>
+      <w:r>
+        <w:rPr>
+          <w:rFonts w:ascii="Times New Roman" w:hAnsi="Times New Roman" w:cs="Times New Roman"/>
+          <w:b/>
+          <w:bCs/>
+        </w:rPr>
+        <w:t>10. issubset()</w:t>
+      </w:r>
+    </w:p>
+    <w:p>
+      <w:pPr>
+        <w:rPr>
+          <w:rFonts w:ascii="Times New Roman" w:hAnsi="Times New Roman" w:cs="Times New Roman"/>
+        </w:rPr>
+      </w:pPr>
+      <w:r>
+        <w:rPr>
+          <w:rFonts w:ascii="Times New Roman" w:hAnsi="Times New Roman" w:cs="Times New Roman"/>
+        </w:rPr>
+        <w:t xml:space="preserve">Checks whether </w:t>
+      </w:r>
+      <w:r>
+        <w:rPr>
+          <w:rFonts w:ascii="Times New Roman" w:hAnsi="Times New Roman" w:cs="Times New Roman"/>
+        </w:rPr>
+        <w:t>all</w:t>
+      </w:r>
+      <w:r>
+        <w:rPr>
+          <w:rFonts w:ascii="Times New Roman" w:hAnsi="Times New Roman" w:cs="Times New Roman"/>
+        </w:rPr>
+        <w:t xml:space="preserve"> </w:t>
+      </w:r>
+      <w:r>
+        <w:rPr>
+          <w:rFonts w:ascii="Times New Roman" w:hAnsi="Times New Roman" w:cs="Times New Roman"/>
+        </w:rPr>
+        <w:t xml:space="preserve"> elements in set one present on another set also.</w:t>
+      </w:r>
+    </w:p>
+    <w:p>
+      <w:pPr>
+        <w:rPr>
+          <w:rFonts w:ascii="Times New Roman" w:hAnsi="Times New Roman" w:cs="Times New Roman"/>
+          <w:b/>
+          <w:bCs/>
+        </w:rPr>
+      </w:pPr>
+      <w:r>
+        <w:rPr>
+          <w:rFonts w:ascii="Times New Roman" w:hAnsi="Times New Roman" w:cs="Times New Roman"/>
+          <w:b/>
+          <w:bCs/>
+        </w:rPr>
+        <w:t>Tuple in Python</w:t>
+      </w:r>
+    </w:p>
+    <w:p>
+      <w:pPr>
+        <w:rPr>
+          <w:rFonts w:ascii="Times New Roman" w:hAnsi="Times New Roman" w:cs="Times New Roman"/>
+          <w:b/>
+          <w:bCs/>
+        </w:rPr>
+      </w:pPr>
+      <w:r>
+        <w:rPr>
+          <w:rFonts w:ascii="Times New Roman" w:hAnsi="Times New Roman" w:cs="Times New Roman"/>
+          <w:b/>
+          <w:bCs/>
+        </w:rPr>
+        <w:t>Definition</w:t>
+      </w:r>
+    </w:p>
+    <w:p>
+      <w:pPr>
+        <w:rPr>
+          <w:rFonts w:ascii="Times New Roman" w:hAnsi="Times New Roman" w:cs="Times New Roman"/>
+        </w:rPr>
+      </w:pPr>
+      <w:r>
+        <w:rPr>
+          <w:rFonts w:ascii="Times New Roman" w:hAnsi="Times New Roman" w:cs="Times New Roman"/>
+          <w:b/>
+          <w:bCs/>
+        </w:rPr>
+        <w:t>"A tuple is an ordered, immutable collection of elements that allows duplicate values and supports indexing."</w:t>
+      </w:r>
+    </w:p>
+    <w:p>
+      <w:pPr>
+        <w:rPr>
+          <w:rFonts w:ascii="Times New Roman" w:hAnsi="Times New Roman" w:cs="Times New Roman"/>
+        </w:rPr>
+      </w:pPr>
+      <w:r>
+        <w:rPr>
+          <w:rFonts w:ascii="Times New Roman" w:hAnsi="Times New Roman" w:cs="Times New Roman"/>
+        </w:rPr>
+        <w:pict w14:anchorId="366BB4F8">
+          <v:rect id="_x0000_i1149" style="width:0;height:1.5pt" o:hralign="center" o:hrstd="t" o:hr="t" fillcolor="#a0a0a0" stroked="f"/>
+        </w:pict>
+      </w:r>
+    </w:p>
+    <w:p>
+      <w:pPr>
+        <w:rPr>
+          <w:rFonts w:ascii="Times New Roman" w:hAnsi="Times New Roman" w:cs="Times New Roman"/>
+          <w:b/>
+          <w:bCs/>
+        </w:rPr>
+      </w:pPr>
+      <w:r>
+        <w:rPr>
+          <w:rFonts w:ascii="Times New Roman" w:hAnsi="Times New Roman" w:cs="Times New Roman"/>
+          <w:b/>
+          <w:bCs/>
+        </w:rPr>
+        <w:t>Features of Tuple</w:t>
+      </w:r>
+    </w:p>
+    <w:p>
+      <w:pPr>
+        <w:numPr>
+          <w:ilvl w:val="0"/>
+          <w:numId w:val="23"/>
+        </w:numPr>
+        <w:rPr>
+          <w:rFonts w:ascii="Times New Roman" w:hAnsi="Times New Roman" w:cs="Times New Roman"/>
+        </w:rPr>
+      </w:pPr>
+      <w:r>
+        <w:rPr>
+          <w:rFonts w:ascii="Times New Roman" w:hAnsi="Times New Roman" w:cs="Times New Roman"/>
+        </w:rPr>
+        <w:t xml:space="preserve">Ordered </w:t>
+      </w:r>
+      <w:r>
+        <w:rPr>
+          <w:rFonts w:ascii="Segoe UI Emoji" w:hAnsi="Segoe UI Emoji" w:cs="Segoe UI Emoji"/>
+        </w:rPr>
+        <w:t>✅</w:t>
+      </w:r>
+      <w:r>
+        <w:rPr>
+          <w:rFonts w:ascii="Times New Roman" w:hAnsi="Times New Roman" w:cs="Times New Roman"/>
+        </w:rPr>
+        <w:t xml:space="preserve"> </w:t>
+      </w:r>
+    </w:p>
+    <w:p>
+      <w:pPr>
+        <w:numPr>
+          <w:ilvl w:val="0"/>
+          <w:numId w:val="23"/>
+        </w:numPr>
+        <w:rPr>
+          <w:rFonts w:ascii="Times New Roman" w:hAnsi="Times New Roman" w:cs="Times New Roman"/>
+        </w:rPr>
+      </w:pPr>
+      <w:r>
+        <w:rPr>
+          <w:rFonts w:ascii="Times New Roman" w:hAnsi="Times New Roman" w:cs="Times New Roman"/>
+        </w:rPr>
+        <w:t xml:space="preserve">Immutable (cannot be modified) </w:t>
+      </w:r>
+      <w:r>
+        <w:rPr>
+          <w:rFonts w:ascii="Segoe UI Emoji" w:hAnsi="Segoe UI Emoji" w:cs="Segoe UI Emoji"/>
+        </w:rPr>
+        <w:t>✅</w:t>
+      </w:r>
+      <w:r>
+        <w:rPr>
+          <w:rFonts w:ascii="Times New Roman" w:hAnsi="Times New Roman" w:cs="Times New Roman"/>
+        </w:rPr>
+        <w:t xml:space="preserve"> </w:t>
+      </w:r>
+    </w:p>
+    <w:p>
+      <w:pPr>
+        <w:numPr>
+          <w:ilvl w:val="0"/>
+          <w:numId w:val="23"/>
+        </w:numPr>
+        <w:rPr>
+          <w:rFonts w:ascii="Times New Roman" w:hAnsi="Times New Roman" w:cs="Times New Roman"/>
+        </w:rPr>
+      </w:pPr>
+      <w:r>
+        <w:rPr>
+          <w:rFonts w:ascii="Times New Roman" w:hAnsi="Times New Roman" w:cs="Times New Roman"/>
+        </w:rPr>
+        <w:t xml:space="preserve">Allows Duplicates </w:t>
+      </w:r>
+      <w:r>
+        <w:rPr>
+          <w:rFonts w:ascii="Segoe UI Emoji" w:hAnsi="Segoe UI Emoji" w:cs="Segoe UI Emoji"/>
+        </w:rPr>
+        <w:t>✅</w:t>
+      </w:r>
+      <w:r>
+        <w:rPr>
+          <w:rFonts w:ascii="Times New Roman" w:hAnsi="Times New Roman" w:cs="Times New Roman"/>
+        </w:rPr>
+        <w:t xml:space="preserve"> </w:t>
+      </w:r>
+    </w:p>
+    <w:p>
+      <w:pPr>
+        <w:numPr>
+          <w:ilvl w:val="0"/>
+          <w:numId w:val="23"/>
+        </w:numPr>
+        <w:rPr>
+          <w:rFonts w:ascii="Times New Roman" w:hAnsi="Times New Roman" w:cs="Times New Roman"/>
+        </w:rPr>
+      </w:pPr>
+      <w:r>
+        <w:rPr>
+          <w:rFonts w:ascii="Times New Roman" w:hAnsi="Times New Roman" w:cs="Times New Roman"/>
+        </w:rPr>
+        <w:t xml:space="preserve">Supports Indexing </w:t>
+      </w:r>
+      <w:r>
+        <w:rPr>
+          <w:rFonts w:ascii="Segoe UI Emoji" w:hAnsi="Segoe UI Emoji" w:cs="Segoe UI Emoji"/>
+        </w:rPr>
+        <w:t>✅</w:t>
+      </w:r>
+      <w:r>
+        <w:rPr>
+          <w:rFonts w:ascii="Times New Roman" w:hAnsi="Times New Roman" w:cs="Times New Roman"/>
+        </w:rPr>
+        <w:t xml:space="preserve"> </w:t>
+      </w:r>
+    </w:p>
+    <w:p>
+      <w:pPr>
+        <w:numPr>
+          <w:ilvl w:val="0"/>
+          <w:numId w:val="23"/>
+        </w:numPr>
+        <w:rPr>
+          <w:rFonts w:ascii="Times New Roman" w:hAnsi="Times New Roman" w:cs="Times New Roman"/>
+        </w:rPr>
+      </w:pPr>
+      <w:r>
+        <w:rPr>
+          <w:rFonts w:ascii="Times New Roman" w:hAnsi="Times New Roman" w:cs="Times New Roman"/>
+        </w:rPr>
+        <w:t xml:space="preserve">Faster than List </w:t>
+      </w:r>
+      <w:r>
+        <w:rPr>
+          <w:rFonts w:ascii="Segoe UI Emoji" w:hAnsi="Segoe UI Emoji" w:cs="Segoe UI Emoji"/>
+        </w:rPr>
+        <w:t>✅</w:t>
+      </w:r>
+      <w:r>
+        <w:rPr>
+          <w:rFonts w:ascii="Times New Roman" w:hAnsi="Times New Roman" w:cs="Times New Roman"/>
+        </w:rPr>
+        <w:t xml:space="preserve"> </w:t>
+      </w:r>
+    </w:p>
+    <w:p>
+      <w:pPr>
+        <w:rPr>
+          <w:rFonts w:ascii="Times New Roman" w:hAnsi="Times New Roman" w:cs="Times New Roman"/>
+          <w:b/>
+          <w:bCs/>
+        </w:rPr>
+      </w:pPr>
+      <w:r>
+        <w:rPr>
+          <w:rFonts w:ascii="Times New Roman" w:hAnsi="Times New Roman" w:cs="Times New Roman"/>
+          <w:b/>
+          <w:bCs/>
+        </w:rPr>
+        <w:t>1. count()</w:t>
+      </w:r>
+    </w:p>
+    <w:p>
+      <w:pPr>
+        <w:rPr>
+          <w:rFonts w:ascii="Times New Roman" w:hAnsi="Times New Roman" w:cs="Times New Roman"/>
+        </w:rPr>
+      </w:pPr>
+      <w:r>
+        <w:rPr>
+          <w:rFonts w:ascii="Times New Roman" w:hAnsi="Times New Roman" w:cs="Times New Roman"/>
+        </w:rPr>
+        <w:t>Counts how many times an element appears.</w:t>
+      </w:r>
+    </w:p>
+    <w:p>
+      <w:pPr>
+        <w:rPr>
+          <w:rFonts w:ascii="Times New Roman" w:hAnsi="Times New Roman" w:cs="Times New Roman"/>
+          <w:b/>
+          <w:bCs/>
+        </w:rPr>
+      </w:pPr>
+      <w:r>
+        <w:rPr>
+          <w:rFonts w:ascii="Times New Roman" w:hAnsi="Times New Roman" w:cs="Times New Roman"/>
+          <w:b/>
+          <w:bCs/>
+        </w:rPr>
+        <w:t>2. index()</w:t>
+      </w:r>
+    </w:p>
+    <w:p>
+      <w:pPr>
+        <w:rPr>
+          <w:rFonts w:ascii="Times New Roman" w:hAnsi="Times New Roman" w:cs="Times New Roman"/>
+        </w:rPr>
+      </w:pPr>
+      <w:r>
+        <w:rPr>
+          <w:rFonts w:ascii="Times New Roman" w:hAnsi="Times New Roman" w:cs="Times New Roman"/>
+        </w:rPr>
+        <w:t>Returns the first index of an element.</w:t>
+      </w:r>
+    </w:p>
+    <w:p>
+      <w:pPr>
+        <w:pStyle w:val="ListParagraph"/>
+        <w:numPr>
+          <w:ilvl w:val="0"/>
+          <w:numId w:val="24"/>
+        </w:numPr>
+        <w:rPr>
+          <w:rFonts w:ascii="Times New Roman" w:hAnsi="Times New Roman" w:cs="Times New Roman"/>
+        </w:rPr>
+      </w:pPr>
+      <w:r>
+        <w:rPr>
+          <w:rFonts w:ascii="Times New Roman" w:hAnsi="Times New Roman" w:cs="Times New Roman"/>
+        </w:rPr>
+        <w:t>"Tuple is immutable, so it provides data safety and better performance. We use tuples when data should not change after creation."</w:t>
+      </w:r>
+    </w:p>
+    <w:p>
+      <w:pPr>
+        <w:pStyle w:val="ListParagraph"/>
+        <w:numPr>
+          <w:ilvl w:val="0"/>
+          <w:numId w:val="24"/>
+        </w:numPr>
+        <w:rPr>
+          <w:rFonts w:ascii="Times New Roman" w:hAnsi="Times New Roman" w:cs="Times New Roman"/>
+        </w:rPr>
+      </w:pPr>
+      <w:r>
+        <w:rPr>
+          <w:rFonts w:ascii="Times New Roman" w:hAnsi="Times New Roman" w:cs="Times New Roman"/>
+          <w:b/>
+          <w:bCs/>
+        </w:rPr>
+        <w:t>"A tuple is an ordered, immutable collection that allows duplicate values and supports indexing. Because it cannot be modified after creation, it is faster and more memory-efficient than a list."</w:t>
+      </w:r>
+      <w:r>
+        <w:rPr>
+          <w:rFonts w:ascii="Times New Roman" w:hAnsi="Times New Roman" w:cs="Times New Roman"/>
+        </w:rPr>
+        <w:t xml:space="preserve"> </w:t>
+      </w:r>
+      <w:r>
+        <w:rPr>
+          <w:rFonts w:ascii="Segoe UI Emoji" w:hAnsi="Segoe UI Emoji" w:cs="Segoe UI Emoji"/>
+        </w:rPr>
+        <w:t>🚀</w:t>
+      </w:r>
+    </w:p>
+    <w:p>
+      <w:pPr>
+        <w:rPr>
+          <w:rFonts w:ascii="Times New Roman" w:hAnsi="Times New Roman" w:cs="Times New Roman"/>
+        </w:rPr>
+      </w:pPr>
+    </w:p>
+    <w:p>
+      <w:pPr>
+        <w:rPr>
+          <w:rFonts w:ascii="Times New Roman" w:hAnsi="Times New Roman" w:cs="Times New Roman"/>
+          <w:b/>
+          <w:bCs/>
+        </w:rPr>
+      </w:pPr>
+      <w:r>
+        <w:rPr>
+          <w:rFonts w:ascii="Times New Roman" w:hAnsi="Times New Roman" w:cs="Times New Roman"/>
+          <w:b/>
+          <w:bCs/>
+        </w:rPr>
+        <w:lastRenderedPageBreak/>
+        <w:t>Dictionary (dict) in Python</w:t>
+      </w:r>
+    </w:p>
+    <w:p>
+      <w:pPr>
+        <w:rPr>
+          <w:rFonts w:ascii="Times New Roman" w:hAnsi="Times New Roman" w:cs="Times New Roman"/>
+          <w:b/>
+          <w:bCs/>
+        </w:rPr>
+      </w:pPr>
+      <w:r>
+        <w:rPr>
+          <w:rFonts w:ascii="Times New Roman" w:hAnsi="Times New Roman" w:cs="Times New Roman"/>
+          <w:b/>
+          <w:bCs/>
+        </w:rPr>
+        <w:t>Definition</w:t>
+      </w:r>
+    </w:p>
+    <w:p>
+      <w:pPr>
+        <w:rPr>
+          <w:rFonts w:ascii="Times New Roman" w:hAnsi="Times New Roman" w:cs="Times New Roman"/>
+        </w:rPr>
+      </w:pPr>
+      <w:r>
+        <w:rPr>
+          <w:rFonts w:ascii="Times New Roman" w:hAnsi="Times New Roman" w:cs="Times New Roman"/>
+        </w:rPr>
+        <w:t>"A dictionary is a mutable collection that stores data in the form of key-value pairs. Keys must be unique, while values can be duplicated."</w:t>
+      </w:r>
+    </w:p>
+    <w:p>
+      <w:pPr>
+        <w:rPr>
+          <w:rFonts w:ascii="Times New Roman" w:hAnsi="Times New Roman" w:cs="Times New Roman"/>
+          <w:b/>
+          <w:bCs/>
+        </w:rPr>
+      </w:pPr>
+      <w:r>
+        <w:rPr>
+          <w:rFonts w:ascii="Times New Roman" w:hAnsi="Times New Roman" w:cs="Times New Roman"/>
+          <w:b/>
+          <w:bCs/>
+        </w:rPr>
+        <w:t>Important Dictionary Methods</w:t>
+      </w:r>
+    </w:p>
+    <w:p>
+      <w:pPr>
+        <w:rPr>
+          <w:rFonts w:ascii="Times New Roman" w:hAnsi="Times New Roman" w:cs="Times New Roman"/>
+          <w:b/>
+          <w:bCs/>
+        </w:rPr>
+      </w:pPr>
+      <w:r>
+        <w:rPr>
+          <w:rFonts w:ascii="Times New Roman" w:hAnsi="Times New Roman" w:cs="Times New Roman"/>
+          <w:b/>
+          <w:bCs/>
+        </w:rPr>
+        <w:t>1. get()</w:t>
+      </w:r>
+    </w:p>
+    <w:p>
+      <w:pPr>
+        <w:rPr>
+          <w:rFonts w:ascii="Times New Roman" w:hAnsi="Times New Roman" w:cs="Times New Roman"/>
+        </w:rPr>
+      </w:pPr>
+      <w:r>
+        <w:rPr>
+          <w:rFonts w:ascii="Times New Roman" w:hAnsi="Times New Roman" w:cs="Times New Roman"/>
+        </w:rPr>
+        <w:t>Retrieves a value using a key.</w:t>
+      </w:r>
+    </w:p>
+    <w:p>
+      <w:pPr>
+        <w:rPr>
+          <w:rFonts w:ascii="Times New Roman" w:hAnsi="Times New Roman" w:cs="Times New Roman"/>
+        </w:rPr>
+      </w:pPr>
+      <w:r>
+        <w:rPr>
+          <w:rFonts w:ascii="Times New Roman" w:hAnsi="Times New Roman" w:cs="Times New Roman"/>
+        </w:rPr>
+        <w:t>student = {"name": "Ullas"}</w:t>
+      </w:r>
+      <w:r>
+        <w:rPr>
+          <w:rFonts w:ascii="Times New Roman" w:hAnsi="Times New Roman" w:cs="Times New Roman"/>
+        </w:rPr>
+        <w:br/>
+      </w:r>
+      <w:r>
+        <w:rPr>
+          <w:rFonts w:ascii="Times New Roman" w:hAnsi="Times New Roman" w:cs="Times New Roman"/>
+        </w:rPr>
+        <w:br/>
+        <w:t>print(student.get("name"))</w:t>
+      </w:r>
+    </w:p>
+    <w:p>
+      <w:pPr>
+        <w:rPr>
+          <w:rFonts w:ascii="Times New Roman" w:hAnsi="Times New Roman" w:cs="Times New Roman"/>
+        </w:rPr>
+      </w:pPr>
+      <w:r>
+        <w:rPr>
+          <w:rFonts w:ascii="Times New Roman" w:hAnsi="Times New Roman" w:cs="Times New Roman"/>
+          <w:b/>
+          <w:bCs/>
+        </w:rPr>
+        <w:t>Output:</w:t>
+      </w:r>
+    </w:p>
+    <w:p>
+      <w:pPr>
+        <w:rPr>
+          <w:rFonts w:ascii="Times New Roman" w:hAnsi="Times New Roman" w:cs="Times New Roman"/>
+        </w:rPr>
+      </w:pPr>
+      <w:r>
+        <w:rPr>
+          <w:rFonts w:ascii="Times New Roman" w:hAnsi="Times New Roman" w:cs="Times New Roman"/>
+        </w:rPr>
+        <w:t>Ullas</w:t>
+      </w:r>
+    </w:p>
+    <w:p>
+      <w:pPr>
+        <w:rPr>
+          <w:rFonts w:ascii="Times New Roman" w:hAnsi="Times New Roman" w:cs="Times New Roman"/>
+        </w:rPr>
+      </w:pPr>
+      <w:r>
+        <w:rPr>
+          <w:rFonts w:ascii="Times New Roman" w:hAnsi="Times New Roman" w:cs="Times New Roman"/>
+          <w:b/>
+          <w:bCs/>
+        </w:rPr>
+        <w:t>Advantage:</w:t>
+      </w:r>
+      <w:r>
+        <w:rPr>
+          <w:rFonts w:ascii="Times New Roman" w:hAnsi="Times New Roman" w:cs="Times New Roman"/>
+        </w:rPr>
+        <w:t xml:space="preserve"> Doesn't raise an error if the key is missing.</w:t>
+      </w:r>
+    </w:p>
+    <w:p>
+      <w:pPr>
+        <w:rPr>
+          <w:rFonts w:ascii="Times New Roman" w:hAnsi="Times New Roman" w:cs="Times New Roman"/>
+        </w:rPr>
+      </w:pPr>
+      <w:r>
+        <w:rPr>
+          <w:rFonts w:ascii="Times New Roman" w:hAnsi="Times New Roman" w:cs="Times New Roman"/>
+        </w:rPr>
+        <w:t>print(student.get("city"))</w:t>
+      </w:r>
+    </w:p>
+    <w:p>
+      <w:pPr>
+        <w:rPr>
+          <w:rFonts w:ascii="Times New Roman" w:hAnsi="Times New Roman" w:cs="Times New Roman"/>
+        </w:rPr>
+      </w:pPr>
+      <w:r>
+        <w:rPr>
+          <w:rFonts w:ascii="Times New Roman" w:hAnsi="Times New Roman" w:cs="Times New Roman"/>
+        </w:rPr>
+        <w:t>Output:</w:t>
+      </w:r>
+    </w:p>
+    <w:p>
+      <w:pPr>
+        <w:rPr>
+          <w:rFonts w:ascii="Times New Roman" w:hAnsi="Times New Roman" w:cs="Times New Roman"/>
+        </w:rPr>
+      </w:pPr>
+      <w:r>
+        <w:rPr>
+          <w:rFonts w:ascii="Times New Roman" w:hAnsi="Times New Roman" w:cs="Times New Roman"/>
+        </w:rPr>
+        <w:t>None</w:t>
+      </w:r>
+    </w:p>
+    <w:p>
+      <w:pPr>
+        <w:rPr>
+          <w:rFonts w:ascii="Times New Roman" w:hAnsi="Times New Roman" w:cs="Times New Roman"/>
+        </w:rPr>
+      </w:pPr>
+      <w:r>
+        <w:rPr>
+          <w:rFonts w:ascii="Times New Roman" w:hAnsi="Times New Roman" w:cs="Times New Roman"/>
+        </w:rPr>
+        <w:pict w14:anchorId="70D9F1B0">
+          <v:rect id="_x0000_i1229" style="width:0;height:1.5pt" o:hralign="center" o:hrstd="t" o:hr="t" fillcolor="#a0a0a0" stroked="f"/>
+        </w:pict>
+      </w:r>
+    </w:p>
+    <w:p>
+      <w:pPr>
+        <w:rPr>
+          <w:rFonts w:ascii="Times New Roman" w:hAnsi="Times New Roman" w:cs="Times New Roman"/>
+          <w:b/>
+          <w:bCs/>
+        </w:rPr>
+      </w:pPr>
+      <w:r>
+        <w:rPr>
+          <w:rFonts w:ascii="Times New Roman" w:hAnsi="Times New Roman" w:cs="Times New Roman"/>
+          <w:b/>
+          <w:bCs/>
+        </w:rPr>
+        <w:t>2. keys()</w:t>
+      </w:r>
+    </w:p>
+    <w:p>
+      <w:pPr>
+        <w:rPr>
+          <w:rFonts w:ascii="Times New Roman" w:hAnsi="Times New Roman" w:cs="Times New Roman"/>
+        </w:rPr>
+      </w:pPr>
+      <w:r>
+        <w:rPr>
+          <w:rFonts w:ascii="Times New Roman" w:hAnsi="Times New Roman" w:cs="Times New Roman"/>
+        </w:rPr>
+        <w:t>Returns all keys.</w:t>
+      </w:r>
+    </w:p>
+    <w:p>
+      <w:pPr>
+        <w:rPr>
+          <w:rFonts w:ascii="Times New Roman" w:hAnsi="Times New Roman" w:cs="Times New Roman"/>
+        </w:rPr>
+      </w:pPr>
+      <w:r>
+        <w:rPr>
+          <w:rFonts w:ascii="Times New Roman" w:hAnsi="Times New Roman" w:cs="Times New Roman"/>
+        </w:rPr>
+        <w:t>student = {"name": "Ullas", "age": 21}</w:t>
+      </w:r>
+      <w:r>
+        <w:rPr>
+          <w:rFonts w:ascii="Times New Roman" w:hAnsi="Times New Roman" w:cs="Times New Roman"/>
+        </w:rPr>
+        <w:br/>
+      </w:r>
+      <w:r>
+        <w:rPr>
+          <w:rFonts w:ascii="Times New Roman" w:hAnsi="Times New Roman" w:cs="Times New Roman"/>
+        </w:rPr>
+        <w:br/>
+        <w:t>print(student.keys())</w:t>
+      </w:r>
+    </w:p>
+    <w:p>
+      <w:pPr>
+        <w:rPr>
+          <w:rFonts w:ascii="Times New Roman" w:hAnsi="Times New Roman" w:cs="Times New Roman"/>
+        </w:rPr>
+      </w:pPr>
+      <w:r>
+        <w:rPr>
+          <w:rFonts w:ascii="Times New Roman" w:hAnsi="Times New Roman" w:cs="Times New Roman"/>
+          <w:b/>
+          <w:bCs/>
+        </w:rPr>
+        <w:t>Output:</w:t>
+      </w:r>
+    </w:p>
+    <w:p>
+      <w:pPr>
+        <w:rPr>
+          <w:rFonts w:ascii="Times New Roman" w:hAnsi="Times New Roman" w:cs="Times New Roman"/>
+        </w:rPr>
+      </w:pPr>
+      <w:r>
+        <w:rPr>
+          <w:rFonts w:ascii="Times New Roman" w:hAnsi="Times New Roman" w:cs="Times New Roman"/>
+        </w:rPr>
+        <w:t>dict_keys(['name', 'age'])</w:t>
+      </w:r>
+    </w:p>
+    <w:p>
+      <w:pPr>
+        <w:rPr>
+          <w:rFonts w:ascii="Times New Roman" w:hAnsi="Times New Roman" w:cs="Times New Roman"/>
+        </w:rPr>
+      </w:pPr>
+      <w:r>
+        <w:rPr>
+          <w:rFonts w:ascii="Times New Roman" w:hAnsi="Times New Roman" w:cs="Times New Roman"/>
+        </w:rPr>
+        <w:pict w14:anchorId="7419DA1B">
+          <v:rect id="_x0000_i1230" style="width:0;height:1.5pt" o:hralign="center" o:hrstd="t" o:hr="t" fillcolor="#a0a0a0" stroked="f"/>
+        </w:pict>
+      </w:r>
+    </w:p>
+    <w:p>
+      <w:pPr>
+        <w:rPr>
+          <w:rFonts w:ascii="Times New Roman" w:hAnsi="Times New Roman" w:cs="Times New Roman"/>
+          <w:b/>
+          <w:bCs/>
+        </w:rPr>
+      </w:pPr>
+      <w:r>
+        <w:rPr>
+          <w:rFonts w:ascii="Times New Roman" w:hAnsi="Times New Roman" w:cs="Times New Roman"/>
+          <w:b/>
+          <w:bCs/>
+        </w:rPr>
+        <w:t>3. values()</w:t>
+      </w:r>
+    </w:p>
+    <w:p>
+      <w:pPr>
+        <w:rPr>
+          <w:rFonts w:ascii="Times New Roman" w:hAnsi="Times New Roman" w:cs="Times New Roman"/>
+        </w:rPr>
+      </w:pPr>
+      <w:r>
+        <w:rPr>
+          <w:rFonts w:ascii="Times New Roman" w:hAnsi="Times New Roman" w:cs="Times New Roman"/>
+        </w:rPr>
+        <w:t>Returns all values.</w:t>
+      </w:r>
+    </w:p>
+    <w:p>
+      <w:pPr>
+        <w:rPr>
+          <w:rFonts w:ascii="Times New Roman" w:hAnsi="Times New Roman" w:cs="Times New Roman"/>
+        </w:rPr>
+      </w:pPr>
+      <w:r>
+        <w:rPr>
+          <w:rFonts w:ascii="Times New Roman" w:hAnsi="Times New Roman" w:cs="Times New Roman"/>
+        </w:rPr>
+        <w:t>print(student.values())</w:t>
+      </w:r>
+    </w:p>
+    <w:p>
+      <w:pPr>
+        <w:rPr>
+          <w:rFonts w:ascii="Times New Roman" w:hAnsi="Times New Roman" w:cs="Times New Roman"/>
+        </w:rPr>
+      </w:pPr>
+      <w:r>
+        <w:rPr>
+          <w:rFonts w:ascii="Times New Roman" w:hAnsi="Times New Roman" w:cs="Times New Roman"/>
+          <w:b/>
+          <w:bCs/>
+        </w:rPr>
+        <w:t>Output:</w:t>
+      </w:r>
+    </w:p>
+    <w:p>
+      <w:pPr>
+        <w:rPr>
+          <w:rFonts w:ascii="Times New Roman" w:hAnsi="Times New Roman" w:cs="Times New Roman"/>
+        </w:rPr>
+      </w:pPr>
+      <w:r>
+        <w:rPr>
+          <w:rFonts w:ascii="Times New Roman" w:hAnsi="Times New Roman" w:cs="Times New Roman"/>
+        </w:rPr>
+        <w:t>dict_values(['Ullas', 21])</w:t>
+      </w:r>
+    </w:p>
+    <w:p>
+      <w:pPr>
+        <w:rPr>
+          <w:rFonts w:ascii="Times New Roman" w:hAnsi="Times New Roman" w:cs="Times New Roman"/>
+        </w:rPr>
+      </w:pPr>
+      <w:r>
+        <w:rPr>
+          <w:rFonts w:ascii="Times New Roman" w:hAnsi="Times New Roman" w:cs="Times New Roman"/>
+        </w:rPr>
+        <w:pict w14:anchorId="1ED130AD">
+          <v:rect id="_x0000_i1231" style="width:0;height:1.5pt" o:hralign="center" o:hrstd="t" o:hr="t" fillcolor="#a0a0a0" stroked="f"/>
+        </w:pict>
+      </w:r>
+    </w:p>
+    <w:p>
+      <w:pPr>
+        <w:rPr>
+          <w:rFonts w:ascii="Times New Roman" w:hAnsi="Times New Roman" w:cs="Times New Roman"/>
+          <w:b/>
+          <w:bCs/>
+        </w:rPr>
+      </w:pPr>
+      <w:r>
+        <w:rPr>
+          <w:rFonts w:ascii="Times New Roman" w:hAnsi="Times New Roman" w:cs="Times New Roman"/>
+          <w:b/>
+          <w:bCs/>
+        </w:rPr>
+        <w:lastRenderedPageBreak/>
+        <w:t>4. items()</w:t>
+      </w:r>
+    </w:p>
+    <w:p>
+      <w:pPr>
+        <w:rPr>
+          <w:rFonts w:ascii="Times New Roman" w:hAnsi="Times New Roman" w:cs="Times New Roman"/>
+        </w:rPr>
+      </w:pPr>
+      <w:r>
+        <w:rPr>
+          <w:rFonts w:ascii="Times New Roman" w:hAnsi="Times New Roman" w:cs="Times New Roman"/>
+        </w:rPr>
+        <w:t>Returns key-value pairs.</w:t>
+      </w:r>
+    </w:p>
+    <w:p>
+      <w:pPr>
+        <w:rPr>
+          <w:rFonts w:ascii="Times New Roman" w:hAnsi="Times New Roman" w:cs="Times New Roman"/>
+        </w:rPr>
+      </w:pPr>
+      <w:r>
+        <w:rPr>
+          <w:rFonts w:ascii="Times New Roman" w:hAnsi="Times New Roman" w:cs="Times New Roman"/>
+        </w:rPr>
+        <w:t>print(student.items())</w:t>
+      </w:r>
+    </w:p>
+    <w:p>
+      <w:pPr>
+        <w:rPr>
+          <w:rFonts w:ascii="Times New Roman" w:hAnsi="Times New Roman" w:cs="Times New Roman"/>
+        </w:rPr>
+      </w:pPr>
+      <w:r>
+        <w:rPr>
+          <w:rFonts w:ascii="Times New Roman" w:hAnsi="Times New Roman" w:cs="Times New Roman"/>
+          <w:b/>
+          <w:bCs/>
+        </w:rPr>
+        <w:t>Output:</w:t>
+      </w:r>
+    </w:p>
+    <w:p>
+      <w:pPr>
+        <w:rPr>
+          <w:rFonts w:ascii="Times New Roman" w:hAnsi="Times New Roman" w:cs="Times New Roman"/>
+        </w:rPr>
+      </w:pPr>
+      <w:r>
+        <w:rPr>
+          <w:rFonts w:ascii="Times New Roman" w:hAnsi="Times New Roman" w:cs="Times New Roman"/>
+        </w:rPr>
+        <w:t>dict_items([('name', 'Ullas'), ('age', 21)])</w:t>
+      </w:r>
+    </w:p>
+    <w:p>
+      <w:pPr>
+        <w:rPr>
+          <w:rFonts w:ascii="Times New Roman" w:hAnsi="Times New Roman" w:cs="Times New Roman"/>
+        </w:rPr>
+      </w:pPr>
+      <w:r>
+        <w:rPr>
+          <w:rFonts w:ascii="Times New Roman" w:hAnsi="Times New Roman" w:cs="Times New Roman"/>
+        </w:rPr>
+        <w:pict w14:anchorId="5A4521DB">
+          <v:rect id="_x0000_i1232" style="width:0;height:1.5pt" o:hralign="center" o:hrstd="t" o:hr="t" fillcolor="#a0a0a0" stroked="f"/>
+        </w:pict>
+      </w:r>
+    </w:p>
+    <w:p>
+      <w:pPr>
+        <w:rPr>
+          <w:rFonts w:ascii="Times New Roman" w:hAnsi="Times New Roman" w:cs="Times New Roman"/>
+          <w:b/>
+          <w:bCs/>
+        </w:rPr>
+      </w:pPr>
+      <w:r>
+        <w:rPr>
+          <w:rFonts w:ascii="Times New Roman" w:hAnsi="Times New Roman" w:cs="Times New Roman"/>
+          <w:b/>
+          <w:bCs/>
+        </w:rPr>
+        <w:t>5. update()</w:t>
+      </w:r>
+    </w:p>
+    <w:p>
+      <w:pPr>
+        <w:rPr>
+          <w:rFonts w:ascii="Times New Roman" w:hAnsi="Times New Roman" w:cs="Times New Roman"/>
+        </w:rPr>
+      </w:pPr>
+      <w:r>
+        <w:rPr>
+          <w:rFonts w:ascii="Times New Roman" w:hAnsi="Times New Roman" w:cs="Times New Roman"/>
+        </w:rPr>
+        <w:t>Updates existing values or adds new key-value pairs.</w:t>
+      </w:r>
+    </w:p>
+    <w:p>
+      <w:pPr>
+        <w:rPr>
+          <w:rFonts w:ascii="Times New Roman" w:hAnsi="Times New Roman" w:cs="Times New Roman"/>
+        </w:rPr>
+      </w:pPr>
+      <w:r>
+        <w:rPr>
+          <w:rFonts w:ascii="Times New Roman" w:hAnsi="Times New Roman" w:cs="Times New Roman"/>
+        </w:rPr>
+        <w:t>student = {"name": "Ullas"}</w:t>
+      </w:r>
+      <w:r>
+        <w:rPr>
+          <w:rFonts w:ascii="Times New Roman" w:hAnsi="Times New Roman" w:cs="Times New Roman"/>
+        </w:rPr>
+        <w:br/>
+      </w:r>
+      <w:r>
+        <w:rPr>
+          <w:rFonts w:ascii="Times New Roman" w:hAnsi="Times New Roman" w:cs="Times New Roman"/>
+        </w:rPr>
+        <w:br/>
+        <w:t>student.update({"age": 21})</w:t>
+      </w:r>
+      <w:r>
+        <w:rPr>
+          <w:rFonts w:ascii="Times New Roman" w:hAnsi="Times New Roman" w:cs="Times New Roman"/>
+        </w:rPr>
+        <w:br/>
+      </w:r>
+      <w:r>
+        <w:rPr>
+          <w:rFonts w:ascii="Times New Roman" w:hAnsi="Times New Roman" w:cs="Times New Roman"/>
+        </w:rPr>
+        <w:br/>
+        <w:t>print(student)</w:t>
+      </w:r>
+    </w:p>
+    <w:p>
+      <w:pPr>
+        <w:rPr>
+          <w:rFonts w:ascii="Times New Roman" w:hAnsi="Times New Roman" w:cs="Times New Roman"/>
+        </w:rPr>
+      </w:pPr>
+      <w:r>
+        <w:rPr>
+          <w:rFonts w:ascii="Times New Roman" w:hAnsi="Times New Roman" w:cs="Times New Roman"/>
+          <w:b/>
+          <w:bCs/>
+        </w:rPr>
+        <w:t>Output:</w:t>
+      </w:r>
+    </w:p>
+    <w:p>
+      <w:pPr>
+        <w:rPr>
+          <w:rFonts w:ascii="Times New Roman" w:hAnsi="Times New Roman" w:cs="Times New Roman"/>
+        </w:rPr>
+      </w:pPr>
+      <w:r>
+        <w:rPr>
+          <w:rFonts w:ascii="Times New Roman" w:hAnsi="Times New Roman" w:cs="Times New Roman"/>
+        </w:rPr>
+        <w:t>{'name': 'Ullas', 'age': 21}</w:t>
+      </w:r>
+    </w:p>
+    <w:p>
+      <w:pPr>
+        <w:rPr>
+          <w:rFonts w:ascii="Times New Roman" w:hAnsi="Times New Roman" w:cs="Times New Roman"/>
+        </w:rPr>
+      </w:pPr>
+      <w:r>
+        <w:rPr>
+          <w:rFonts w:ascii="Times New Roman" w:hAnsi="Times New Roman" w:cs="Times New Roman"/>
+        </w:rPr>
+        <w:pict w14:anchorId="2930B390">
+          <v:rect id="_x0000_i1233" style="width:0;height:1.5pt" o:hralign="center" o:hrstd="t" o:hr="t" fillcolor="#a0a0a0" stroked="f"/>
+        </w:pict>
+      </w:r>
+    </w:p>
+    <w:p>
+      <w:pPr>
+        <w:rPr>
+          <w:rFonts w:ascii="Times New Roman" w:hAnsi="Times New Roman" w:cs="Times New Roman"/>
+          <w:b/>
+          <w:bCs/>
+        </w:rPr>
+      </w:pPr>
+      <w:r>
+        <w:rPr>
+          <w:rFonts w:ascii="Times New Roman" w:hAnsi="Times New Roman" w:cs="Times New Roman"/>
+          <w:b/>
+          <w:bCs/>
+        </w:rPr>
+        <w:t>6. pop()</w:t>
+      </w:r>
+    </w:p>
+    <w:p>
+      <w:pPr>
+        <w:rPr>
+          <w:rFonts w:ascii="Times New Roman" w:hAnsi="Times New Roman" w:cs="Times New Roman"/>
+        </w:rPr>
+      </w:pPr>
+      <w:r>
+        <w:rPr>
+          <w:rFonts w:ascii="Times New Roman" w:hAnsi="Times New Roman" w:cs="Times New Roman"/>
+        </w:rPr>
+        <w:t>Removes a key and returns its value.</w:t>
+      </w:r>
+    </w:p>
+    <w:p>
+      <w:pPr>
+        <w:rPr>
+          <w:rFonts w:ascii="Times New Roman" w:hAnsi="Times New Roman" w:cs="Times New Roman"/>
+        </w:rPr>
+      </w:pPr>
+      <w:r>
+        <w:rPr>
+          <w:rFonts w:ascii="Times New Roman" w:hAnsi="Times New Roman" w:cs="Times New Roman"/>
+        </w:rPr>
+        <w:t>student = {</w:t>
+      </w:r>
+      <w:r>
+        <w:rPr>
+          <w:rFonts w:ascii="Times New Roman" w:hAnsi="Times New Roman" w:cs="Times New Roman"/>
+        </w:rPr>
+        <w:br/>
+        <w:t xml:space="preserve">    "name": "Ullas",</w:t>
+      </w:r>
+      <w:r>
+        <w:rPr>
+          <w:rFonts w:ascii="Times New Roman" w:hAnsi="Times New Roman" w:cs="Times New Roman"/>
+        </w:rPr>
+        <w:br/>
+        <w:t xml:space="preserve">    "age": 21</w:t>
+      </w:r>
+      <w:r>
+        <w:rPr>
+          <w:rFonts w:ascii="Times New Roman" w:hAnsi="Times New Roman" w:cs="Times New Roman"/>
+        </w:rPr>
+        <w:br/>
+        <w:t>}</w:t>
+      </w:r>
+      <w:r>
+        <w:rPr>
+          <w:rFonts w:ascii="Times New Roman" w:hAnsi="Times New Roman" w:cs="Times New Roman"/>
+        </w:rPr>
+        <w:br/>
+      </w:r>
+      <w:r>
+        <w:rPr>
+          <w:rFonts w:ascii="Times New Roman" w:hAnsi="Times New Roman" w:cs="Times New Roman"/>
+        </w:rPr>
+        <w:br/>
+        <w:t>student.pop("age")</w:t>
+      </w:r>
+      <w:r>
+        <w:rPr>
+          <w:rFonts w:ascii="Times New Roman" w:hAnsi="Times New Roman" w:cs="Times New Roman"/>
+        </w:rPr>
+        <w:br/>
+      </w:r>
+      <w:r>
+        <w:rPr>
+          <w:rFonts w:ascii="Times New Roman" w:hAnsi="Times New Roman" w:cs="Times New Roman"/>
+        </w:rPr>
+        <w:br/>
+        <w:t>print(student)</w:t>
+      </w:r>
+    </w:p>
+    <w:p>
+      <w:pPr>
+        <w:rPr>
+          <w:rFonts w:ascii="Times New Roman" w:hAnsi="Times New Roman" w:cs="Times New Roman"/>
+        </w:rPr>
+      </w:pPr>
+      <w:r>
+        <w:rPr>
+          <w:rFonts w:ascii="Times New Roman" w:hAnsi="Times New Roman" w:cs="Times New Roman"/>
+          <w:b/>
+          <w:bCs/>
+        </w:rPr>
+        <w:t>Output:</w:t>
+      </w:r>
+    </w:p>
+    <w:p>
+      <w:pPr>
+        <w:rPr>
+          <w:rFonts w:ascii="Times New Roman" w:hAnsi="Times New Roman" w:cs="Times New Roman"/>
+        </w:rPr>
+      </w:pPr>
+      <w:r>
+        <w:rPr>
+          <w:rFonts w:ascii="Times New Roman" w:hAnsi="Times New Roman" w:cs="Times New Roman"/>
+        </w:rPr>
+        <w:t>{'name': 'Ullas'}</w:t>
+      </w:r>
+    </w:p>
+    <w:p>
+      <w:pPr>
+        <w:rPr>
+          <w:rFonts w:ascii="Times New Roman" w:hAnsi="Times New Roman" w:cs="Times New Roman"/>
+        </w:rPr>
+      </w:pPr>
+      <w:r>
+        <w:rPr>
+          <w:rFonts w:ascii="Times New Roman" w:hAnsi="Times New Roman" w:cs="Times New Roman"/>
+        </w:rPr>
+        <w:pict w14:anchorId="4C656F75">
+          <v:rect id="_x0000_i1234" style="width:0;height:1.5pt" o:hralign="center" o:hrstd="t" o:hr="t" fillcolor="#a0a0a0" stroked="f"/>
+        </w:pict>
+      </w:r>
+    </w:p>
+    <w:p>
+      <w:pPr>
+        <w:rPr>
+          <w:rFonts w:ascii="Times New Roman" w:hAnsi="Times New Roman" w:cs="Times New Roman"/>
+          <w:b/>
+          <w:bCs/>
+        </w:rPr>
+      </w:pPr>
+      <w:r>
+        <w:rPr>
+          <w:rFonts w:ascii="Times New Roman" w:hAnsi="Times New Roman" w:cs="Times New Roman"/>
+          <w:b/>
+          <w:bCs/>
+        </w:rPr>
+        <w:t>7. popitem()</w:t>
+      </w:r>
+    </w:p>
+    <w:p>
+      <w:pPr>
+        <w:rPr>
+          <w:rFonts w:ascii="Times New Roman" w:hAnsi="Times New Roman" w:cs="Times New Roman"/>
+        </w:rPr>
+      </w:pPr>
+      <w:r>
+        <w:rPr>
+          <w:rFonts w:ascii="Times New Roman" w:hAnsi="Times New Roman" w:cs="Times New Roman"/>
+        </w:rPr>
+        <w:t>Removes the last inserted key-value pair.</w:t>
+      </w:r>
+    </w:p>
+    <w:p>
+      <w:pPr>
+        <w:rPr>
+          <w:rFonts w:ascii="Times New Roman" w:hAnsi="Times New Roman" w:cs="Times New Roman"/>
+        </w:rPr>
+      </w:pPr>
+      <w:r>
+        <w:rPr>
+          <w:rFonts w:ascii="Times New Roman" w:hAnsi="Times New Roman" w:cs="Times New Roman"/>
+        </w:rPr>
+        <w:t>student = {</w:t>
+      </w:r>
+      <w:r>
+        <w:rPr>
+          <w:rFonts w:ascii="Times New Roman" w:hAnsi="Times New Roman" w:cs="Times New Roman"/>
+        </w:rPr>
+        <w:br/>
+        <w:t xml:space="preserve">    "name": "Ullas",</w:t>
+      </w:r>
+      <w:r>
+        <w:rPr>
+          <w:rFonts w:ascii="Times New Roman" w:hAnsi="Times New Roman" w:cs="Times New Roman"/>
+        </w:rPr>
+        <w:br/>
+      </w:r>
+      <w:r>
+        <w:rPr>
+          <w:rFonts w:ascii="Times New Roman" w:hAnsi="Times New Roman" w:cs="Times New Roman"/>
+        </w:rPr>
+        <w:lastRenderedPageBreak/>
+        <w:t xml:space="preserve">    "age": 21</w:t>
+      </w:r>
+      <w:r>
+        <w:rPr>
+          <w:rFonts w:ascii="Times New Roman" w:hAnsi="Times New Roman" w:cs="Times New Roman"/>
+        </w:rPr>
+        <w:br/>
+        <w:t>}</w:t>
+      </w:r>
+      <w:r>
+        <w:rPr>
+          <w:rFonts w:ascii="Times New Roman" w:hAnsi="Times New Roman" w:cs="Times New Roman"/>
+        </w:rPr>
+        <w:br/>
+      </w:r>
+      <w:r>
+        <w:rPr>
+          <w:rFonts w:ascii="Times New Roman" w:hAnsi="Times New Roman" w:cs="Times New Roman"/>
+        </w:rPr>
+        <w:br/>
+        <w:t>student.popitem()</w:t>
+      </w:r>
+      <w:r>
+        <w:rPr>
+          <w:rFonts w:ascii="Times New Roman" w:hAnsi="Times New Roman" w:cs="Times New Roman"/>
+        </w:rPr>
+        <w:br/>
+      </w:r>
+      <w:r>
+        <w:rPr>
+          <w:rFonts w:ascii="Times New Roman" w:hAnsi="Times New Roman" w:cs="Times New Roman"/>
+        </w:rPr>
+        <w:br/>
+        <w:t>print(student)</w:t>
+      </w:r>
+    </w:p>
+    <w:p>
+      <w:pPr>
+        <w:rPr>
+          <w:rFonts w:ascii="Times New Roman" w:hAnsi="Times New Roman" w:cs="Times New Roman"/>
+        </w:rPr>
+      </w:pPr>
+      <w:r>
+        <w:rPr>
+          <w:rFonts w:ascii="Times New Roman" w:hAnsi="Times New Roman" w:cs="Times New Roman"/>
+          <w:b/>
+          <w:bCs/>
+        </w:rPr>
+        <w:t>Output:</w:t>
+      </w:r>
+    </w:p>
+    <w:p>
+      <w:pPr>
+        <w:rPr>
+          <w:rFonts w:ascii="Times New Roman" w:hAnsi="Times New Roman" w:cs="Times New Roman"/>
+        </w:rPr>
+      </w:pPr>
+      <w:r>
+        <w:rPr>
+          <w:rFonts w:ascii="Times New Roman" w:hAnsi="Times New Roman" w:cs="Times New Roman"/>
+        </w:rPr>
+        <w:t>{'name': 'Ullas'}</w:t>
+      </w:r>
+    </w:p>
+    <w:p>
+      <w:pPr>
+        <w:rPr>
+          <w:rFonts w:ascii="Times New Roman" w:hAnsi="Times New Roman" w:cs="Times New Roman"/>
+        </w:rPr>
+      </w:pPr>
+      <w:r>
+        <w:rPr>
+          <w:rFonts w:ascii="Times New Roman" w:hAnsi="Times New Roman" w:cs="Times New Roman"/>
+        </w:rPr>
+        <w:pict w14:anchorId="6A71B4AB">
+          <v:rect id="_x0000_i1235" style="width:0;height:1.5pt" o:hralign="center" o:hrstd="t" o:hr="t" fillcolor="#a0a0a0" stroked="f"/>
+        </w:pict>
+      </w:r>
+    </w:p>
+    <w:p>
+      <w:pPr>
+        <w:rPr>
+          <w:rFonts w:ascii="Times New Roman" w:hAnsi="Times New Roman" w:cs="Times New Roman"/>
+          <w:b/>
+          <w:bCs/>
+        </w:rPr>
+      </w:pPr>
+      <w:r>
+        <w:rPr>
+          <w:rFonts w:ascii="Times New Roman" w:hAnsi="Times New Roman" w:cs="Times New Roman"/>
+          <w:b/>
+          <w:bCs/>
+        </w:rPr>
+        <w:t>8. clear()</w:t>
+      </w:r>
+    </w:p>
+    <w:p>
+      <w:pPr>
+        <w:rPr>
+          <w:rFonts w:ascii="Times New Roman" w:hAnsi="Times New Roman" w:cs="Times New Roman"/>
+        </w:rPr>
+      </w:pPr>
+      <w:r>
+        <w:rPr>
+          <w:rFonts w:ascii="Times New Roman" w:hAnsi="Times New Roman" w:cs="Times New Roman"/>
+        </w:rPr>
+        <w:t>Removes all items.</w:t>
+      </w:r>
+    </w:p>
+    <w:p>
+      <w:pPr>
+        <w:rPr>
+          <w:rFonts w:ascii="Times New Roman" w:hAnsi="Times New Roman" w:cs="Times New Roman"/>
+        </w:rPr>
+      </w:pPr>
+      <w:r>
+        <w:rPr>
+          <w:rFonts w:ascii="Times New Roman" w:hAnsi="Times New Roman" w:cs="Times New Roman"/>
+        </w:rPr>
+        <w:t>student.clear()</w:t>
+      </w:r>
+      <w:r>
+        <w:rPr>
+          <w:rFonts w:ascii="Times New Roman" w:hAnsi="Times New Roman" w:cs="Times New Roman"/>
+        </w:rPr>
+        <w:br/>
+      </w:r>
+      <w:r>
+        <w:rPr>
+          <w:rFonts w:ascii="Times New Roman" w:hAnsi="Times New Roman" w:cs="Times New Roman"/>
+        </w:rPr>
+        <w:br/>
+        <w:t>print(student)</w:t>
+      </w:r>
+    </w:p>
+    <w:p>
+      <w:pPr>
+        <w:rPr>
+          <w:rFonts w:ascii="Times New Roman" w:hAnsi="Times New Roman" w:cs="Times New Roman"/>
+        </w:rPr>
+      </w:pPr>
+      <w:r>
+        <w:rPr>
+          <w:rFonts w:ascii="Times New Roman" w:hAnsi="Times New Roman" w:cs="Times New Roman"/>
+          <w:b/>
+          <w:bCs/>
+        </w:rPr>
+        <w:t>Output:</w:t>
+      </w:r>
+    </w:p>
+    <w:p>
+      <w:pPr>
+        <w:rPr>
+          <w:rFonts w:ascii="Times New Roman" w:hAnsi="Times New Roman" w:cs="Times New Roman"/>
+        </w:rPr>
+      </w:pPr>
+      <w:r>
+        <w:rPr>
+          <w:rFonts w:ascii="Times New Roman" w:hAnsi="Times New Roman" w:cs="Times New Roman"/>
+        </w:rPr>
+        <w:t>{}</w:t>
+      </w:r>
+    </w:p>
+    <w:p>
+      <w:pPr>
+        <w:rPr>
+          <w:rFonts w:ascii="Times New Roman" w:hAnsi="Times New Roman" w:cs="Times New Roman"/>
+        </w:rPr>
+      </w:pPr>
+      <w:r>
+        <w:rPr>
+          <w:rFonts w:ascii="Times New Roman" w:hAnsi="Times New Roman" w:cs="Times New Roman"/>
+        </w:rPr>
+        <w:pict w14:anchorId="272CE3CE">
+          <v:rect id="_x0000_i1236" style="width:0;height:1.5pt" o:hralign="center" o:hrstd="t" o:hr="t" fillcolor="#a0a0a0" stroked="f"/>
+        </w:pict>
+      </w:r>
+    </w:p>
+    <w:p>
+      <w:pPr>
+        <w:rPr>
+          <w:rFonts w:ascii="Times New Roman" w:hAnsi="Times New Roman" w:cs="Times New Roman"/>
+          <w:b/>
+          <w:bCs/>
+        </w:rPr>
+      </w:pPr>
+      <w:r>
+        <w:rPr>
+          <w:rFonts w:ascii="Times New Roman" w:hAnsi="Times New Roman" w:cs="Times New Roman"/>
+          <w:b/>
+          <w:bCs/>
+        </w:rPr>
+        <w:t>9. copy()</w:t>
+      </w:r>
+    </w:p>
+    <w:p>
+      <w:pPr>
+        <w:rPr>
+          <w:rFonts w:ascii="Times New Roman" w:hAnsi="Times New Roman" w:cs="Times New Roman"/>
+        </w:rPr>
+      </w:pPr>
+      <w:r>
+        <w:rPr>
+          <w:rFonts w:ascii="Times New Roman" w:hAnsi="Times New Roman" w:cs="Times New Roman"/>
+        </w:rPr>
+        <w:t>Creates a copy of the dictionary.</w:t>
+      </w:r>
+    </w:p>
+    <w:p>
+      <w:pPr>
+        <w:rPr>
+          <w:rFonts w:ascii="Times New Roman" w:hAnsi="Times New Roman" w:cs="Times New Roman"/>
+        </w:rPr>
+      </w:pPr>
+      <w:r>
+        <w:rPr>
+          <w:rFonts w:ascii="Times New Roman" w:hAnsi="Times New Roman" w:cs="Times New Roman"/>
+        </w:rPr>
+        <w:t>student = {"name": "Ullas"}</w:t>
+      </w:r>
+      <w:r>
+        <w:rPr>
+          <w:rFonts w:ascii="Times New Roman" w:hAnsi="Times New Roman" w:cs="Times New Roman"/>
+        </w:rPr>
+        <w:br/>
+      </w:r>
+      <w:r>
+        <w:rPr>
+          <w:rFonts w:ascii="Times New Roman" w:hAnsi="Times New Roman" w:cs="Times New Roman"/>
+        </w:rPr>
+        <w:br/>
+        <w:t>new_student = student.copy()</w:t>
+      </w:r>
+      <w:r>
+        <w:rPr>
+          <w:rFonts w:ascii="Times New Roman" w:hAnsi="Times New Roman" w:cs="Times New Roman"/>
+        </w:rPr>
+        <w:br/>
+      </w:r>
+      <w:r>
+        <w:rPr>
+          <w:rFonts w:ascii="Times New Roman" w:hAnsi="Times New Roman" w:cs="Times New Roman"/>
+        </w:rPr>
+        <w:br/>
+        <w:t>print(new_student)</w:t>
+      </w:r>
+    </w:p>
+    <w:p>
+      <w:pPr>
+        <w:rPr>
+          <w:rFonts w:ascii="Times New Roman" w:hAnsi="Times New Roman" w:cs="Times New Roman"/>
+        </w:rPr>
+      </w:pPr>
+      <w:r>
+        <w:rPr>
+          <w:rFonts w:ascii="Times New Roman" w:hAnsi="Times New Roman" w:cs="Times New Roman"/>
+        </w:rPr>
+        <w:pict w14:anchorId="002C2DF5">
+          <v:rect id="_x0000_i1237" style="width:0;height:1.5pt" o:hralign="center" o:hrstd="t" o:hr="t" fillcolor="#a0a0a0" stroked="f"/>
+        </w:pict>
+      </w:r>
+    </w:p>
+    <w:p>
+      <w:pPr>
+        <w:rPr>
+          <w:rFonts w:ascii="Times New Roman" w:hAnsi="Times New Roman" w:cs="Times New Roman"/>
+          <w:b/>
+          <w:bCs/>
+        </w:rPr>
+      </w:pPr>
+      <w:r>
+        <w:rPr>
+          <w:rFonts w:ascii="Times New Roman" w:hAnsi="Times New Roman" w:cs="Times New Roman"/>
+          <w:b/>
+          <w:bCs/>
+        </w:rPr>
+        <w:t>Interview Question</w:t>
+      </w:r>
+    </w:p>
+    <w:p>
+      <w:pPr>
+        <w:rPr>
+          <w:rFonts w:ascii="Times New Roman" w:hAnsi="Times New Roman" w:cs="Times New Roman"/>
+          <w:b/>
+          <w:bCs/>
+        </w:rPr>
+      </w:pPr>
+      <w:r>
+        <w:rPr>
+          <w:rFonts w:ascii="Times New Roman" w:hAnsi="Times New Roman" w:cs="Times New Roman"/>
+          <w:b/>
+          <w:bCs/>
+        </w:rPr>
+        <w:t>Difference Between get() and []</w:t>
+      </w:r>
+    </w:p>
+    <w:p>
+      <w:pPr>
+        <w:rPr>
+          <w:rFonts w:ascii="Times New Roman" w:hAnsi="Times New Roman" w:cs="Times New Roman"/>
+        </w:rPr>
+      </w:pPr>
+      <w:r>
+        <w:rPr>
+          <w:rFonts w:ascii="Times New Roman" w:hAnsi="Times New Roman" w:cs="Times New Roman"/>
+        </w:rPr>
+        <w:t>student = {"name": "Ullas"}</w:t>
+      </w:r>
+    </w:p>
+    <w:p>
+      <w:pPr>
+        <w:rPr>
+          <w:rFonts w:ascii="Times New Roman" w:hAnsi="Times New Roman" w:cs="Times New Roman"/>
+        </w:rPr>
+      </w:pPr>
+      <w:r>
+        <w:rPr>
+          <w:rFonts w:ascii="Times New Roman" w:hAnsi="Times New Roman" w:cs="Times New Roman"/>
+        </w:rPr>
+        <w:t>Using []:</w:t>
+      </w:r>
+    </w:p>
+    <w:p>
+      <w:pPr>
+        <w:rPr>
+          <w:rFonts w:ascii="Times New Roman" w:hAnsi="Times New Roman" w:cs="Times New Roman"/>
+        </w:rPr>
+      </w:pPr>
+      <w:r>
+        <w:rPr>
+          <w:rFonts w:ascii="Times New Roman" w:hAnsi="Times New Roman" w:cs="Times New Roman"/>
+        </w:rPr>
+        <w:t>student["city"]</w:t>
+      </w:r>
+    </w:p>
+    <w:p>
+      <w:pPr>
+        <w:rPr>
+          <w:rFonts w:ascii="Times New Roman" w:hAnsi="Times New Roman" w:cs="Times New Roman"/>
+        </w:rPr>
+      </w:pPr>
+      <w:r>
+        <w:rPr>
+          <w:rFonts w:ascii="Segoe UI Emoji" w:hAnsi="Segoe UI Emoji" w:cs="Segoe UI Emoji"/>
+        </w:rPr>
+        <w:t>❌</w:t>
+      </w:r>
+      <w:r>
+        <w:rPr>
+          <w:rFonts w:ascii="Times New Roman" w:hAnsi="Times New Roman" w:cs="Times New Roman"/>
+        </w:rPr>
+        <w:t xml:space="preserve"> Raises KeyError</w:t>
+      </w:r>
+    </w:p>
+    <w:p>
+      <w:pPr>
+        <w:rPr>
+          <w:rFonts w:ascii="Times New Roman" w:hAnsi="Times New Roman" w:cs="Times New Roman"/>
+        </w:rPr>
+      </w:pPr>
+      <w:r>
+        <w:rPr>
+          <w:rFonts w:ascii="Times New Roman" w:hAnsi="Times New Roman" w:cs="Times New Roman"/>
+        </w:rPr>
+        <w:t>Using get():</w:t>
+      </w:r>
+    </w:p>
+    <w:p>
+      <w:pPr>
+        <w:rPr>
+          <w:rFonts w:ascii="Times New Roman" w:hAnsi="Times New Roman" w:cs="Times New Roman"/>
+        </w:rPr>
+      </w:pPr>
+      <w:r>
+        <w:rPr>
+          <w:rFonts w:ascii="Times New Roman" w:hAnsi="Times New Roman" w:cs="Times New Roman"/>
+        </w:rPr>
+        <w:t>student.get("city")</w:t>
+      </w:r>
+    </w:p>
+    <w:p>
+      <w:pPr>
+        <w:rPr>
+          <w:rFonts w:ascii="Times New Roman" w:hAnsi="Times New Roman" w:cs="Times New Roman"/>
+        </w:rPr>
+      </w:pPr>
+      <w:r>
+        <w:rPr>
+          <w:rFonts w:ascii="Segoe UI Emoji" w:hAnsi="Segoe UI Emoji" w:cs="Segoe UI Emoji"/>
+        </w:rPr>
+        <w:lastRenderedPageBreak/>
+        <w:t>✅</w:t>
+      </w:r>
+      <w:r>
+        <w:rPr>
+          <w:rFonts w:ascii="Times New Roman" w:hAnsi="Times New Roman" w:cs="Times New Roman"/>
+        </w:rPr>
+        <w:t xml:space="preserve"> Returns None</w:t>
+      </w:r>
+    </w:p>
+    <w:p>
+      <w:pPr>
+        <w:rPr>
+          <w:rFonts w:ascii="Times New Roman" w:hAnsi="Times New Roman" w:cs="Times New Roman"/>
+        </w:rPr>
+      </w:pPr>
+      <w:r>
+        <w:rPr>
+          <w:rFonts w:ascii="Times New Roman" w:hAnsi="Times New Roman" w:cs="Times New Roman"/>
+        </w:rPr>
+        <w:pict w14:anchorId="39EBB47F">
+          <v:rect id="_x0000_i1238" style="width:0;height:1.5pt" o:hralign="center" o:hrstd="t" o:hr="t" fillcolor="#a0a0a0" stroked="f"/>
+        </w:pict>
+      </w:r>
+    </w:p>
+    <w:p>
+      <w:pPr>
+        <w:rPr>
+          <w:rFonts w:ascii="Times New Roman" w:hAnsi="Times New Roman" w:cs="Times New Roman"/>
+          <w:b/>
+          <w:bCs/>
+        </w:rPr>
+      </w:pPr>
+      <w:r>
+        <w:rPr>
+          <w:rFonts w:ascii="Times New Roman" w:hAnsi="Times New Roman" w:cs="Times New Roman"/>
+          <w:b/>
+          <w:bCs/>
+        </w:rPr>
+        <w:t>Short Interview Answer</w:t>
+      </w:r>
+    </w:p>
+    <w:p>
+      <w:pPr>
+        <w:rPr>
+          <w:rFonts w:ascii="Times New Roman" w:hAnsi="Times New Roman" w:cs="Times New Roman"/>
+        </w:rPr>
+      </w:pPr>
+      <w:r>
+        <w:rPr>
+          <w:rFonts w:ascii="Times New Roman" w:hAnsi="Times New Roman" w:cs="Times New Roman"/>
+        </w:rPr>
+        <w:t>"A dictionary is a mutable collection of key-value pairs where keys are unique. It is used for fast data retrieval and supports methods like get(), keys(), values(), items(), update(), and pop().</w:t>
+      </w:r>
+    </w:p>
+    <w:p>
+      <w:pPr>
+        <w:rPr>
+          <w:rFonts w:ascii="Times New Roman" w:hAnsi="Times New Roman" w:cs="Times New Roman"/>
+          <w:b/>
+          <w:bCs/>
+        </w:rPr>
+      </w:pPr>
+      <w:r>
+        <w:rPr>
+          <w:rFonts w:ascii="Times New Roman" w:hAnsi="Times New Roman" w:cs="Times New Roman"/>
+          <w:b/>
+          <w:bCs/>
+        </w:rPr>
+        <w:t xml:space="preserve">Memory </w:t>
+      </w:r>
+      <w:r>
+        <w:rPr>
+          <w:rFonts w:ascii="Times New Roman" w:hAnsi="Times New Roman" w:cs="Times New Roman"/>
+          <w:b/>
+          <w:bCs/>
+        </w:rPr>
+        <w:t>Allocation</w:t>
+      </w:r>
+    </w:p>
+    <w:p>
+      <w:pPr>
+        <w:rPr>
+          <w:rFonts w:ascii="Times New Roman" w:hAnsi="Times New Roman" w:cs="Times New Roman"/>
+        </w:rPr>
+      </w:pPr>
+      <w:r>
+        <w:rPr>
+          <w:rFonts w:ascii="Times New Roman" w:hAnsi="Times New Roman" w:cs="Times New Roman"/>
+        </w:rPr>
+        <w:t>"When a list, tuple, or set is created, Python allocates memory for the object and stores a reference to that object in the variable. Lists use dynamic arrays, tuples use a fixed-size immutable structure, and sets use hash tables for fast lookup and uniqueness."</w:t>
+      </w:r>
+    </w:p>
+    <w:p>
+      <w:pPr>
+        <w:rPr>
+          <w:rFonts w:ascii="Times New Roman" w:hAnsi="Times New Roman" w:cs="Times New Roman"/>
+          <w:b/>
+          <w:bCs/>
+        </w:rPr>
+      </w:pPr>
+      <w:r>
+        <w:rPr>
+          <w:rFonts w:ascii="Times New Roman" w:hAnsi="Times New Roman" w:cs="Times New Roman"/>
+          <w:b/>
+          <w:bCs/>
+        </w:rPr>
+        <w:t>Lists:</w:t>
+      </w:r>
+    </w:p>
+    <w:p>
+      <w:pPr>
+        <w:pStyle w:val="ListParagraph"/>
+        <w:numPr>
+          <w:ilvl w:val="0"/>
+          <w:numId w:val="25"/>
+        </w:numPr>
+        <w:rPr>
+          <w:rFonts w:ascii="Times New Roman" w:hAnsi="Times New Roman" w:cs="Times New Roman"/>
+        </w:rPr>
+      </w:pPr>
+      <w:r>
+        <w:rPr>
+          <w:rFonts w:ascii="Times New Roman" w:hAnsi="Times New Roman" w:cs="Times New Roman"/>
+        </w:rPr>
+        <w:t xml:space="preserve">A list object is created in memory. </w:t>
+      </w:r>
+    </w:p>
+    <w:p>
+      <w:pPr>
+        <w:pStyle w:val="ListParagraph"/>
+        <w:numPr>
+          <w:ilvl w:val="0"/>
+          <w:numId w:val="25"/>
+        </w:numPr>
+        <w:rPr>
+          <w:rFonts w:ascii="Times New Roman" w:hAnsi="Times New Roman" w:cs="Times New Roman"/>
+        </w:rPr>
+      </w:pPr>
+      <w:r>
+        <w:rPr>
+          <w:rFonts w:ascii="Times New Roman" w:hAnsi="Times New Roman" w:cs="Times New Roman"/>
+        </w:rPr>
+        <w:t xml:space="preserve">Memory is allocated for references to the elements. </w:t>
+      </w:r>
+    </w:p>
+    <w:p>
+      <w:pPr>
+        <w:pStyle w:val="ListParagraph"/>
+        <w:numPr>
+          <w:ilvl w:val="0"/>
+          <w:numId w:val="25"/>
+        </w:numPr>
+        <w:rPr>
+          <w:rFonts w:ascii="Times New Roman" w:hAnsi="Times New Roman" w:cs="Times New Roman"/>
+        </w:rPr>
+      </w:pPr>
+      <w:r>
+        <w:rPr>
+          <w:rFonts w:ascii="Times New Roman" w:hAnsi="Times New Roman" w:cs="Times New Roman"/>
+        </w:rPr>
+        <w:t xml:space="preserve">Variable numbers stores a reference to that list object. </w:t>
+      </w:r>
+    </w:p>
+    <w:p>
+      <w:pPr>
+        <w:pStyle w:val="ListParagraph"/>
+        <w:numPr>
+          <w:ilvl w:val="0"/>
+          <w:numId w:val="25"/>
+        </w:numPr>
+        <w:rPr>
+          <w:rFonts w:ascii="Times New Roman" w:hAnsi="Times New Roman" w:cs="Times New Roman"/>
+        </w:rPr>
+      </w:pPr>
+      <w:r>
+        <w:rPr>
+          <w:rFonts w:ascii="Times New Roman" w:hAnsi="Times New Roman" w:cs="Times New Roman"/>
+        </w:rPr>
+        <w:t>List is mutable, so Python allocates extra space for growth.</w:t>
+      </w:r>
+      <w:r>
+        <w:rPr>
+          <w:rFonts w:ascii="Times New Roman" w:hAnsi="Times New Roman" w:cs="Times New Roman"/>
+        </w:rPr>
+        <w:t xml:space="preserve"> </w:t>
+      </w:r>
+    </w:p>
+    <w:p>
+      <w:pPr>
+        <w:rPr>
+          <w:rFonts w:ascii="Times New Roman" w:hAnsi="Times New Roman" w:cs="Times New Roman"/>
+          <w:b/>
+          <w:bCs/>
+        </w:rPr>
+      </w:pPr>
+      <w:r>
+        <w:rPr>
+          <w:rFonts w:ascii="Times New Roman" w:hAnsi="Times New Roman" w:cs="Times New Roman"/>
+          <w:b/>
+          <w:bCs/>
+        </w:rPr>
+        <w:t>Set:</w:t>
+      </w:r>
+    </w:p>
+    <w:p>
+      <w:pPr>
+        <w:pStyle w:val="ListParagraph"/>
+        <w:numPr>
+          <w:ilvl w:val="0"/>
+          <w:numId w:val="26"/>
+        </w:numPr>
+        <w:rPr>
+          <w:rFonts w:ascii="Times New Roman" w:hAnsi="Times New Roman" w:cs="Times New Roman"/>
+        </w:rPr>
+      </w:pPr>
+      <w:r>
+        <w:rPr>
+          <w:rFonts w:ascii="Times New Roman" w:hAnsi="Times New Roman" w:cs="Times New Roman"/>
+        </w:rPr>
+        <w:t>Set</w:t>
+      </w:r>
+      <w:r>
+        <w:rPr>
+          <w:rFonts w:ascii="Times New Roman" w:hAnsi="Times New Roman" w:cs="Times New Roman"/>
+        </w:rPr>
+        <w:t xml:space="preserve"> uses a </w:t>
+      </w:r>
+      <w:r>
+        <w:rPr>
+          <w:rFonts w:ascii="Times New Roman" w:hAnsi="Times New Roman" w:cs="Times New Roman"/>
+          <w:b/>
+          <w:bCs/>
+        </w:rPr>
+        <w:t>hash table</w:t>
+      </w:r>
+      <w:r>
+        <w:rPr>
+          <w:rFonts w:ascii="Times New Roman" w:hAnsi="Times New Roman" w:cs="Times New Roman"/>
+        </w:rPr>
+        <w:t xml:space="preserve"> internally. </w:t>
+      </w:r>
+    </w:p>
+    <w:p>
+      <w:pPr>
+        <w:pStyle w:val="ListParagraph"/>
+        <w:numPr>
+          <w:ilvl w:val="0"/>
+          <w:numId w:val="26"/>
+        </w:numPr>
+        <w:rPr>
+          <w:rFonts w:ascii="Times New Roman" w:hAnsi="Times New Roman" w:cs="Times New Roman"/>
+        </w:rPr>
+      </w:pPr>
+      <w:r>
+        <w:rPr>
+          <w:rFonts w:ascii="Times New Roman" w:hAnsi="Times New Roman" w:cs="Times New Roman"/>
+        </w:rPr>
+        <w:t>Elements</w:t>
+      </w:r>
+      <w:r>
+        <w:rPr>
+          <w:rFonts w:ascii="Times New Roman" w:hAnsi="Times New Roman" w:cs="Times New Roman"/>
+        </w:rPr>
+        <w:t xml:space="preserve"> are stored based on their hash values.</w:t>
+      </w:r>
+    </w:p>
+    <w:p>
+      <w:pPr>
+        <w:rPr>
+          <w:rFonts w:ascii="Times New Roman" w:hAnsi="Times New Roman" w:cs="Times New Roman"/>
+          <w:b/>
+          <w:bCs/>
+        </w:rPr>
+      </w:pPr>
+      <w:r>
+        <w:rPr>
+          <w:rFonts w:ascii="Times New Roman" w:hAnsi="Times New Roman" w:cs="Times New Roman"/>
+          <w:b/>
+          <w:bCs/>
+        </w:rPr>
+        <w:t xml:space="preserve">Tuple </w:t>
+      </w:r>
+    </w:p>
+    <w:p>
+      <w:pPr>
+        <w:pStyle w:val="ListParagraph"/>
+        <w:numPr>
+          <w:ilvl w:val="0"/>
+          <w:numId w:val="27"/>
+        </w:numPr>
+        <w:rPr>
+          <w:rFonts w:ascii="Times New Roman" w:hAnsi="Times New Roman" w:cs="Times New Roman"/>
+        </w:rPr>
+      </w:pPr>
+      <w:r>
+        <w:rPr>
+          <w:rFonts w:ascii="Times New Roman" w:hAnsi="Times New Roman" w:cs="Times New Roman"/>
+        </w:rPr>
+        <w:t xml:space="preserve">Tuple </w:t>
+      </w:r>
+      <w:r>
+        <w:rPr>
+          <w:rFonts w:ascii="Times New Roman" w:hAnsi="Times New Roman" w:cs="Times New Roman"/>
+        </w:rPr>
+        <w:t xml:space="preserve">object is created. </w:t>
+      </w:r>
+    </w:p>
+    <w:p>
+      <w:pPr>
+        <w:pStyle w:val="ListParagraph"/>
+        <w:numPr>
+          <w:ilvl w:val="0"/>
+          <w:numId w:val="27"/>
+        </w:numPr>
+        <w:rPr>
+          <w:rFonts w:ascii="Times New Roman" w:hAnsi="Times New Roman" w:cs="Times New Roman"/>
+        </w:rPr>
+      </w:pPr>
+      <w:r>
+        <w:rPr>
+          <w:rFonts w:ascii="Times New Roman" w:hAnsi="Times New Roman" w:cs="Times New Roman"/>
+        </w:rPr>
+        <w:t xml:space="preserve">Since it's immutable, Python doesn't need extra space for modifications. </w:t>
+      </w:r>
+    </w:p>
+    <w:p>
+      <w:pPr>
+        <w:pStyle w:val="ListParagraph"/>
+        <w:numPr>
+          <w:ilvl w:val="0"/>
+          <w:numId w:val="27"/>
+        </w:numPr>
+        <w:rPr>
+          <w:rFonts w:ascii="Times New Roman" w:hAnsi="Times New Roman" w:cs="Times New Roman"/>
+        </w:rPr>
+      </w:pPr>
+      <w:r>
+        <w:rPr>
+          <w:rFonts w:ascii="Times New Roman" w:hAnsi="Times New Roman" w:cs="Times New Roman"/>
+        </w:rPr>
+        <w:t>More memory efficient than a list.</w:t>
+      </w:r>
+    </w:p>
+    <w:p>
+      <w:pPr>
+        <w:rPr>
+          <w:rFonts w:ascii="Times New Roman" w:hAnsi="Times New Roman" w:cs="Times New Roman"/>
+        </w:rPr>
+      </w:pPr>
+    </w:p>
+    <w:p>
+      <w:pPr>
+        <w:rPr>
+          <w:rFonts w:ascii="Times New Roman" w:hAnsi="Times New Roman" w:cs="Times New Roman"/>
+        </w:rPr>
+      </w:pPr>
+    </w:p>
+    <w:p>
+      <w:pPr>
+        <w:rPr>
+          <w:rFonts w:ascii="Times New Roman" w:hAnsi="Times New Roman" w:cs="Times New Roman"/>
+        </w:rPr>
+      </w:pPr>
+    </w:p>
+    <w:p>
+      <w:pPr>
+        <w:rPr>
+          <w:rFonts w:ascii="Times New Roman" w:hAnsi="Times New Roman" w:cs="Times New Roman"/>
+          <w:b/>
+          <w:bCs/>
+        </w:rPr>
+      </w:pPr>
+    </w:p>
+    <w:p>
+      <w:pPr>
+        <w:rPr>
+          <w:rFonts w:ascii="Times New Roman" w:hAnsi="Times New Roman" w:cs="Times New Roman"/>
+          <w:b/>
+          <w:bCs/>
+        </w:rPr>
+      </w:pPr>
+    </w:p>
+    <w:p>
+      <w:pPr>
+        <w:rPr>
+          <w:rFonts w:ascii="Times New Roman" w:hAnsi="Times New Roman" w:cs="Times New Roman"/>
+        </w:rPr>
+      </w:pPr>
+    </w:p>
+    <w:p>
+      <w:pPr>
+        <w:rPr>
+          <w:rFonts w:ascii="Times New Roman" w:hAnsi="Times New Roman" w:cs="Times New Roman"/>
+        </w:rPr>
+      </w:pPr>
+    </w:p>
+    <w:p>
+      <w:pPr>
+        <w:rPr>
+          <w:rFonts w:ascii="Times New Roman" w:hAnsi="Times New Roman" w:cs="Times New Roman"/>
+        </w:rPr>
+      </w:pPr>
+    </w:p>
+    <w:p>
+      <w:pPr>
+        <w:rPr>
+          <w:rFonts w:ascii="Times New Roman" w:hAnsi="Times New Roman" w:cs="Times New Roman"/>
+        </w:rPr>
+      </w:pPr>
+    </w:p>
+    <w:p>
+      <w:pPr>
+        <w:rPr>
+          <w:rFonts w:ascii="Times New Roman" w:hAnsi="Times New Roman" w:cs="Times New Roman"/>
+        </w:rPr>
+      </w:pPr>
+    </w:p>
+    <w:p>
+      <w:pPr>
+        <w:rPr>
+          <w:rFonts w:ascii="Times New Roman" w:hAnsi="Times New Roman" w:cs="Times New Roman"/>
+        </w:rPr>
+      </w:pPr>
+    </w:p>
+    <w:p>
+      <w:pPr>
+        <w:rPr>
+          <w:rFonts w:ascii="Times New Roman" w:hAnsi="Times New Roman" w:cs="Times New Roman"/>
+        </w:rPr>
+      </w:pPr>
+    </w:p>
+    <w:p>
+      <w:pPr>
+        <w:rPr>
+          <w:rFonts w:ascii="Times New Roman" w:hAnsi="Times New Roman" w:cs="Times New Roman"/>
+        </w:rPr>
+      </w:pPr>
     </w:p>
     <w:p>
       <w:pPr>
@@ -387,6 +4962,3377 @@
     </w:sectPr>
   </w:body>
 </w:document>
+</file>
+
+<file path=word/numbering.xml><?xml version="1.0" encoding="utf-8"?>
+<w:numbering xmlns:wpc="http://schemas.microsoft.com/office/word/2010/wordprocessingCanvas" xmlns:cx="http://schemas.microsoft.com/office/drawing/2014/chartex" xmlns:cx1="http://schemas.microsoft.com/office/drawing/2015/9/8/chartex" xmlns:cx2="http://schemas.microsoft.com/office/drawing/2015/10/21/chartex" xmlns:cx3="http://schemas.microsoft.com/office/drawing/2016/5/9/chartex" xmlns:cx4="http://schemas.microsoft.com/office/drawing/2016/5/10/chartex" xmlns:cx5="http://schemas.microsoft.com/office/drawing/2016/5/11/chartex" xmlns:cx6="http://schemas.microsoft.com/office/drawing/2016/5/12/chartex" xmlns:cx7="http://schemas.microsoft.com/office/drawing/2016/5/13/chartex" xmlns:cx8="http://schemas.microsoft.com/office/drawing/2016/5/14/chartex" xmlns:mc="http://schemas.openxmlformats.org/markup-compatibility/2006" xmlns:aink="http://schemas.microsoft.com/office/drawing/2016/ink" xmlns:am3d="http://schemas.microsoft.com/office/drawing/2017/model3d" xmlns:o="urn:schemas-microsoft-com:office:office" xmlns:oel="http://schemas.microsoft.com/office/2019/extlst" xmlns:r="http://schemas.openxmlformats.org/officeDocument/2006/relationships" xmlns:m="http://schemas.openxmlformats.org/officeDocument/2006/math" xmlns:v="urn:schemas-microsoft-com:vml" xmlns:wp14="http://schemas.microsoft.com/office/word/2010/wordprocessingDrawing" xmlns:wp="http://schemas.openxmlformats.org/drawingml/2006/wordprocessingDrawing" xmlns:w10="urn:schemas-microsoft-com:office:word" xmlns:w="http://schemas.openxmlformats.org/wordprocessingml/2006/main" xmlns:w14="http://schemas.microsoft.com/office/word/2010/wordml" xmlns:w15="http://schemas.microsoft.com/office/word/2012/wordml" xmlns:w16cex="http://schemas.microsoft.com/office/word/2018/wordml/cex" xmlns:w16cid="http://schemas.microsoft.com/office/word/2016/wordml/cid" xmlns:w16="http://schemas.microsoft.com/office/word/2018/wordml" xmlns:w16du="http://schemas.microsoft.com/office/word/2023/wordml/word16du" xmlns:w16sdtdh="http://schemas.microsoft.com/office/word/2020/wordml/sdtdatahash" xmlns:w16sdtfl="http://schemas.microsoft.com/office/word/2024/wordml/sdtformatlock" xmlns:w16se="http://schemas.microsoft.com/office/word/2015/wordml/symex" xmlns:wpg="http://schemas.microsoft.com/office/word/2010/wordprocessingGroup" xmlns:wpi="http://schemas.microsoft.com/office/word/2010/wordprocessingInk" xmlns:wne="http://schemas.microsoft.com/office/word/2006/wordml" xmlns:wps="http://schemas.microsoft.com/office/word/2010/wordprocessingShape" mc:Ignorable="w14 w15 w16se w16cid w16 w16cex w16sdtdh w16sdtfl w16du wp14">
+  <w:abstractNum w:abstractNumId="0" w15:restartNumberingAfterBreak="0">
+    <w:nsid w:val="00D81944"/>
+    <w:multiLevelType w:val="hybridMultilevel"/>
+    <w:tmpl w:val="0A58463E"/>
+    <w:lvl w:ilvl="0" w:tplc="40090003">
+      <w:start w:val="1"/>
+      <w:numFmt w:val="bullet"/>
+      <w:lvlText w:val="o"/>
+      <w:lvlJc w:val="left"/>
+      <w:pPr>
+        <w:ind w:left="1440" w:hanging="360"/>
+      </w:pPr>
+      <w:rPr>
+        <w:rFonts w:ascii="Courier New" w:hAnsi="Courier New" w:cs="Courier New" w:hint="default"/>
+      </w:rPr>
+    </w:lvl>
+    <w:lvl w:ilvl="1" w:tplc="40090003" w:tentative="1">
+      <w:start w:val="1"/>
+      <w:numFmt w:val="bullet"/>
+      <w:lvlText w:val="o"/>
+      <w:lvlJc w:val="left"/>
+      <w:pPr>
+        <w:ind w:left="2160" w:hanging="360"/>
+      </w:pPr>
+      <w:rPr>
+        <w:rFonts w:ascii="Courier New" w:hAnsi="Courier New" w:cs="Courier New" w:hint="default"/>
+      </w:rPr>
+    </w:lvl>
+    <w:lvl w:ilvl="2" w:tplc="40090005" w:tentative="1">
+      <w:start w:val="1"/>
+      <w:numFmt w:val="bullet"/>
+      <w:lvlText w:val=""/>
+      <w:lvlJc w:val="left"/>
+      <w:pPr>
+        <w:ind w:left="2880" w:hanging="360"/>
+      </w:pPr>
+      <w:rPr>
+        <w:rFonts w:ascii="Wingdings" w:hAnsi="Wingdings" w:hint="default"/>
+      </w:rPr>
+    </w:lvl>
+    <w:lvl w:ilvl="3" w:tplc="40090001" w:tentative="1">
+      <w:start w:val="1"/>
+      <w:numFmt w:val="bullet"/>
+      <w:lvlText w:val=""/>
+      <w:lvlJc w:val="left"/>
+      <w:pPr>
+        <w:ind w:left="3600" w:hanging="360"/>
+      </w:pPr>
+      <w:rPr>
+        <w:rFonts w:ascii="Symbol" w:hAnsi="Symbol" w:hint="default"/>
+      </w:rPr>
+    </w:lvl>
+    <w:lvl w:ilvl="4" w:tplc="40090003" w:tentative="1">
+      <w:start w:val="1"/>
+      <w:numFmt w:val="bullet"/>
+      <w:lvlText w:val="o"/>
+      <w:lvlJc w:val="left"/>
+      <w:pPr>
+        <w:ind w:left="4320" w:hanging="360"/>
+      </w:pPr>
+      <w:rPr>
+        <w:rFonts w:ascii="Courier New" w:hAnsi="Courier New" w:cs="Courier New" w:hint="default"/>
+      </w:rPr>
+    </w:lvl>
+    <w:lvl w:ilvl="5" w:tplc="40090005" w:tentative="1">
+      <w:start w:val="1"/>
+      <w:numFmt w:val="bullet"/>
+      <w:lvlText w:val=""/>
+      <w:lvlJc w:val="left"/>
+      <w:pPr>
+        <w:ind w:left="5040" w:hanging="360"/>
+      </w:pPr>
+      <w:rPr>
+        <w:rFonts w:ascii="Wingdings" w:hAnsi="Wingdings" w:hint="default"/>
+      </w:rPr>
+    </w:lvl>
+    <w:lvl w:ilvl="6" w:tplc="40090001" w:tentative="1">
+      <w:start w:val="1"/>
+      <w:numFmt w:val="bullet"/>
+      <w:lvlText w:val=""/>
+      <w:lvlJc w:val="left"/>
+      <w:pPr>
+        <w:ind w:left="5760" w:hanging="360"/>
+      </w:pPr>
+      <w:rPr>
+        <w:rFonts w:ascii="Symbol" w:hAnsi="Symbol" w:hint="default"/>
+      </w:rPr>
+    </w:lvl>
+    <w:lvl w:ilvl="7" w:tplc="40090003" w:tentative="1">
+      <w:start w:val="1"/>
+      <w:numFmt w:val="bullet"/>
+      <w:lvlText w:val="o"/>
+      <w:lvlJc w:val="left"/>
+      <w:pPr>
+        <w:ind w:left="6480" w:hanging="360"/>
+      </w:pPr>
+      <w:rPr>
+        <w:rFonts w:ascii="Courier New" w:hAnsi="Courier New" w:cs="Courier New" w:hint="default"/>
+      </w:rPr>
+    </w:lvl>
+    <w:lvl w:ilvl="8" w:tplc="40090005" w:tentative="1">
+      <w:start w:val="1"/>
+      <w:numFmt w:val="bullet"/>
+      <w:lvlText w:val=""/>
+      <w:lvlJc w:val="left"/>
+      <w:pPr>
+        <w:ind w:left="7200" w:hanging="360"/>
+      </w:pPr>
+      <w:rPr>
+        <w:rFonts w:ascii="Wingdings" w:hAnsi="Wingdings" w:hint="default"/>
+      </w:rPr>
+    </w:lvl>
+  </w:abstractNum>
+  <w:abstractNum w:abstractNumId="1" w15:restartNumberingAfterBreak="0">
+    <w:nsid w:val="069A6642"/>
+    <w:multiLevelType w:val="multilevel"/>
+    <w:tmpl w:val="7B169848"/>
+    <w:lvl w:ilvl="0">
+      <w:start w:val="1"/>
+      <w:numFmt w:val="bullet"/>
+      <w:lvlText w:val=""/>
+      <w:lvlJc w:val="left"/>
+      <w:pPr>
+        <w:tabs>
+          <w:tab w:val="num" w:pos="720"/>
+        </w:tabs>
+        <w:ind w:left="720" w:hanging="360"/>
+      </w:pPr>
+      <w:rPr>
+        <w:rFonts w:ascii="Symbol" w:hAnsi="Symbol" w:hint="default"/>
+        <w:sz w:val="20"/>
+      </w:rPr>
+    </w:lvl>
+    <w:lvl w:ilvl="1" w:tentative="1">
+      <w:start w:val="1"/>
+      <w:numFmt w:val="bullet"/>
+      <w:lvlText w:val="o"/>
+      <w:lvlJc w:val="left"/>
+      <w:pPr>
+        <w:tabs>
+          <w:tab w:val="num" w:pos="1440"/>
+        </w:tabs>
+        <w:ind w:left="1440" w:hanging="360"/>
+      </w:pPr>
+      <w:rPr>
+        <w:rFonts w:ascii="Courier New" w:hAnsi="Courier New" w:hint="default"/>
+        <w:sz w:val="20"/>
+      </w:rPr>
+    </w:lvl>
+    <w:lvl w:ilvl="2" w:tentative="1">
+      <w:start w:val="1"/>
+      <w:numFmt w:val="bullet"/>
+      <w:lvlText w:val=""/>
+      <w:lvlJc w:val="left"/>
+      <w:pPr>
+        <w:tabs>
+          <w:tab w:val="num" w:pos="2160"/>
+        </w:tabs>
+        <w:ind w:left="2160" w:hanging="360"/>
+      </w:pPr>
+      <w:rPr>
+        <w:rFonts w:ascii="Wingdings" w:hAnsi="Wingdings" w:hint="default"/>
+        <w:sz w:val="20"/>
+      </w:rPr>
+    </w:lvl>
+    <w:lvl w:ilvl="3" w:tentative="1">
+      <w:start w:val="1"/>
+      <w:numFmt w:val="bullet"/>
+      <w:lvlText w:val=""/>
+      <w:lvlJc w:val="left"/>
+      <w:pPr>
+        <w:tabs>
+          <w:tab w:val="num" w:pos="2880"/>
+        </w:tabs>
+        <w:ind w:left="2880" w:hanging="360"/>
+      </w:pPr>
+      <w:rPr>
+        <w:rFonts w:ascii="Wingdings" w:hAnsi="Wingdings" w:hint="default"/>
+        <w:sz w:val="20"/>
+      </w:rPr>
+    </w:lvl>
+    <w:lvl w:ilvl="4" w:tentative="1">
+      <w:start w:val="1"/>
+      <w:numFmt w:val="bullet"/>
+      <w:lvlText w:val=""/>
+      <w:lvlJc w:val="left"/>
+      <w:pPr>
+        <w:tabs>
+          <w:tab w:val="num" w:pos="3600"/>
+        </w:tabs>
+        <w:ind w:left="3600" w:hanging="360"/>
+      </w:pPr>
+      <w:rPr>
+        <w:rFonts w:ascii="Wingdings" w:hAnsi="Wingdings" w:hint="default"/>
+        <w:sz w:val="20"/>
+      </w:rPr>
+    </w:lvl>
+    <w:lvl w:ilvl="5" w:tentative="1">
+      <w:start w:val="1"/>
+      <w:numFmt w:val="bullet"/>
+      <w:lvlText w:val=""/>
+      <w:lvlJc w:val="left"/>
+      <w:pPr>
+        <w:tabs>
+          <w:tab w:val="num" w:pos="4320"/>
+        </w:tabs>
+        <w:ind w:left="4320" w:hanging="360"/>
+      </w:pPr>
+      <w:rPr>
+        <w:rFonts w:ascii="Wingdings" w:hAnsi="Wingdings" w:hint="default"/>
+        <w:sz w:val="20"/>
+      </w:rPr>
+    </w:lvl>
+    <w:lvl w:ilvl="6" w:tentative="1">
+      <w:start w:val="1"/>
+      <w:numFmt w:val="bullet"/>
+      <w:lvlText w:val=""/>
+      <w:lvlJc w:val="left"/>
+      <w:pPr>
+        <w:tabs>
+          <w:tab w:val="num" w:pos="5040"/>
+        </w:tabs>
+        <w:ind w:left="5040" w:hanging="360"/>
+      </w:pPr>
+      <w:rPr>
+        <w:rFonts w:ascii="Wingdings" w:hAnsi="Wingdings" w:hint="default"/>
+        <w:sz w:val="20"/>
+      </w:rPr>
+    </w:lvl>
+    <w:lvl w:ilvl="7" w:tentative="1">
+      <w:start w:val="1"/>
+      <w:numFmt w:val="bullet"/>
+      <w:lvlText w:val=""/>
+      <w:lvlJc w:val="left"/>
+      <w:pPr>
+        <w:tabs>
+          <w:tab w:val="num" w:pos="5760"/>
+        </w:tabs>
+        <w:ind w:left="5760" w:hanging="360"/>
+      </w:pPr>
+      <w:rPr>
+        <w:rFonts w:ascii="Wingdings" w:hAnsi="Wingdings" w:hint="default"/>
+        <w:sz w:val="20"/>
+      </w:rPr>
+    </w:lvl>
+    <w:lvl w:ilvl="8" w:tentative="1">
+      <w:start w:val="1"/>
+      <w:numFmt w:val="bullet"/>
+      <w:lvlText w:val=""/>
+      <w:lvlJc w:val="left"/>
+      <w:pPr>
+        <w:tabs>
+          <w:tab w:val="num" w:pos="6480"/>
+        </w:tabs>
+        <w:ind w:left="6480" w:hanging="360"/>
+      </w:pPr>
+      <w:rPr>
+        <w:rFonts w:ascii="Wingdings" w:hAnsi="Wingdings" w:hint="default"/>
+        <w:sz w:val="20"/>
+      </w:rPr>
+    </w:lvl>
+  </w:abstractNum>
+  <w:abstractNum w:abstractNumId="2" w15:restartNumberingAfterBreak="0">
+    <w:nsid w:val="097D217A"/>
+    <w:multiLevelType w:val="hybridMultilevel"/>
+    <w:tmpl w:val="0D4C77C2"/>
+    <w:lvl w:ilvl="0" w:tplc="40090001">
+      <w:start w:val="1"/>
+      <w:numFmt w:val="bullet"/>
+      <w:lvlText w:val=""/>
+      <w:lvlJc w:val="left"/>
+      <w:pPr>
+        <w:ind w:left="720" w:hanging="360"/>
+      </w:pPr>
+      <w:rPr>
+        <w:rFonts w:ascii="Symbol" w:hAnsi="Symbol" w:hint="default"/>
+      </w:rPr>
+    </w:lvl>
+    <w:lvl w:ilvl="1" w:tplc="40090003" w:tentative="1">
+      <w:start w:val="1"/>
+      <w:numFmt w:val="bullet"/>
+      <w:lvlText w:val="o"/>
+      <w:lvlJc w:val="left"/>
+      <w:pPr>
+        <w:ind w:left="1440" w:hanging="360"/>
+      </w:pPr>
+      <w:rPr>
+        <w:rFonts w:ascii="Courier New" w:hAnsi="Courier New" w:cs="Courier New" w:hint="default"/>
+      </w:rPr>
+    </w:lvl>
+    <w:lvl w:ilvl="2" w:tplc="40090005" w:tentative="1">
+      <w:start w:val="1"/>
+      <w:numFmt w:val="bullet"/>
+      <w:lvlText w:val=""/>
+      <w:lvlJc w:val="left"/>
+      <w:pPr>
+        <w:ind w:left="2160" w:hanging="360"/>
+      </w:pPr>
+      <w:rPr>
+        <w:rFonts w:ascii="Wingdings" w:hAnsi="Wingdings" w:hint="default"/>
+      </w:rPr>
+    </w:lvl>
+    <w:lvl w:ilvl="3" w:tplc="40090001" w:tentative="1">
+      <w:start w:val="1"/>
+      <w:numFmt w:val="bullet"/>
+      <w:lvlText w:val=""/>
+      <w:lvlJc w:val="left"/>
+      <w:pPr>
+        <w:ind w:left="2880" w:hanging="360"/>
+      </w:pPr>
+      <w:rPr>
+        <w:rFonts w:ascii="Symbol" w:hAnsi="Symbol" w:hint="default"/>
+      </w:rPr>
+    </w:lvl>
+    <w:lvl w:ilvl="4" w:tplc="40090003" w:tentative="1">
+      <w:start w:val="1"/>
+      <w:numFmt w:val="bullet"/>
+      <w:lvlText w:val="o"/>
+      <w:lvlJc w:val="left"/>
+      <w:pPr>
+        <w:ind w:left="3600" w:hanging="360"/>
+      </w:pPr>
+      <w:rPr>
+        <w:rFonts w:ascii="Courier New" w:hAnsi="Courier New" w:cs="Courier New" w:hint="default"/>
+      </w:rPr>
+    </w:lvl>
+    <w:lvl w:ilvl="5" w:tplc="40090005" w:tentative="1">
+      <w:start w:val="1"/>
+      <w:numFmt w:val="bullet"/>
+      <w:lvlText w:val=""/>
+      <w:lvlJc w:val="left"/>
+      <w:pPr>
+        <w:ind w:left="4320" w:hanging="360"/>
+      </w:pPr>
+      <w:rPr>
+        <w:rFonts w:ascii="Wingdings" w:hAnsi="Wingdings" w:hint="default"/>
+      </w:rPr>
+    </w:lvl>
+    <w:lvl w:ilvl="6" w:tplc="40090001" w:tentative="1">
+      <w:start w:val="1"/>
+      <w:numFmt w:val="bullet"/>
+      <w:lvlText w:val=""/>
+      <w:lvlJc w:val="left"/>
+      <w:pPr>
+        <w:ind w:left="5040" w:hanging="360"/>
+      </w:pPr>
+      <w:rPr>
+        <w:rFonts w:ascii="Symbol" w:hAnsi="Symbol" w:hint="default"/>
+      </w:rPr>
+    </w:lvl>
+    <w:lvl w:ilvl="7" w:tplc="40090003" w:tentative="1">
+      <w:start w:val="1"/>
+      <w:numFmt w:val="bullet"/>
+      <w:lvlText w:val="o"/>
+      <w:lvlJc w:val="left"/>
+      <w:pPr>
+        <w:ind w:left="5760" w:hanging="360"/>
+      </w:pPr>
+      <w:rPr>
+        <w:rFonts w:ascii="Courier New" w:hAnsi="Courier New" w:cs="Courier New" w:hint="default"/>
+      </w:rPr>
+    </w:lvl>
+    <w:lvl w:ilvl="8" w:tplc="40090005" w:tentative="1">
+      <w:start w:val="1"/>
+      <w:numFmt w:val="bullet"/>
+      <w:lvlText w:val=""/>
+      <w:lvlJc w:val="left"/>
+      <w:pPr>
+        <w:ind w:left="6480" w:hanging="360"/>
+      </w:pPr>
+      <w:rPr>
+        <w:rFonts w:ascii="Wingdings" w:hAnsi="Wingdings" w:hint="default"/>
+      </w:rPr>
+    </w:lvl>
+  </w:abstractNum>
+  <w:abstractNum w:abstractNumId="3" w15:restartNumberingAfterBreak="0">
+    <w:nsid w:val="0A6A41C4"/>
+    <w:multiLevelType w:val="hybridMultilevel"/>
+    <w:tmpl w:val="78921164"/>
+    <w:lvl w:ilvl="0" w:tplc="40090003">
+      <w:start w:val="1"/>
+      <w:numFmt w:val="bullet"/>
+      <w:lvlText w:val="o"/>
+      <w:lvlJc w:val="left"/>
+      <w:pPr>
+        <w:ind w:left="720" w:hanging="360"/>
+      </w:pPr>
+      <w:rPr>
+        <w:rFonts w:ascii="Courier New" w:hAnsi="Courier New" w:cs="Courier New" w:hint="default"/>
+      </w:rPr>
+    </w:lvl>
+    <w:lvl w:ilvl="1" w:tplc="40090003" w:tentative="1">
+      <w:start w:val="1"/>
+      <w:numFmt w:val="bullet"/>
+      <w:lvlText w:val="o"/>
+      <w:lvlJc w:val="left"/>
+      <w:pPr>
+        <w:ind w:left="1440" w:hanging="360"/>
+      </w:pPr>
+      <w:rPr>
+        <w:rFonts w:ascii="Courier New" w:hAnsi="Courier New" w:cs="Courier New" w:hint="default"/>
+      </w:rPr>
+    </w:lvl>
+    <w:lvl w:ilvl="2" w:tplc="40090005" w:tentative="1">
+      <w:start w:val="1"/>
+      <w:numFmt w:val="bullet"/>
+      <w:lvlText w:val=""/>
+      <w:lvlJc w:val="left"/>
+      <w:pPr>
+        <w:ind w:left="2160" w:hanging="360"/>
+      </w:pPr>
+      <w:rPr>
+        <w:rFonts w:ascii="Wingdings" w:hAnsi="Wingdings" w:hint="default"/>
+      </w:rPr>
+    </w:lvl>
+    <w:lvl w:ilvl="3" w:tplc="40090001" w:tentative="1">
+      <w:start w:val="1"/>
+      <w:numFmt w:val="bullet"/>
+      <w:lvlText w:val=""/>
+      <w:lvlJc w:val="left"/>
+      <w:pPr>
+        <w:ind w:left="2880" w:hanging="360"/>
+      </w:pPr>
+      <w:rPr>
+        <w:rFonts w:ascii="Symbol" w:hAnsi="Symbol" w:hint="default"/>
+      </w:rPr>
+    </w:lvl>
+    <w:lvl w:ilvl="4" w:tplc="40090003" w:tentative="1">
+      <w:start w:val="1"/>
+      <w:numFmt w:val="bullet"/>
+      <w:lvlText w:val="o"/>
+      <w:lvlJc w:val="left"/>
+      <w:pPr>
+        <w:ind w:left="3600" w:hanging="360"/>
+      </w:pPr>
+      <w:rPr>
+        <w:rFonts w:ascii="Courier New" w:hAnsi="Courier New" w:cs="Courier New" w:hint="default"/>
+      </w:rPr>
+    </w:lvl>
+    <w:lvl w:ilvl="5" w:tplc="40090005" w:tentative="1">
+      <w:start w:val="1"/>
+      <w:numFmt w:val="bullet"/>
+      <w:lvlText w:val=""/>
+      <w:lvlJc w:val="left"/>
+      <w:pPr>
+        <w:ind w:left="4320" w:hanging="360"/>
+      </w:pPr>
+      <w:rPr>
+        <w:rFonts w:ascii="Wingdings" w:hAnsi="Wingdings" w:hint="default"/>
+      </w:rPr>
+    </w:lvl>
+    <w:lvl w:ilvl="6" w:tplc="40090001" w:tentative="1">
+      <w:start w:val="1"/>
+      <w:numFmt w:val="bullet"/>
+      <w:lvlText w:val=""/>
+      <w:lvlJc w:val="left"/>
+      <w:pPr>
+        <w:ind w:left="5040" w:hanging="360"/>
+      </w:pPr>
+      <w:rPr>
+        <w:rFonts w:ascii="Symbol" w:hAnsi="Symbol" w:hint="default"/>
+      </w:rPr>
+    </w:lvl>
+    <w:lvl w:ilvl="7" w:tplc="40090003" w:tentative="1">
+      <w:start w:val="1"/>
+      <w:numFmt w:val="bullet"/>
+      <w:lvlText w:val="o"/>
+      <w:lvlJc w:val="left"/>
+      <w:pPr>
+        <w:ind w:left="5760" w:hanging="360"/>
+      </w:pPr>
+      <w:rPr>
+        <w:rFonts w:ascii="Courier New" w:hAnsi="Courier New" w:cs="Courier New" w:hint="default"/>
+      </w:rPr>
+    </w:lvl>
+    <w:lvl w:ilvl="8" w:tplc="40090005" w:tentative="1">
+      <w:start w:val="1"/>
+      <w:numFmt w:val="bullet"/>
+      <w:lvlText w:val=""/>
+      <w:lvlJc w:val="left"/>
+      <w:pPr>
+        <w:ind w:left="6480" w:hanging="360"/>
+      </w:pPr>
+      <w:rPr>
+        <w:rFonts w:ascii="Wingdings" w:hAnsi="Wingdings" w:hint="default"/>
+      </w:rPr>
+    </w:lvl>
+  </w:abstractNum>
+  <w:abstractNum w:abstractNumId="4" w15:restartNumberingAfterBreak="0">
+    <w:nsid w:val="138205DA"/>
+    <w:multiLevelType w:val="hybridMultilevel"/>
+    <w:tmpl w:val="34B45990"/>
+    <w:lvl w:ilvl="0" w:tplc="4009000B">
+      <w:start w:val="1"/>
+      <w:numFmt w:val="bullet"/>
+      <w:lvlText w:val=""/>
+      <w:lvlJc w:val="left"/>
+      <w:pPr>
+        <w:ind w:left="720" w:hanging="360"/>
+      </w:pPr>
+      <w:rPr>
+        <w:rFonts w:ascii="Wingdings" w:hAnsi="Wingdings" w:hint="default"/>
+      </w:rPr>
+    </w:lvl>
+    <w:lvl w:ilvl="1" w:tplc="40090003" w:tentative="1">
+      <w:start w:val="1"/>
+      <w:numFmt w:val="bullet"/>
+      <w:lvlText w:val="o"/>
+      <w:lvlJc w:val="left"/>
+      <w:pPr>
+        <w:ind w:left="1440" w:hanging="360"/>
+      </w:pPr>
+      <w:rPr>
+        <w:rFonts w:ascii="Courier New" w:hAnsi="Courier New" w:cs="Courier New" w:hint="default"/>
+      </w:rPr>
+    </w:lvl>
+    <w:lvl w:ilvl="2" w:tplc="40090005" w:tentative="1">
+      <w:start w:val="1"/>
+      <w:numFmt w:val="bullet"/>
+      <w:lvlText w:val=""/>
+      <w:lvlJc w:val="left"/>
+      <w:pPr>
+        <w:ind w:left="2160" w:hanging="360"/>
+      </w:pPr>
+      <w:rPr>
+        <w:rFonts w:ascii="Wingdings" w:hAnsi="Wingdings" w:hint="default"/>
+      </w:rPr>
+    </w:lvl>
+    <w:lvl w:ilvl="3" w:tplc="40090001" w:tentative="1">
+      <w:start w:val="1"/>
+      <w:numFmt w:val="bullet"/>
+      <w:lvlText w:val=""/>
+      <w:lvlJc w:val="left"/>
+      <w:pPr>
+        <w:ind w:left="2880" w:hanging="360"/>
+      </w:pPr>
+      <w:rPr>
+        <w:rFonts w:ascii="Symbol" w:hAnsi="Symbol" w:hint="default"/>
+      </w:rPr>
+    </w:lvl>
+    <w:lvl w:ilvl="4" w:tplc="40090003" w:tentative="1">
+      <w:start w:val="1"/>
+      <w:numFmt w:val="bullet"/>
+      <w:lvlText w:val="o"/>
+      <w:lvlJc w:val="left"/>
+      <w:pPr>
+        <w:ind w:left="3600" w:hanging="360"/>
+      </w:pPr>
+      <w:rPr>
+        <w:rFonts w:ascii="Courier New" w:hAnsi="Courier New" w:cs="Courier New" w:hint="default"/>
+      </w:rPr>
+    </w:lvl>
+    <w:lvl w:ilvl="5" w:tplc="40090005" w:tentative="1">
+      <w:start w:val="1"/>
+      <w:numFmt w:val="bullet"/>
+      <w:lvlText w:val=""/>
+      <w:lvlJc w:val="left"/>
+      <w:pPr>
+        <w:ind w:left="4320" w:hanging="360"/>
+      </w:pPr>
+      <w:rPr>
+        <w:rFonts w:ascii="Wingdings" w:hAnsi="Wingdings" w:hint="default"/>
+      </w:rPr>
+    </w:lvl>
+    <w:lvl w:ilvl="6" w:tplc="40090001" w:tentative="1">
+      <w:start w:val="1"/>
+      <w:numFmt w:val="bullet"/>
+      <w:lvlText w:val=""/>
+      <w:lvlJc w:val="left"/>
+      <w:pPr>
+        <w:ind w:left="5040" w:hanging="360"/>
+      </w:pPr>
+      <w:rPr>
+        <w:rFonts w:ascii="Symbol" w:hAnsi="Symbol" w:hint="default"/>
+      </w:rPr>
+    </w:lvl>
+    <w:lvl w:ilvl="7" w:tplc="40090003" w:tentative="1">
+      <w:start w:val="1"/>
+      <w:numFmt w:val="bullet"/>
+      <w:lvlText w:val="o"/>
+      <w:lvlJc w:val="left"/>
+      <w:pPr>
+        <w:ind w:left="5760" w:hanging="360"/>
+      </w:pPr>
+      <w:rPr>
+        <w:rFonts w:ascii="Courier New" w:hAnsi="Courier New" w:cs="Courier New" w:hint="default"/>
+      </w:rPr>
+    </w:lvl>
+    <w:lvl w:ilvl="8" w:tplc="40090005" w:tentative="1">
+      <w:start w:val="1"/>
+      <w:numFmt w:val="bullet"/>
+      <w:lvlText w:val=""/>
+      <w:lvlJc w:val="left"/>
+      <w:pPr>
+        <w:ind w:left="6480" w:hanging="360"/>
+      </w:pPr>
+      <w:rPr>
+        <w:rFonts w:ascii="Wingdings" w:hAnsi="Wingdings" w:hint="default"/>
+      </w:rPr>
+    </w:lvl>
+  </w:abstractNum>
+  <w:abstractNum w:abstractNumId="5" w15:restartNumberingAfterBreak="0">
+    <w:nsid w:val="13962388"/>
+    <w:multiLevelType w:val="multilevel"/>
+    <w:tmpl w:val="9BD497D8"/>
+    <w:lvl w:ilvl="0">
+      <w:start w:val="1"/>
+      <w:numFmt w:val="bullet"/>
+      <w:lvlText w:val=""/>
+      <w:lvlJc w:val="left"/>
+      <w:pPr>
+        <w:tabs>
+          <w:tab w:val="num" w:pos="720"/>
+        </w:tabs>
+        <w:ind w:left="720" w:hanging="360"/>
+      </w:pPr>
+      <w:rPr>
+        <w:rFonts w:ascii="Symbol" w:hAnsi="Symbol" w:hint="default"/>
+        <w:sz w:val="20"/>
+      </w:rPr>
+    </w:lvl>
+    <w:lvl w:ilvl="1" w:tentative="1">
+      <w:start w:val="1"/>
+      <w:numFmt w:val="bullet"/>
+      <w:lvlText w:val="o"/>
+      <w:lvlJc w:val="left"/>
+      <w:pPr>
+        <w:tabs>
+          <w:tab w:val="num" w:pos="1440"/>
+        </w:tabs>
+        <w:ind w:left="1440" w:hanging="360"/>
+      </w:pPr>
+      <w:rPr>
+        <w:rFonts w:ascii="Courier New" w:hAnsi="Courier New" w:hint="default"/>
+        <w:sz w:val="20"/>
+      </w:rPr>
+    </w:lvl>
+    <w:lvl w:ilvl="2" w:tentative="1">
+      <w:start w:val="1"/>
+      <w:numFmt w:val="bullet"/>
+      <w:lvlText w:val=""/>
+      <w:lvlJc w:val="left"/>
+      <w:pPr>
+        <w:tabs>
+          <w:tab w:val="num" w:pos="2160"/>
+        </w:tabs>
+        <w:ind w:left="2160" w:hanging="360"/>
+      </w:pPr>
+      <w:rPr>
+        <w:rFonts w:ascii="Wingdings" w:hAnsi="Wingdings" w:hint="default"/>
+        <w:sz w:val="20"/>
+      </w:rPr>
+    </w:lvl>
+    <w:lvl w:ilvl="3" w:tentative="1">
+      <w:start w:val="1"/>
+      <w:numFmt w:val="bullet"/>
+      <w:lvlText w:val=""/>
+      <w:lvlJc w:val="left"/>
+      <w:pPr>
+        <w:tabs>
+          <w:tab w:val="num" w:pos="2880"/>
+        </w:tabs>
+        <w:ind w:left="2880" w:hanging="360"/>
+      </w:pPr>
+      <w:rPr>
+        <w:rFonts w:ascii="Wingdings" w:hAnsi="Wingdings" w:hint="default"/>
+        <w:sz w:val="20"/>
+      </w:rPr>
+    </w:lvl>
+    <w:lvl w:ilvl="4" w:tentative="1">
+      <w:start w:val="1"/>
+      <w:numFmt w:val="bullet"/>
+      <w:lvlText w:val=""/>
+      <w:lvlJc w:val="left"/>
+      <w:pPr>
+        <w:tabs>
+          <w:tab w:val="num" w:pos="3600"/>
+        </w:tabs>
+        <w:ind w:left="3600" w:hanging="360"/>
+      </w:pPr>
+      <w:rPr>
+        <w:rFonts w:ascii="Wingdings" w:hAnsi="Wingdings" w:hint="default"/>
+        <w:sz w:val="20"/>
+      </w:rPr>
+    </w:lvl>
+    <w:lvl w:ilvl="5" w:tentative="1">
+      <w:start w:val="1"/>
+      <w:numFmt w:val="bullet"/>
+      <w:lvlText w:val=""/>
+      <w:lvlJc w:val="left"/>
+      <w:pPr>
+        <w:tabs>
+          <w:tab w:val="num" w:pos="4320"/>
+        </w:tabs>
+        <w:ind w:left="4320" w:hanging="360"/>
+      </w:pPr>
+      <w:rPr>
+        <w:rFonts w:ascii="Wingdings" w:hAnsi="Wingdings" w:hint="default"/>
+        <w:sz w:val="20"/>
+      </w:rPr>
+    </w:lvl>
+    <w:lvl w:ilvl="6" w:tentative="1">
+      <w:start w:val="1"/>
+      <w:numFmt w:val="bullet"/>
+      <w:lvlText w:val=""/>
+      <w:lvlJc w:val="left"/>
+      <w:pPr>
+        <w:tabs>
+          <w:tab w:val="num" w:pos="5040"/>
+        </w:tabs>
+        <w:ind w:left="5040" w:hanging="360"/>
+      </w:pPr>
+      <w:rPr>
+        <w:rFonts w:ascii="Wingdings" w:hAnsi="Wingdings" w:hint="default"/>
+        <w:sz w:val="20"/>
+      </w:rPr>
+    </w:lvl>
+    <w:lvl w:ilvl="7" w:tentative="1">
+      <w:start w:val="1"/>
+      <w:numFmt w:val="bullet"/>
+      <w:lvlText w:val=""/>
+      <w:lvlJc w:val="left"/>
+      <w:pPr>
+        <w:tabs>
+          <w:tab w:val="num" w:pos="5760"/>
+        </w:tabs>
+        <w:ind w:left="5760" w:hanging="360"/>
+      </w:pPr>
+      <w:rPr>
+        <w:rFonts w:ascii="Wingdings" w:hAnsi="Wingdings" w:hint="default"/>
+        <w:sz w:val="20"/>
+      </w:rPr>
+    </w:lvl>
+    <w:lvl w:ilvl="8" w:tentative="1">
+      <w:start w:val="1"/>
+      <w:numFmt w:val="bullet"/>
+      <w:lvlText w:val=""/>
+      <w:lvlJc w:val="left"/>
+      <w:pPr>
+        <w:tabs>
+          <w:tab w:val="num" w:pos="6480"/>
+        </w:tabs>
+        <w:ind w:left="6480" w:hanging="360"/>
+      </w:pPr>
+      <w:rPr>
+        <w:rFonts w:ascii="Wingdings" w:hAnsi="Wingdings" w:hint="default"/>
+        <w:sz w:val="20"/>
+      </w:rPr>
+    </w:lvl>
+  </w:abstractNum>
+  <w:abstractNum w:abstractNumId="6" w15:restartNumberingAfterBreak="0">
+    <w:nsid w:val="1EEE5614"/>
+    <w:multiLevelType w:val="hybridMultilevel"/>
+    <w:tmpl w:val="E9A86AA4"/>
+    <w:lvl w:ilvl="0" w:tplc="40090009">
+      <w:start w:val="1"/>
+      <w:numFmt w:val="bullet"/>
+      <w:lvlText w:val=""/>
+      <w:lvlJc w:val="left"/>
+      <w:pPr>
+        <w:ind w:left="720" w:hanging="360"/>
+      </w:pPr>
+      <w:rPr>
+        <w:rFonts w:ascii="Wingdings" w:hAnsi="Wingdings" w:hint="default"/>
+      </w:rPr>
+    </w:lvl>
+    <w:lvl w:ilvl="1" w:tplc="40090003" w:tentative="1">
+      <w:start w:val="1"/>
+      <w:numFmt w:val="bullet"/>
+      <w:lvlText w:val="o"/>
+      <w:lvlJc w:val="left"/>
+      <w:pPr>
+        <w:ind w:left="1440" w:hanging="360"/>
+      </w:pPr>
+      <w:rPr>
+        <w:rFonts w:ascii="Courier New" w:hAnsi="Courier New" w:cs="Courier New" w:hint="default"/>
+      </w:rPr>
+    </w:lvl>
+    <w:lvl w:ilvl="2" w:tplc="40090005" w:tentative="1">
+      <w:start w:val="1"/>
+      <w:numFmt w:val="bullet"/>
+      <w:lvlText w:val=""/>
+      <w:lvlJc w:val="left"/>
+      <w:pPr>
+        <w:ind w:left="2160" w:hanging="360"/>
+      </w:pPr>
+      <w:rPr>
+        <w:rFonts w:ascii="Wingdings" w:hAnsi="Wingdings" w:hint="default"/>
+      </w:rPr>
+    </w:lvl>
+    <w:lvl w:ilvl="3" w:tplc="40090001" w:tentative="1">
+      <w:start w:val="1"/>
+      <w:numFmt w:val="bullet"/>
+      <w:lvlText w:val=""/>
+      <w:lvlJc w:val="left"/>
+      <w:pPr>
+        <w:ind w:left="2880" w:hanging="360"/>
+      </w:pPr>
+      <w:rPr>
+        <w:rFonts w:ascii="Symbol" w:hAnsi="Symbol" w:hint="default"/>
+      </w:rPr>
+    </w:lvl>
+    <w:lvl w:ilvl="4" w:tplc="40090003" w:tentative="1">
+      <w:start w:val="1"/>
+      <w:numFmt w:val="bullet"/>
+      <w:lvlText w:val="o"/>
+      <w:lvlJc w:val="left"/>
+      <w:pPr>
+        <w:ind w:left="3600" w:hanging="360"/>
+      </w:pPr>
+      <w:rPr>
+        <w:rFonts w:ascii="Courier New" w:hAnsi="Courier New" w:cs="Courier New" w:hint="default"/>
+      </w:rPr>
+    </w:lvl>
+    <w:lvl w:ilvl="5" w:tplc="40090005" w:tentative="1">
+      <w:start w:val="1"/>
+      <w:numFmt w:val="bullet"/>
+      <w:lvlText w:val=""/>
+      <w:lvlJc w:val="left"/>
+      <w:pPr>
+        <w:ind w:left="4320" w:hanging="360"/>
+      </w:pPr>
+      <w:rPr>
+        <w:rFonts w:ascii="Wingdings" w:hAnsi="Wingdings" w:hint="default"/>
+      </w:rPr>
+    </w:lvl>
+    <w:lvl w:ilvl="6" w:tplc="40090001" w:tentative="1">
+      <w:start w:val="1"/>
+      <w:numFmt w:val="bullet"/>
+      <w:lvlText w:val=""/>
+      <w:lvlJc w:val="left"/>
+      <w:pPr>
+        <w:ind w:left="5040" w:hanging="360"/>
+      </w:pPr>
+      <w:rPr>
+        <w:rFonts w:ascii="Symbol" w:hAnsi="Symbol" w:hint="default"/>
+      </w:rPr>
+    </w:lvl>
+    <w:lvl w:ilvl="7" w:tplc="40090003" w:tentative="1">
+      <w:start w:val="1"/>
+      <w:numFmt w:val="bullet"/>
+      <w:lvlText w:val="o"/>
+      <w:lvlJc w:val="left"/>
+      <w:pPr>
+        <w:ind w:left="5760" w:hanging="360"/>
+      </w:pPr>
+      <w:rPr>
+        <w:rFonts w:ascii="Courier New" w:hAnsi="Courier New" w:cs="Courier New" w:hint="default"/>
+      </w:rPr>
+    </w:lvl>
+    <w:lvl w:ilvl="8" w:tplc="40090005" w:tentative="1">
+      <w:start w:val="1"/>
+      <w:numFmt w:val="bullet"/>
+      <w:lvlText w:val=""/>
+      <w:lvlJc w:val="left"/>
+      <w:pPr>
+        <w:ind w:left="6480" w:hanging="360"/>
+      </w:pPr>
+      <w:rPr>
+        <w:rFonts w:ascii="Wingdings" w:hAnsi="Wingdings" w:hint="default"/>
+      </w:rPr>
+    </w:lvl>
+  </w:abstractNum>
+  <w:abstractNum w:abstractNumId="7" w15:restartNumberingAfterBreak="0">
+    <w:nsid w:val="222B16B5"/>
+    <w:multiLevelType w:val="multilevel"/>
+    <w:tmpl w:val="C6380D8A"/>
+    <w:lvl w:ilvl="0">
+      <w:start w:val="1"/>
+      <w:numFmt w:val="bullet"/>
+      <w:lvlText w:val=""/>
+      <w:lvlJc w:val="left"/>
+      <w:pPr>
+        <w:tabs>
+          <w:tab w:val="num" w:pos="720"/>
+        </w:tabs>
+        <w:ind w:left="720" w:hanging="360"/>
+      </w:pPr>
+      <w:rPr>
+        <w:rFonts w:ascii="Symbol" w:hAnsi="Symbol" w:hint="default"/>
+        <w:sz w:val="20"/>
+      </w:rPr>
+    </w:lvl>
+    <w:lvl w:ilvl="1" w:tentative="1">
+      <w:start w:val="1"/>
+      <w:numFmt w:val="bullet"/>
+      <w:lvlText w:val="o"/>
+      <w:lvlJc w:val="left"/>
+      <w:pPr>
+        <w:tabs>
+          <w:tab w:val="num" w:pos="1440"/>
+        </w:tabs>
+        <w:ind w:left="1440" w:hanging="360"/>
+      </w:pPr>
+      <w:rPr>
+        <w:rFonts w:ascii="Courier New" w:hAnsi="Courier New" w:hint="default"/>
+        <w:sz w:val="20"/>
+      </w:rPr>
+    </w:lvl>
+    <w:lvl w:ilvl="2" w:tentative="1">
+      <w:start w:val="1"/>
+      <w:numFmt w:val="bullet"/>
+      <w:lvlText w:val=""/>
+      <w:lvlJc w:val="left"/>
+      <w:pPr>
+        <w:tabs>
+          <w:tab w:val="num" w:pos="2160"/>
+        </w:tabs>
+        <w:ind w:left="2160" w:hanging="360"/>
+      </w:pPr>
+      <w:rPr>
+        <w:rFonts w:ascii="Wingdings" w:hAnsi="Wingdings" w:hint="default"/>
+        <w:sz w:val="20"/>
+      </w:rPr>
+    </w:lvl>
+    <w:lvl w:ilvl="3" w:tentative="1">
+      <w:start w:val="1"/>
+      <w:numFmt w:val="bullet"/>
+      <w:lvlText w:val=""/>
+      <w:lvlJc w:val="left"/>
+      <w:pPr>
+        <w:tabs>
+          <w:tab w:val="num" w:pos="2880"/>
+        </w:tabs>
+        <w:ind w:left="2880" w:hanging="360"/>
+      </w:pPr>
+      <w:rPr>
+        <w:rFonts w:ascii="Wingdings" w:hAnsi="Wingdings" w:hint="default"/>
+        <w:sz w:val="20"/>
+      </w:rPr>
+    </w:lvl>
+    <w:lvl w:ilvl="4" w:tentative="1">
+      <w:start w:val="1"/>
+      <w:numFmt w:val="bullet"/>
+      <w:lvlText w:val=""/>
+      <w:lvlJc w:val="left"/>
+      <w:pPr>
+        <w:tabs>
+          <w:tab w:val="num" w:pos="3600"/>
+        </w:tabs>
+        <w:ind w:left="3600" w:hanging="360"/>
+      </w:pPr>
+      <w:rPr>
+        <w:rFonts w:ascii="Wingdings" w:hAnsi="Wingdings" w:hint="default"/>
+        <w:sz w:val="20"/>
+      </w:rPr>
+    </w:lvl>
+    <w:lvl w:ilvl="5" w:tentative="1">
+      <w:start w:val="1"/>
+      <w:numFmt w:val="bullet"/>
+      <w:lvlText w:val=""/>
+      <w:lvlJc w:val="left"/>
+      <w:pPr>
+        <w:tabs>
+          <w:tab w:val="num" w:pos="4320"/>
+        </w:tabs>
+        <w:ind w:left="4320" w:hanging="360"/>
+      </w:pPr>
+      <w:rPr>
+        <w:rFonts w:ascii="Wingdings" w:hAnsi="Wingdings" w:hint="default"/>
+        <w:sz w:val="20"/>
+      </w:rPr>
+    </w:lvl>
+    <w:lvl w:ilvl="6" w:tentative="1">
+      <w:start w:val="1"/>
+      <w:numFmt w:val="bullet"/>
+      <w:lvlText w:val=""/>
+      <w:lvlJc w:val="left"/>
+      <w:pPr>
+        <w:tabs>
+          <w:tab w:val="num" w:pos="5040"/>
+        </w:tabs>
+        <w:ind w:left="5040" w:hanging="360"/>
+      </w:pPr>
+      <w:rPr>
+        <w:rFonts w:ascii="Wingdings" w:hAnsi="Wingdings" w:hint="default"/>
+        <w:sz w:val="20"/>
+      </w:rPr>
+    </w:lvl>
+    <w:lvl w:ilvl="7" w:tentative="1">
+      <w:start w:val="1"/>
+      <w:numFmt w:val="bullet"/>
+      <w:lvlText w:val=""/>
+      <w:lvlJc w:val="left"/>
+      <w:pPr>
+        <w:tabs>
+          <w:tab w:val="num" w:pos="5760"/>
+        </w:tabs>
+        <w:ind w:left="5760" w:hanging="360"/>
+      </w:pPr>
+      <w:rPr>
+        <w:rFonts w:ascii="Wingdings" w:hAnsi="Wingdings" w:hint="default"/>
+        <w:sz w:val="20"/>
+      </w:rPr>
+    </w:lvl>
+    <w:lvl w:ilvl="8" w:tentative="1">
+      <w:start w:val="1"/>
+      <w:numFmt w:val="bullet"/>
+      <w:lvlText w:val=""/>
+      <w:lvlJc w:val="left"/>
+      <w:pPr>
+        <w:tabs>
+          <w:tab w:val="num" w:pos="6480"/>
+        </w:tabs>
+        <w:ind w:left="6480" w:hanging="360"/>
+      </w:pPr>
+      <w:rPr>
+        <w:rFonts w:ascii="Wingdings" w:hAnsi="Wingdings" w:hint="default"/>
+        <w:sz w:val="20"/>
+      </w:rPr>
+    </w:lvl>
+  </w:abstractNum>
+  <w:abstractNum w:abstractNumId="8" w15:restartNumberingAfterBreak="0">
+    <w:nsid w:val="22B94AC4"/>
+    <w:multiLevelType w:val="hybridMultilevel"/>
+    <w:tmpl w:val="FC865E7C"/>
+    <w:lvl w:ilvl="0" w:tplc="40090009">
+      <w:start w:val="1"/>
+      <w:numFmt w:val="bullet"/>
+      <w:lvlText w:val=""/>
+      <w:lvlJc w:val="left"/>
+      <w:pPr>
+        <w:ind w:left="720" w:hanging="360"/>
+      </w:pPr>
+      <w:rPr>
+        <w:rFonts w:ascii="Wingdings" w:hAnsi="Wingdings" w:hint="default"/>
+      </w:rPr>
+    </w:lvl>
+    <w:lvl w:ilvl="1" w:tplc="40090003" w:tentative="1">
+      <w:start w:val="1"/>
+      <w:numFmt w:val="bullet"/>
+      <w:lvlText w:val="o"/>
+      <w:lvlJc w:val="left"/>
+      <w:pPr>
+        <w:ind w:left="1440" w:hanging="360"/>
+      </w:pPr>
+      <w:rPr>
+        <w:rFonts w:ascii="Courier New" w:hAnsi="Courier New" w:cs="Courier New" w:hint="default"/>
+      </w:rPr>
+    </w:lvl>
+    <w:lvl w:ilvl="2" w:tplc="40090005" w:tentative="1">
+      <w:start w:val="1"/>
+      <w:numFmt w:val="bullet"/>
+      <w:lvlText w:val=""/>
+      <w:lvlJc w:val="left"/>
+      <w:pPr>
+        <w:ind w:left="2160" w:hanging="360"/>
+      </w:pPr>
+      <w:rPr>
+        <w:rFonts w:ascii="Wingdings" w:hAnsi="Wingdings" w:hint="default"/>
+      </w:rPr>
+    </w:lvl>
+    <w:lvl w:ilvl="3" w:tplc="40090001" w:tentative="1">
+      <w:start w:val="1"/>
+      <w:numFmt w:val="bullet"/>
+      <w:lvlText w:val=""/>
+      <w:lvlJc w:val="left"/>
+      <w:pPr>
+        <w:ind w:left="2880" w:hanging="360"/>
+      </w:pPr>
+      <w:rPr>
+        <w:rFonts w:ascii="Symbol" w:hAnsi="Symbol" w:hint="default"/>
+      </w:rPr>
+    </w:lvl>
+    <w:lvl w:ilvl="4" w:tplc="40090003" w:tentative="1">
+      <w:start w:val="1"/>
+      <w:numFmt w:val="bullet"/>
+      <w:lvlText w:val="o"/>
+      <w:lvlJc w:val="left"/>
+      <w:pPr>
+        <w:ind w:left="3600" w:hanging="360"/>
+      </w:pPr>
+      <w:rPr>
+        <w:rFonts w:ascii="Courier New" w:hAnsi="Courier New" w:cs="Courier New" w:hint="default"/>
+      </w:rPr>
+    </w:lvl>
+    <w:lvl w:ilvl="5" w:tplc="40090005" w:tentative="1">
+      <w:start w:val="1"/>
+      <w:numFmt w:val="bullet"/>
+      <w:lvlText w:val=""/>
+      <w:lvlJc w:val="left"/>
+      <w:pPr>
+        <w:ind w:left="4320" w:hanging="360"/>
+      </w:pPr>
+      <w:rPr>
+        <w:rFonts w:ascii="Wingdings" w:hAnsi="Wingdings" w:hint="default"/>
+      </w:rPr>
+    </w:lvl>
+    <w:lvl w:ilvl="6" w:tplc="40090001" w:tentative="1">
+      <w:start w:val="1"/>
+      <w:numFmt w:val="bullet"/>
+      <w:lvlText w:val=""/>
+      <w:lvlJc w:val="left"/>
+      <w:pPr>
+        <w:ind w:left="5040" w:hanging="360"/>
+      </w:pPr>
+      <w:rPr>
+        <w:rFonts w:ascii="Symbol" w:hAnsi="Symbol" w:hint="default"/>
+      </w:rPr>
+    </w:lvl>
+    <w:lvl w:ilvl="7" w:tplc="40090003" w:tentative="1">
+      <w:start w:val="1"/>
+      <w:numFmt w:val="bullet"/>
+      <w:lvlText w:val="o"/>
+      <w:lvlJc w:val="left"/>
+      <w:pPr>
+        <w:ind w:left="5760" w:hanging="360"/>
+      </w:pPr>
+      <w:rPr>
+        <w:rFonts w:ascii="Courier New" w:hAnsi="Courier New" w:cs="Courier New" w:hint="default"/>
+      </w:rPr>
+    </w:lvl>
+    <w:lvl w:ilvl="8" w:tplc="40090005" w:tentative="1">
+      <w:start w:val="1"/>
+      <w:numFmt w:val="bullet"/>
+      <w:lvlText w:val=""/>
+      <w:lvlJc w:val="left"/>
+      <w:pPr>
+        <w:ind w:left="6480" w:hanging="360"/>
+      </w:pPr>
+      <w:rPr>
+        <w:rFonts w:ascii="Wingdings" w:hAnsi="Wingdings" w:hint="default"/>
+      </w:rPr>
+    </w:lvl>
+  </w:abstractNum>
+  <w:abstractNum w:abstractNumId="9" w15:restartNumberingAfterBreak="0">
+    <w:nsid w:val="27517DBA"/>
+    <w:multiLevelType w:val="hybridMultilevel"/>
+    <w:tmpl w:val="5C7EDF98"/>
+    <w:lvl w:ilvl="0" w:tplc="40090003">
+      <w:start w:val="1"/>
+      <w:numFmt w:val="bullet"/>
+      <w:lvlText w:val="o"/>
+      <w:lvlJc w:val="left"/>
+      <w:pPr>
+        <w:ind w:left="1494" w:hanging="360"/>
+      </w:pPr>
+      <w:rPr>
+        <w:rFonts w:ascii="Courier New" w:hAnsi="Courier New" w:cs="Courier New" w:hint="default"/>
+      </w:rPr>
+    </w:lvl>
+    <w:lvl w:ilvl="1" w:tplc="40090003" w:tentative="1">
+      <w:start w:val="1"/>
+      <w:numFmt w:val="bullet"/>
+      <w:lvlText w:val="o"/>
+      <w:lvlJc w:val="left"/>
+      <w:pPr>
+        <w:ind w:left="2214" w:hanging="360"/>
+      </w:pPr>
+      <w:rPr>
+        <w:rFonts w:ascii="Courier New" w:hAnsi="Courier New" w:cs="Courier New" w:hint="default"/>
+      </w:rPr>
+    </w:lvl>
+    <w:lvl w:ilvl="2" w:tplc="40090005" w:tentative="1">
+      <w:start w:val="1"/>
+      <w:numFmt w:val="bullet"/>
+      <w:lvlText w:val=""/>
+      <w:lvlJc w:val="left"/>
+      <w:pPr>
+        <w:ind w:left="2934" w:hanging="360"/>
+      </w:pPr>
+      <w:rPr>
+        <w:rFonts w:ascii="Wingdings" w:hAnsi="Wingdings" w:hint="default"/>
+      </w:rPr>
+    </w:lvl>
+    <w:lvl w:ilvl="3" w:tplc="40090001" w:tentative="1">
+      <w:start w:val="1"/>
+      <w:numFmt w:val="bullet"/>
+      <w:lvlText w:val=""/>
+      <w:lvlJc w:val="left"/>
+      <w:pPr>
+        <w:ind w:left="3654" w:hanging="360"/>
+      </w:pPr>
+      <w:rPr>
+        <w:rFonts w:ascii="Symbol" w:hAnsi="Symbol" w:hint="default"/>
+      </w:rPr>
+    </w:lvl>
+    <w:lvl w:ilvl="4" w:tplc="40090003" w:tentative="1">
+      <w:start w:val="1"/>
+      <w:numFmt w:val="bullet"/>
+      <w:lvlText w:val="o"/>
+      <w:lvlJc w:val="left"/>
+      <w:pPr>
+        <w:ind w:left="4374" w:hanging="360"/>
+      </w:pPr>
+      <w:rPr>
+        <w:rFonts w:ascii="Courier New" w:hAnsi="Courier New" w:cs="Courier New" w:hint="default"/>
+      </w:rPr>
+    </w:lvl>
+    <w:lvl w:ilvl="5" w:tplc="40090005" w:tentative="1">
+      <w:start w:val="1"/>
+      <w:numFmt w:val="bullet"/>
+      <w:lvlText w:val=""/>
+      <w:lvlJc w:val="left"/>
+      <w:pPr>
+        <w:ind w:left="5094" w:hanging="360"/>
+      </w:pPr>
+      <w:rPr>
+        <w:rFonts w:ascii="Wingdings" w:hAnsi="Wingdings" w:hint="default"/>
+      </w:rPr>
+    </w:lvl>
+    <w:lvl w:ilvl="6" w:tplc="40090001" w:tentative="1">
+      <w:start w:val="1"/>
+      <w:numFmt w:val="bullet"/>
+      <w:lvlText w:val=""/>
+      <w:lvlJc w:val="left"/>
+      <w:pPr>
+        <w:ind w:left="5814" w:hanging="360"/>
+      </w:pPr>
+      <w:rPr>
+        <w:rFonts w:ascii="Symbol" w:hAnsi="Symbol" w:hint="default"/>
+      </w:rPr>
+    </w:lvl>
+    <w:lvl w:ilvl="7" w:tplc="40090003" w:tentative="1">
+      <w:start w:val="1"/>
+      <w:numFmt w:val="bullet"/>
+      <w:lvlText w:val="o"/>
+      <w:lvlJc w:val="left"/>
+      <w:pPr>
+        <w:ind w:left="6534" w:hanging="360"/>
+      </w:pPr>
+      <w:rPr>
+        <w:rFonts w:ascii="Courier New" w:hAnsi="Courier New" w:cs="Courier New" w:hint="default"/>
+      </w:rPr>
+    </w:lvl>
+    <w:lvl w:ilvl="8" w:tplc="40090005" w:tentative="1">
+      <w:start w:val="1"/>
+      <w:numFmt w:val="bullet"/>
+      <w:lvlText w:val=""/>
+      <w:lvlJc w:val="left"/>
+      <w:pPr>
+        <w:ind w:left="7254" w:hanging="360"/>
+      </w:pPr>
+      <w:rPr>
+        <w:rFonts w:ascii="Wingdings" w:hAnsi="Wingdings" w:hint="default"/>
+      </w:rPr>
+    </w:lvl>
+  </w:abstractNum>
+  <w:abstractNum w:abstractNumId="10" w15:restartNumberingAfterBreak="0">
+    <w:nsid w:val="2F3E1D93"/>
+    <w:multiLevelType w:val="hybridMultilevel"/>
+    <w:tmpl w:val="82161376"/>
+    <w:lvl w:ilvl="0" w:tplc="40090001">
+      <w:start w:val="1"/>
+      <w:numFmt w:val="bullet"/>
+      <w:lvlText w:val=""/>
+      <w:lvlJc w:val="left"/>
+      <w:pPr>
+        <w:ind w:left="720" w:hanging="360"/>
+      </w:pPr>
+      <w:rPr>
+        <w:rFonts w:ascii="Symbol" w:hAnsi="Symbol" w:hint="default"/>
+      </w:rPr>
+    </w:lvl>
+    <w:lvl w:ilvl="1" w:tplc="40090003" w:tentative="1">
+      <w:start w:val="1"/>
+      <w:numFmt w:val="bullet"/>
+      <w:lvlText w:val="o"/>
+      <w:lvlJc w:val="left"/>
+      <w:pPr>
+        <w:ind w:left="1440" w:hanging="360"/>
+      </w:pPr>
+      <w:rPr>
+        <w:rFonts w:ascii="Courier New" w:hAnsi="Courier New" w:cs="Courier New" w:hint="default"/>
+      </w:rPr>
+    </w:lvl>
+    <w:lvl w:ilvl="2" w:tplc="40090005" w:tentative="1">
+      <w:start w:val="1"/>
+      <w:numFmt w:val="bullet"/>
+      <w:lvlText w:val=""/>
+      <w:lvlJc w:val="left"/>
+      <w:pPr>
+        <w:ind w:left="2160" w:hanging="360"/>
+      </w:pPr>
+      <w:rPr>
+        <w:rFonts w:ascii="Wingdings" w:hAnsi="Wingdings" w:hint="default"/>
+      </w:rPr>
+    </w:lvl>
+    <w:lvl w:ilvl="3" w:tplc="40090001" w:tentative="1">
+      <w:start w:val="1"/>
+      <w:numFmt w:val="bullet"/>
+      <w:lvlText w:val=""/>
+      <w:lvlJc w:val="left"/>
+      <w:pPr>
+        <w:ind w:left="2880" w:hanging="360"/>
+      </w:pPr>
+      <w:rPr>
+        <w:rFonts w:ascii="Symbol" w:hAnsi="Symbol" w:hint="default"/>
+      </w:rPr>
+    </w:lvl>
+    <w:lvl w:ilvl="4" w:tplc="40090003" w:tentative="1">
+      <w:start w:val="1"/>
+      <w:numFmt w:val="bullet"/>
+      <w:lvlText w:val="o"/>
+      <w:lvlJc w:val="left"/>
+      <w:pPr>
+        <w:ind w:left="3600" w:hanging="360"/>
+      </w:pPr>
+      <w:rPr>
+        <w:rFonts w:ascii="Courier New" w:hAnsi="Courier New" w:cs="Courier New" w:hint="default"/>
+      </w:rPr>
+    </w:lvl>
+    <w:lvl w:ilvl="5" w:tplc="40090005" w:tentative="1">
+      <w:start w:val="1"/>
+      <w:numFmt w:val="bullet"/>
+      <w:lvlText w:val=""/>
+      <w:lvlJc w:val="left"/>
+      <w:pPr>
+        <w:ind w:left="4320" w:hanging="360"/>
+      </w:pPr>
+      <w:rPr>
+        <w:rFonts w:ascii="Wingdings" w:hAnsi="Wingdings" w:hint="default"/>
+      </w:rPr>
+    </w:lvl>
+    <w:lvl w:ilvl="6" w:tplc="40090001" w:tentative="1">
+      <w:start w:val="1"/>
+      <w:numFmt w:val="bullet"/>
+      <w:lvlText w:val=""/>
+      <w:lvlJc w:val="left"/>
+      <w:pPr>
+        <w:ind w:left="5040" w:hanging="360"/>
+      </w:pPr>
+      <w:rPr>
+        <w:rFonts w:ascii="Symbol" w:hAnsi="Symbol" w:hint="default"/>
+      </w:rPr>
+    </w:lvl>
+    <w:lvl w:ilvl="7" w:tplc="40090003" w:tentative="1">
+      <w:start w:val="1"/>
+      <w:numFmt w:val="bullet"/>
+      <w:lvlText w:val="o"/>
+      <w:lvlJc w:val="left"/>
+      <w:pPr>
+        <w:ind w:left="5760" w:hanging="360"/>
+      </w:pPr>
+      <w:rPr>
+        <w:rFonts w:ascii="Courier New" w:hAnsi="Courier New" w:cs="Courier New" w:hint="default"/>
+      </w:rPr>
+    </w:lvl>
+    <w:lvl w:ilvl="8" w:tplc="40090005" w:tentative="1">
+      <w:start w:val="1"/>
+      <w:numFmt w:val="bullet"/>
+      <w:lvlText w:val=""/>
+      <w:lvlJc w:val="left"/>
+      <w:pPr>
+        <w:ind w:left="6480" w:hanging="360"/>
+      </w:pPr>
+      <w:rPr>
+        <w:rFonts w:ascii="Wingdings" w:hAnsi="Wingdings" w:hint="default"/>
+      </w:rPr>
+    </w:lvl>
+  </w:abstractNum>
+  <w:abstractNum w:abstractNumId="11" w15:restartNumberingAfterBreak="0">
+    <w:nsid w:val="38EF5AE2"/>
+    <w:multiLevelType w:val="multilevel"/>
+    <w:tmpl w:val="CC4C206A"/>
+    <w:lvl w:ilvl="0">
+      <w:start w:val="1"/>
+      <w:numFmt w:val="bullet"/>
+      <w:lvlText w:val=""/>
+      <w:lvlJc w:val="left"/>
+      <w:pPr>
+        <w:tabs>
+          <w:tab w:val="num" w:pos="720"/>
+        </w:tabs>
+        <w:ind w:left="720" w:hanging="360"/>
+      </w:pPr>
+      <w:rPr>
+        <w:rFonts w:ascii="Symbol" w:hAnsi="Symbol" w:hint="default"/>
+        <w:sz w:val="20"/>
+      </w:rPr>
+    </w:lvl>
+    <w:lvl w:ilvl="1" w:tentative="1">
+      <w:start w:val="1"/>
+      <w:numFmt w:val="bullet"/>
+      <w:lvlText w:val="o"/>
+      <w:lvlJc w:val="left"/>
+      <w:pPr>
+        <w:tabs>
+          <w:tab w:val="num" w:pos="1440"/>
+        </w:tabs>
+        <w:ind w:left="1440" w:hanging="360"/>
+      </w:pPr>
+      <w:rPr>
+        <w:rFonts w:ascii="Courier New" w:hAnsi="Courier New" w:hint="default"/>
+        <w:sz w:val="20"/>
+      </w:rPr>
+    </w:lvl>
+    <w:lvl w:ilvl="2" w:tentative="1">
+      <w:start w:val="1"/>
+      <w:numFmt w:val="bullet"/>
+      <w:lvlText w:val=""/>
+      <w:lvlJc w:val="left"/>
+      <w:pPr>
+        <w:tabs>
+          <w:tab w:val="num" w:pos="2160"/>
+        </w:tabs>
+        <w:ind w:left="2160" w:hanging="360"/>
+      </w:pPr>
+      <w:rPr>
+        <w:rFonts w:ascii="Wingdings" w:hAnsi="Wingdings" w:hint="default"/>
+        <w:sz w:val="20"/>
+      </w:rPr>
+    </w:lvl>
+    <w:lvl w:ilvl="3" w:tentative="1">
+      <w:start w:val="1"/>
+      <w:numFmt w:val="bullet"/>
+      <w:lvlText w:val=""/>
+      <w:lvlJc w:val="left"/>
+      <w:pPr>
+        <w:tabs>
+          <w:tab w:val="num" w:pos="2880"/>
+        </w:tabs>
+        <w:ind w:left="2880" w:hanging="360"/>
+      </w:pPr>
+      <w:rPr>
+        <w:rFonts w:ascii="Wingdings" w:hAnsi="Wingdings" w:hint="default"/>
+        <w:sz w:val="20"/>
+      </w:rPr>
+    </w:lvl>
+    <w:lvl w:ilvl="4" w:tentative="1">
+      <w:start w:val="1"/>
+      <w:numFmt w:val="bullet"/>
+      <w:lvlText w:val=""/>
+      <w:lvlJc w:val="left"/>
+      <w:pPr>
+        <w:tabs>
+          <w:tab w:val="num" w:pos="3600"/>
+        </w:tabs>
+        <w:ind w:left="3600" w:hanging="360"/>
+      </w:pPr>
+      <w:rPr>
+        <w:rFonts w:ascii="Wingdings" w:hAnsi="Wingdings" w:hint="default"/>
+        <w:sz w:val="20"/>
+      </w:rPr>
+    </w:lvl>
+    <w:lvl w:ilvl="5" w:tentative="1">
+      <w:start w:val="1"/>
+      <w:numFmt w:val="bullet"/>
+      <w:lvlText w:val=""/>
+      <w:lvlJc w:val="left"/>
+      <w:pPr>
+        <w:tabs>
+          <w:tab w:val="num" w:pos="4320"/>
+        </w:tabs>
+        <w:ind w:left="4320" w:hanging="360"/>
+      </w:pPr>
+      <w:rPr>
+        <w:rFonts w:ascii="Wingdings" w:hAnsi="Wingdings" w:hint="default"/>
+        <w:sz w:val="20"/>
+      </w:rPr>
+    </w:lvl>
+    <w:lvl w:ilvl="6" w:tentative="1">
+      <w:start w:val="1"/>
+      <w:numFmt w:val="bullet"/>
+      <w:lvlText w:val=""/>
+      <w:lvlJc w:val="left"/>
+      <w:pPr>
+        <w:tabs>
+          <w:tab w:val="num" w:pos="5040"/>
+        </w:tabs>
+        <w:ind w:left="5040" w:hanging="360"/>
+      </w:pPr>
+      <w:rPr>
+        <w:rFonts w:ascii="Wingdings" w:hAnsi="Wingdings" w:hint="default"/>
+        <w:sz w:val="20"/>
+      </w:rPr>
+    </w:lvl>
+    <w:lvl w:ilvl="7" w:tentative="1">
+      <w:start w:val="1"/>
+      <w:numFmt w:val="bullet"/>
+      <w:lvlText w:val=""/>
+      <w:lvlJc w:val="left"/>
+      <w:pPr>
+        <w:tabs>
+          <w:tab w:val="num" w:pos="5760"/>
+        </w:tabs>
+        <w:ind w:left="5760" w:hanging="360"/>
+      </w:pPr>
+      <w:rPr>
+        <w:rFonts w:ascii="Wingdings" w:hAnsi="Wingdings" w:hint="default"/>
+        <w:sz w:val="20"/>
+      </w:rPr>
+    </w:lvl>
+    <w:lvl w:ilvl="8" w:tentative="1">
+      <w:start w:val="1"/>
+      <w:numFmt w:val="bullet"/>
+      <w:lvlText w:val=""/>
+      <w:lvlJc w:val="left"/>
+      <w:pPr>
+        <w:tabs>
+          <w:tab w:val="num" w:pos="6480"/>
+        </w:tabs>
+        <w:ind w:left="6480" w:hanging="360"/>
+      </w:pPr>
+      <w:rPr>
+        <w:rFonts w:ascii="Wingdings" w:hAnsi="Wingdings" w:hint="default"/>
+        <w:sz w:val="20"/>
+      </w:rPr>
+    </w:lvl>
+  </w:abstractNum>
+  <w:abstractNum w:abstractNumId="12" w15:restartNumberingAfterBreak="0">
+    <w:nsid w:val="3EC83D58"/>
+    <w:multiLevelType w:val="hybridMultilevel"/>
+    <w:tmpl w:val="3C76E058"/>
+    <w:lvl w:ilvl="0" w:tplc="40090003">
+      <w:start w:val="1"/>
+      <w:numFmt w:val="bullet"/>
+      <w:lvlText w:val="o"/>
+      <w:lvlJc w:val="left"/>
+      <w:pPr>
+        <w:ind w:left="720" w:hanging="360"/>
+      </w:pPr>
+      <w:rPr>
+        <w:rFonts w:ascii="Courier New" w:hAnsi="Courier New" w:cs="Courier New" w:hint="default"/>
+      </w:rPr>
+    </w:lvl>
+    <w:lvl w:ilvl="1" w:tplc="40090003" w:tentative="1">
+      <w:start w:val="1"/>
+      <w:numFmt w:val="bullet"/>
+      <w:lvlText w:val="o"/>
+      <w:lvlJc w:val="left"/>
+      <w:pPr>
+        <w:ind w:left="1440" w:hanging="360"/>
+      </w:pPr>
+      <w:rPr>
+        <w:rFonts w:ascii="Courier New" w:hAnsi="Courier New" w:cs="Courier New" w:hint="default"/>
+      </w:rPr>
+    </w:lvl>
+    <w:lvl w:ilvl="2" w:tplc="40090005" w:tentative="1">
+      <w:start w:val="1"/>
+      <w:numFmt w:val="bullet"/>
+      <w:lvlText w:val=""/>
+      <w:lvlJc w:val="left"/>
+      <w:pPr>
+        <w:ind w:left="2160" w:hanging="360"/>
+      </w:pPr>
+      <w:rPr>
+        <w:rFonts w:ascii="Wingdings" w:hAnsi="Wingdings" w:hint="default"/>
+      </w:rPr>
+    </w:lvl>
+    <w:lvl w:ilvl="3" w:tplc="40090001" w:tentative="1">
+      <w:start w:val="1"/>
+      <w:numFmt w:val="bullet"/>
+      <w:lvlText w:val=""/>
+      <w:lvlJc w:val="left"/>
+      <w:pPr>
+        <w:ind w:left="2880" w:hanging="360"/>
+      </w:pPr>
+      <w:rPr>
+        <w:rFonts w:ascii="Symbol" w:hAnsi="Symbol" w:hint="default"/>
+      </w:rPr>
+    </w:lvl>
+    <w:lvl w:ilvl="4" w:tplc="40090003" w:tentative="1">
+      <w:start w:val="1"/>
+      <w:numFmt w:val="bullet"/>
+      <w:lvlText w:val="o"/>
+      <w:lvlJc w:val="left"/>
+      <w:pPr>
+        <w:ind w:left="3600" w:hanging="360"/>
+      </w:pPr>
+      <w:rPr>
+        <w:rFonts w:ascii="Courier New" w:hAnsi="Courier New" w:cs="Courier New" w:hint="default"/>
+      </w:rPr>
+    </w:lvl>
+    <w:lvl w:ilvl="5" w:tplc="40090005" w:tentative="1">
+      <w:start w:val="1"/>
+      <w:numFmt w:val="bullet"/>
+      <w:lvlText w:val=""/>
+      <w:lvlJc w:val="left"/>
+      <w:pPr>
+        <w:ind w:left="4320" w:hanging="360"/>
+      </w:pPr>
+      <w:rPr>
+        <w:rFonts w:ascii="Wingdings" w:hAnsi="Wingdings" w:hint="default"/>
+      </w:rPr>
+    </w:lvl>
+    <w:lvl w:ilvl="6" w:tplc="40090001" w:tentative="1">
+      <w:start w:val="1"/>
+      <w:numFmt w:val="bullet"/>
+      <w:lvlText w:val=""/>
+      <w:lvlJc w:val="left"/>
+      <w:pPr>
+        <w:ind w:left="5040" w:hanging="360"/>
+      </w:pPr>
+      <w:rPr>
+        <w:rFonts w:ascii="Symbol" w:hAnsi="Symbol" w:hint="default"/>
+      </w:rPr>
+    </w:lvl>
+    <w:lvl w:ilvl="7" w:tplc="40090003" w:tentative="1">
+      <w:start w:val="1"/>
+      <w:numFmt w:val="bullet"/>
+      <w:lvlText w:val="o"/>
+      <w:lvlJc w:val="left"/>
+      <w:pPr>
+        <w:ind w:left="5760" w:hanging="360"/>
+      </w:pPr>
+      <w:rPr>
+        <w:rFonts w:ascii="Courier New" w:hAnsi="Courier New" w:cs="Courier New" w:hint="default"/>
+      </w:rPr>
+    </w:lvl>
+    <w:lvl w:ilvl="8" w:tplc="40090005" w:tentative="1">
+      <w:start w:val="1"/>
+      <w:numFmt w:val="bullet"/>
+      <w:lvlText w:val=""/>
+      <w:lvlJc w:val="left"/>
+      <w:pPr>
+        <w:ind w:left="6480" w:hanging="360"/>
+      </w:pPr>
+      <w:rPr>
+        <w:rFonts w:ascii="Wingdings" w:hAnsi="Wingdings" w:hint="default"/>
+      </w:rPr>
+    </w:lvl>
+  </w:abstractNum>
+  <w:abstractNum w:abstractNumId="13" w15:restartNumberingAfterBreak="0">
+    <w:nsid w:val="42767315"/>
+    <w:multiLevelType w:val="multilevel"/>
+    <w:tmpl w:val="9C562714"/>
+    <w:lvl w:ilvl="0">
+      <w:start w:val="1"/>
+      <w:numFmt w:val="bullet"/>
+      <w:lvlText w:val=""/>
+      <w:lvlJc w:val="left"/>
+      <w:pPr>
+        <w:tabs>
+          <w:tab w:val="num" w:pos="720"/>
+        </w:tabs>
+        <w:ind w:left="720" w:hanging="360"/>
+      </w:pPr>
+      <w:rPr>
+        <w:rFonts w:ascii="Symbol" w:hAnsi="Symbol" w:hint="default"/>
+        <w:sz w:val="20"/>
+      </w:rPr>
+    </w:lvl>
+    <w:lvl w:ilvl="1" w:tentative="1">
+      <w:start w:val="1"/>
+      <w:numFmt w:val="bullet"/>
+      <w:lvlText w:val="o"/>
+      <w:lvlJc w:val="left"/>
+      <w:pPr>
+        <w:tabs>
+          <w:tab w:val="num" w:pos="1440"/>
+        </w:tabs>
+        <w:ind w:left="1440" w:hanging="360"/>
+      </w:pPr>
+      <w:rPr>
+        <w:rFonts w:ascii="Courier New" w:hAnsi="Courier New" w:hint="default"/>
+        <w:sz w:val="20"/>
+      </w:rPr>
+    </w:lvl>
+    <w:lvl w:ilvl="2" w:tentative="1">
+      <w:start w:val="1"/>
+      <w:numFmt w:val="bullet"/>
+      <w:lvlText w:val=""/>
+      <w:lvlJc w:val="left"/>
+      <w:pPr>
+        <w:tabs>
+          <w:tab w:val="num" w:pos="2160"/>
+        </w:tabs>
+        <w:ind w:left="2160" w:hanging="360"/>
+      </w:pPr>
+      <w:rPr>
+        <w:rFonts w:ascii="Wingdings" w:hAnsi="Wingdings" w:hint="default"/>
+        <w:sz w:val="20"/>
+      </w:rPr>
+    </w:lvl>
+    <w:lvl w:ilvl="3" w:tentative="1">
+      <w:start w:val="1"/>
+      <w:numFmt w:val="bullet"/>
+      <w:lvlText w:val=""/>
+      <w:lvlJc w:val="left"/>
+      <w:pPr>
+        <w:tabs>
+          <w:tab w:val="num" w:pos="2880"/>
+        </w:tabs>
+        <w:ind w:left="2880" w:hanging="360"/>
+      </w:pPr>
+      <w:rPr>
+        <w:rFonts w:ascii="Wingdings" w:hAnsi="Wingdings" w:hint="default"/>
+        <w:sz w:val="20"/>
+      </w:rPr>
+    </w:lvl>
+    <w:lvl w:ilvl="4" w:tentative="1">
+      <w:start w:val="1"/>
+      <w:numFmt w:val="bullet"/>
+      <w:lvlText w:val=""/>
+      <w:lvlJc w:val="left"/>
+      <w:pPr>
+        <w:tabs>
+          <w:tab w:val="num" w:pos="3600"/>
+        </w:tabs>
+        <w:ind w:left="3600" w:hanging="360"/>
+      </w:pPr>
+      <w:rPr>
+        <w:rFonts w:ascii="Wingdings" w:hAnsi="Wingdings" w:hint="default"/>
+        <w:sz w:val="20"/>
+      </w:rPr>
+    </w:lvl>
+    <w:lvl w:ilvl="5" w:tentative="1">
+      <w:start w:val="1"/>
+      <w:numFmt w:val="bullet"/>
+      <w:lvlText w:val=""/>
+      <w:lvlJc w:val="left"/>
+      <w:pPr>
+        <w:tabs>
+          <w:tab w:val="num" w:pos="4320"/>
+        </w:tabs>
+        <w:ind w:left="4320" w:hanging="360"/>
+      </w:pPr>
+      <w:rPr>
+        <w:rFonts w:ascii="Wingdings" w:hAnsi="Wingdings" w:hint="default"/>
+        <w:sz w:val="20"/>
+      </w:rPr>
+    </w:lvl>
+    <w:lvl w:ilvl="6" w:tentative="1">
+      <w:start w:val="1"/>
+      <w:numFmt w:val="bullet"/>
+      <w:lvlText w:val=""/>
+      <w:lvlJc w:val="left"/>
+      <w:pPr>
+        <w:tabs>
+          <w:tab w:val="num" w:pos="5040"/>
+        </w:tabs>
+        <w:ind w:left="5040" w:hanging="360"/>
+      </w:pPr>
+      <w:rPr>
+        <w:rFonts w:ascii="Wingdings" w:hAnsi="Wingdings" w:hint="default"/>
+        <w:sz w:val="20"/>
+      </w:rPr>
+    </w:lvl>
+    <w:lvl w:ilvl="7" w:tentative="1">
+      <w:start w:val="1"/>
+      <w:numFmt w:val="bullet"/>
+      <w:lvlText w:val=""/>
+      <w:lvlJc w:val="left"/>
+      <w:pPr>
+        <w:tabs>
+          <w:tab w:val="num" w:pos="5760"/>
+        </w:tabs>
+        <w:ind w:left="5760" w:hanging="360"/>
+      </w:pPr>
+      <w:rPr>
+        <w:rFonts w:ascii="Wingdings" w:hAnsi="Wingdings" w:hint="default"/>
+        <w:sz w:val="20"/>
+      </w:rPr>
+    </w:lvl>
+    <w:lvl w:ilvl="8" w:tentative="1">
+      <w:start w:val="1"/>
+      <w:numFmt w:val="bullet"/>
+      <w:lvlText w:val=""/>
+      <w:lvlJc w:val="left"/>
+      <w:pPr>
+        <w:tabs>
+          <w:tab w:val="num" w:pos="6480"/>
+        </w:tabs>
+        <w:ind w:left="6480" w:hanging="360"/>
+      </w:pPr>
+      <w:rPr>
+        <w:rFonts w:ascii="Wingdings" w:hAnsi="Wingdings" w:hint="default"/>
+        <w:sz w:val="20"/>
+      </w:rPr>
+    </w:lvl>
+  </w:abstractNum>
+  <w:abstractNum w:abstractNumId="14" w15:restartNumberingAfterBreak="0">
+    <w:nsid w:val="452D2286"/>
+    <w:multiLevelType w:val="hybridMultilevel"/>
+    <w:tmpl w:val="492819FC"/>
+    <w:lvl w:ilvl="0" w:tplc="4009000F">
+      <w:start w:val="1"/>
+      <w:numFmt w:val="decimal"/>
+      <w:lvlText w:val="%1."/>
+      <w:lvlJc w:val="left"/>
+      <w:pPr>
+        <w:ind w:left="720" w:hanging="360"/>
+      </w:pPr>
+    </w:lvl>
+    <w:lvl w:ilvl="1" w:tplc="40090019" w:tentative="1">
+      <w:start w:val="1"/>
+      <w:numFmt w:val="lowerLetter"/>
+      <w:lvlText w:val="%2."/>
+      <w:lvlJc w:val="left"/>
+      <w:pPr>
+        <w:ind w:left="1440" w:hanging="360"/>
+      </w:pPr>
+    </w:lvl>
+    <w:lvl w:ilvl="2" w:tplc="4009001B" w:tentative="1">
+      <w:start w:val="1"/>
+      <w:numFmt w:val="lowerRoman"/>
+      <w:lvlText w:val="%3."/>
+      <w:lvlJc w:val="right"/>
+      <w:pPr>
+        <w:ind w:left="2160" w:hanging="180"/>
+      </w:pPr>
+    </w:lvl>
+    <w:lvl w:ilvl="3" w:tplc="4009000F" w:tentative="1">
+      <w:start w:val="1"/>
+      <w:numFmt w:val="decimal"/>
+      <w:lvlText w:val="%4."/>
+      <w:lvlJc w:val="left"/>
+      <w:pPr>
+        <w:ind w:left="2880" w:hanging="360"/>
+      </w:pPr>
+    </w:lvl>
+    <w:lvl w:ilvl="4" w:tplc="40090019" w:tentative="1">
+      <w:start w:val="1"/>
+      <w:numFmt w:val="lowerLetter"/>
+      <w:lvlText w:val="%5."/>
+      <w:lvlJc w:val="left"/>
+      <w:pPr>
+        <w:ind w:left="3600" w:hanging="360"/>
+      </w:pPr>
+    </w:lvl>
+    <w:lvl w:ilvl="5" w:tplc="4009001B" w:tentative="1">
+      <w:start w:val="1"/>
+      <w:numFmt w:val="lowerRoman"/>
+      <w:lvlText w:val="%6."/>
+      <w:lvlJc w:val="right"/>
+      <w:pPr>
+        <w:ind w:left="4320" w:hanging="180"/>
+      </w:pPr>
+    </w:lvl>
+    <w:lvl w:ilvl="6" w:tplc="4009000F" w:tentative="1">
+      <w:start w:val="1"/>
+      <w:numFmt w:val="decimal"/>
+      <w:lvlText w:val="%7."/>
+      <w:lvlJc w:val="left"/>
+      <w:pPr>
+        <w:ind w:left="5040" w:hanging="360"/>
+      </w:pPr>
+    </w:lvl>
+    <w:lvl w:ilvl="7" w:tplc="40090019" w:tentative="1">
+      <w:start w:val="1"/>
+      <w:numFmt w:val="lowerLetter"/>
+      <w:lvlText w:val="%8."/>
+      <w:lvlJc w:val="left"/>
+      <w:pPr>
+        <w:ind w:left="5760" w:hanging="360"/>
+      </w:pPr>
+    </w:lvl>
+    <w:lvl w:ilvl="8" w:tplc="4009001B" w:tentative="1">
+      <w:start w:val="1"/>
+      <w:numFmt w:val="lowerRoman"/>
+      <w:lvlText w:val="%9."/>
+      <w:lvlJc w:val="right"/>
+      <w:pPr>
+        <w:ind w:left="6480" w:hanging="180"/>
+      </w:pPr>
+    </w:lvl>
+  </w:abstractNum>
+  <w:abstractNum w:abstractNumId="15" w15:restartNumberingAfterBreak="0">
+    <w:nsid w:val="47BE001A"/>
+    <w:multiLevelType w:val="hybridMultilevel"/>
+    <w:tmpl w:val="4D2E2F52"/>
+    <w:lvl w:ilvl="0" w:tplc="4009000F">
+      <w:start w:val="1"/>
+      <w:numFmt w:val="decimal"/>
+      <w:lvlText w:val="%1."/>
+      <w:lvlJc w:val="left"/>
+      <w:pPr>
+        <w:ind w:left="2160" w:hanging="360"/>
+      </w:pPr>
+    </w:lvl>
+    <w:lvl w:ilvl="1" w:tplc="40090019" w:tentative="1">
+      <w:start w:val="1"/>
+      <w:numFmt w:val="lowerLetter"/>
+      <w:lvlText w:val="%2."/>
+      <w:lvlJc w:val="left"/>
+      <w:pPr>
+        <w:ind w:left="2880" w:hanging="360"/>
+      </w:pPr>
+    </w:lvl>
+    <w:lvl w:ilvl="2" w:tplc="4009001B" w:tentative="1">
+      <w:start w:val="1"/>
+      <w:numFmt w:val="lowerRoman"/>
+      <w:lvlText w:val="%3."/>
+      <w:lvlJc w:val="right"/>
+      <w:pPr>
+        <w:ind w:left="3600" w:hanging="180"/>
+      </w:pPr>
+    </w:lvl>
+    <w:lvl w:ilvl="3" w:tplc="4009000F" w:tentative="1">
+      <w:start w:val="1"/>
+      <w:numFmt w:val="decimal"/>
+      <w:lvlText w:val="%4."/>
+      <w:lvlJc w:val="left"/>
+      <w:pPr>
+        <w:ind w:left="4320" w:hanging="360"/>
+      </w:pPr>
+    </w:lvl>
+    <w:lvl w:ilvl="4" w:tplc="40090019" w:tentative="1">
+      <w:start w:val="1"/>
+      <w:numFmt w:val="lowerLetter"/>
+      <w:lvlText w:val="%5."/>
+      <w:lvlJc w:val="left"/>
+      <w:pPr>
+        <w:ind w:left="5040" w:hanging="360"/>
+      </w:pPr>
+    </w:lvl>
+    <w:lvl w:ilvl="5" w:tplc="4009001B" w:tentative="1">
+      <w:start w:val="1"/>
+      <w:numFmt w:val="lowerRoman"/>
+      <w:lvlText w:val="%6."/>
+      <w:lvlJc w:val="right"/>
+      <w:pPr>
+        <w:ind w:left="5760" w:hanging="180"/>
+      </w:pPr>
+    </w:lvl>
+    <w:lvl w:ilvl="6" w:tplc="4009000F" w:tentative="1">
+      <w:start w:val="1"/>
+      <w:numFmt w:val="decimal"/>
+      <w:lvlText w:val="%7."/>
+      <w:lvlJc w:val="left"/>
+      <w:pPr>
+        <w:ind w:left="6480" w:hanging="360"/>
+      </w:pPr>
+    </w:lvl>
+    <w:lvl w:ilvl="7" w:tplc="40090019" w:tentative="1">
+      <w:start w:val="1"/>
+      <w:numFmt w:val="lowerLetter"/>
+      <w:lvlText w:val="%8."/>
+      <w:lvlJc w:val="left"/>
+      <w:pPr>
+        <w:ind w:left="7200" w:hanging="360"/>
+      </w:pPr>
+    </w:lvl>
+    <w:lvl w:ilvl="8" w:tplc="4009001B" w:tentative="1">
+      <w:start w:val="1"/>
+      <w:numFmt w:val="lowerRoman"/>
+      <w:lvlText w:val="%9."/>
+      <w:lvlJc w:val="right"/>
+      <w:pPr>
+        <w:ind w:left="7920" w:hanging="180"/>
+      </w:pPr>
+    </w:lvl>
+  </w:abstractNum>
+  <w:abstractNum w:abstractNumId="16" w15:restartNumberingAfterBreak="0">
+    <w:nsid w:val="4A817B92"/>
+    <w:multiLevelType w:val="multilevel"/>
+    <w:tmpl w:val="A1BAFE02"/>
+    <w:lvl w:ilvl="0">
+      <w:start w:val="1"/>
+      <w:numFmt w:val="bullet"/>
+      <w:lvlText w:val=""/>
+      <w:lvlJc w:val="left"/>
+      <w:pPr>
+        <w:tabs>
+          <w:tab w:val="num" w:pos="720"/>
+        </w:tabs>
+        <w:ind w:left="720" w:hanging="360"/>
+      </w:pPr>
+      <w:rPr>
+        <w:rFonts w:ascii="Symbol" w:hAnsi="Symbol" w:hint="default"/>
+        <w:sz w:val="20"/>
+      </w:rPr>
+    </w:lvl>
+    <w:lvl w:ilvl="1" w:tentative="1">
+      <w:start w:val="1"/>
+      <w:numFmt w:val="bullet"/>
+      <w:lvlText w:val="o"/>
+      <w:lvlJc w:val="left"/>
+      <w:pPr>
+        <w:tabs>
+          <w:tab w:val="num" w:pos="1440"/>
+        </w:tabs>
+        <w:ind w:left="1440" w:hanging="360"/>
+      </w:pPr>
+      <w:rPr>
+        <w:rFonts w:ascii="Courier New" w:hAnsi="Courier New" w:hint="default"/>
+        <w:sz w:val="20"/>
+      </w:rPr>
+    </w:lvl>
+    <w:lvl w:ilvl="2" w:tentative="1">
+      <w:start w:val="1"/>
+      <w:numFmt w:val="bullet"/>
+      <w:lvlText w:val=""/>
+      <w:lvlJc w:val="left"/>
+      <w:pPr>
+        <w:tabs>
+          <w:tab w:val="num" w:pos="2160"/>
+        </w:tabs>
+        <w:ind w:left="2160" w:hanging="360"/>
+      </w:pPr>
+      <w:rPr>
+        <w:rFonts w:ascii="Wingdings" w:hAnsi="Wingdings" w:hint="default"/>
+        <w:sz w:val="20"/>
+      </w:rPr>
+    </w:lvl>
+    <w:lvl w:ilvl="3" w:tentative="1">
+      <w:start w:val="1"/>
+      <w:numFmt w:val="bullet"/>
+      <w:lvlText w:val=""/>
+      <w:lvlJc w:val="left"/>
+      <w:pPr>
+        <w:tabs>
+          <w:tab w:val="num" w:pos="2880"/>
+        </w:tabs>
+        <w:ind w:left="2880" w:hanging="360"/>
+      </w:pPr>
+      <w:rPr>
+        <w:rFonts w:ascii="Wingdings" w:hAnsi="Wingdings" w:hint="default"/>
+        <w:sz w:val="20"/>
+      </w:rPr>
+    </w:lvl>
+    <w:lvl w:ilvl="4" w:tentative="1">
+      <w:start w:val="1"/>
+      <w:numFmt w:val="bullet"/>
+      <w:lvlText w:val=""/>
+      <w:lvlJc w:val="left"/>
+      <w:pPr>
+        <w:tabs>
+          <w:tab w:val="num" w:pos="3600"/>
+        </w:tabs>
+        <w:ind w:left="3600" w:hanging="360"/>
+      </w:pPr>
+      <w:rPr>
+        <w:rFonts w:ascii="Wingdings" w:hAnsi="Wingdings" w:hint="default"/>
+        <w:sz w:val="20"/>
+      </w:rPr>
+    </w:lvl>
+    <w:lvl w:ilvl="5" w:tentative="1">
+      <w:start w:val="1"/>
+      <w:numFmt w:val="bullet"/>
+      <w:lvlText w:val=""/>
+      <w:lvlJc w:val="left"/>
+      <w:pPr>
+        <w:tabs>
+          <w:tab w:val="num" w:pos="4320"/>
+        </w:tabs>
+        <w:ind w:left="4320" w:hanging="360"/>
+      </w:pPr>
+      <w:rPr>
+        <w:rFonts w:ascii="Wingdings" w:hAnsi="Wingdings" w:hint="default"/>
+        <w:sz w:val="20"/>
+      </w:rPr>
+    </w:lvl>
+    <w:lvl w:ilvl="6" w:tentative="1">
+      <w:start w:val="1"/>
+      <w:numFmt w:val="bullet"/>
+      <w:lvlText w:val=""/>
+      <w:lvlJc w:val="left"/>
+      <w:pPr>
+        <w:tabs>
+          <w:tab w:val="num" w:pos="5040"/>
+        </w:tabs>
+        <w:ind w:left="5040" w:hanging="360"/>
+      </w:pPr>
+      <w:rPr>
+        <w:rFonts w:ascii="Wingdings" w:hAnsi="Wingdings" w:hint="default"/>
+        <w:sz w:val="20"/>
+      </w:rPr>
+    </w:lvl>
+    <w:lvl w:ilvl="7" w:tentative="1">
+      <w:start w:val="1"/>
+      <w:numFmt w:val="bullet"/>
+      <w:lvlText w:val=""/>
+      <w:lvlJc w:val="left"/>
+      <w:pPr>
+        <w:tabs>
+          <w:tab w:val="num" w:pos="5760"/>
+        </w:tabs>
+        <w:ind w:left="5760" w:hanging="360"/>
+      </w:pPr>
+      <w:rPr>
+        <w:rFonts w:ascii="Wingdings" w:hAnsi="Wingdings" w:hint="default"/>
+        <w:sz w:val="20"/>
+      </w:rPr>
+    </w:lvl>
+    <w:lvl w:ilvl="8" w:tentative="1">
+      <w:start w:val="1"/>
+      <w:numFmt w:val="bullet"/>
+      <w:lvlText w:val=""/>
+      <w:lvlJc w:val="left"/>
+      <w:pPr>
+        <w:tabs>
+          <w:tab w:val="num" w:pos="6480"/>
+        </w:tabs>
+        <w:ind w:left="6480" w:hanging="360"/>
+      </w:pPr>
+      <w:rPr>
+        <w:rFonts w:ascii="Wingdings" w:hAnsi="Wingdings" w:hint="default"/>
+        <w:sz w:val="20"/>
+      </w:rPr>
+    </w:lvl>
+  </w:abstractNum>
+  <w:abstractNum w:abstractNumId="17" w15:restartNumberingAfterBreak="0">
+    <w:nsid w:val="4DE52045"/>
+    <w:multiLevelType w:val="multilevel"/>
+    <w:tmpl w:val="523C629C"/>
+    <w:lvl w:ilvl="0">
+      <w:start w:val="1"/>
+      <w:numFmt w:val="bullet"/>
+      <w:lvlText w:val=""/>
+      <w:lvlJc w:val="left"/>
+      <w:pPr>
+        <w:tabs>
+          <w:tab w:val="num" w:pos="720"/>
+        </w:tabs>
+        <w:ind w:left="720" w:hanging="360"/>
+      </w:pPr>
+      <w:rPr>
+        <w:rFonts w:ascii="Symbol" w:hAnsi="Symbol" w:hint="default"/>
+        <w:sz w:val="20"/>
+      </w:rPr>
+    </w:lvl>
+    <w:lvl w:ilvl="1" w:tentative="1">
+      <w:start w:val="1"/>
+      <w:numFmt w:val="bullet"/>
+      <w:lvlText w:val="o"/>
+      <w:lvlJc w:val="left"/>
+      <w:pPr>
+        <w:tabs>
+          <w:tab w:val="num" w:pos="1440"/>
+        </w:tabs>
+        <w:ind w:left="1440" w:hanging="360"/>
+      </w:pPr>
+      <w:rPr>
+        <w:rFonts w:ascii="Courier New" w:hAnsi="Courier New" w:hint="default"/>
+        <w:sz w:val="20"/>
+      </w:rPr>
+    </w:lvl>
+    <w:lvl w:ilvl="2" w:tentative="1">
+      <w:start w:val="1"/>
+      <w:numFmt w:val="bullet"/>
+      <w:lvlText w:val=""/>
+      <w:lvlJc w:val="left"/>
+      <w:pPr>
+        <w:tabs>
+          <w:tab w:val="num" w:pos="2160"/>
+        </w:tabs>
+        <w:ind w:left="2160" w:hanging="360"/>
+      </w:pPr>
+      <w:rPr>
+        <w:rFonts w:ascii="Wingdings" w:hAnsi="Wingdings" w:hint="default"/>
+        <w:sz w:val="20"/>
+      </w:rPr>
+    </w:lvl>
+    <w:lvl w:ilvl="3" w:tentative="1">
+      <w:start w:val="1"/>
+      <w:numFmt w:val="bullet"/>
+      <w:lvlText w:val=""/>
+      <w:lvlJc w:val="left"/>
+      <w:pPr>
+        <w:tabs>
+          <w:tab w:val="num" w:pos="2880"/>
+        </w:tabs>
+        <w:ind w:left="2880" w:hanging="360"/>
+      </w:pPr>
+      <w:rPr>
+        <w:rFonts w:ascii="Wingdings" w:hAnsi="Wingdings" w:hint="default"/>
+        <w:sz w:val="20"/>
+      </w:rPr>
+    </w:lvl>
+    <w:lvl w:ilvl="4" w:tentative="1">
+      <w:start w:val="1"/>
+      <w:numFmt w:val="bullet"/>
+      <w:lvlText w:val=""/>
+      <w:lvlJc w:val="left"/>
+      <w:pPr>
+        <w:tabs>
+          <w:tab w:val="num" w:pos="3600"/>
+        </w:tabs>
+        <w:ind w:left="3600" w:hanging="360"/>
+      </w:pPr>
+      <w:rPr>
+        <w:rFonts w:ascii="Wingdings" w:hAnsi="Wingdings" w:hint="default"/>
+        <w:sz w:val="20"/>
+      </w:rPr>
+    </w:lvl>
+    <w:lvl w:ilvl="5" w:tentative="1">
+      <w:start w:val="1"/>
+      <w:numFmt w:val="bullet"/>
+      <w:lvlText w:val=""/>
+      <w:lvlJc w:val="left"/>
+      <w:pPr>
+        <w:tabs>
+          <w:tab w:val="num" w:pos="4320"/>
+        </w:tabs>
+        <w:ind w:left="4320" w:hanging="360"/>
+      </w:pPr>
+      <w:rPr>
+        <w:rFonts w:ascii="Wingdings" w:hAnsi="Wingdings" w:hint="default"/>
+        <w:sz w:val="20"/>
+      </w:rPr>
+    </w:lvl>
+    <w:lvl w:ilvl="6" w:tentative="1">
+      <w:start w:val="1"/>
+      <w:numFmt w:val="bullet"/>
+      <w:lvlText w:val=""/>
+      <w:lvlJc w:val="left"/>
+      <w:pPr>
+        <w:tabs>
+          <w:tab w:val="num" w:pos="5040"/>
+        </w:tabs>
+        <w:ind w:left="5040" w:hanging="360"/>
+      </w:pPr>
+      <w:rPr>
+        <w:rFonts w:ascii="Wingdings" w:hAnsi="Wingdings" w:hint="default"/>
+        <w:sz w:val="20"/>
+      </w:rPr>
+    </w:lvl>
+    <w:lvl w:ilvl="7" w:tentative="1">
+      <w:start w:val="1"/>
+      <w:numFmt w:val="bullet"/>
+      <w:lvlText w:val=""/>
+      <w:lvlJc w:val="left"/>
+      <w:pPr>
+        <w:tabs>
+          <w:tab w:val="num" w:pos="5760"/>
+        </w:tabs>
+        <w:ind w:left="5760" w:hanging="360"/>
+      </w:pPr>
+      <w:rPr>
+        <w:rFonts w:ascii="Wingdings" w:hAnsi="Wingdings" w:hint="default"/>
+        <w:sz w:val="20"/>
+      </w:rPr>
+    </w:lvl>
+    <w:lvl w:ilvl="8" w:tentative="1">
+      <w:start w:val="1"/>
+      <w:numFmt w:val="bullet"/>
+      <w:lvlText w:val=""/>
+      <w:lvlJc w:val="left"/>
+      <w:pPr>
+        <w:tabs>
+          <w:tab w:val="num" w:pos="6480"/>
+        </w:tabs>
+        <w:ind w:left="6480" w:hanging="360"/>
+      </w:pPr>
+      <w:rPr>
+        <w:rFonts w:ascii="Wingdings" w:hAnsi="Wingdings" w:hint="default"/>
+        <w:sz w:val="20"/>
+      </w:rPr>
+    </w:lvl>
+  </w:abstractNum>
+  <w:abstractNum w:abstractNumId="18" w15:restartNumberingAfterBreak="0">
+    <w:nsid w:val="57686C97"/>
+    <w:multiLevelType w:val="hybridMultilevel"/>
+    <w:tmpl w:val="4948A434"/>
+    <w:lvl w:ilvl="0" w:tplc="40090003">
+      <w:start w:val="1"/>
+      <w:numFmt w:val="bullet"/>
+      <w:lvlText w:val="o"/>
+      <w:lvlJc w:val="left"/>
+      <w:pPr>
+        <w:ind w:left="2160" w:hanging="360"/>
+      </w:pPr>
+      <w:rPr>
+        <w:rFonts w:ascii="Courier New" w:hAnsi="Courier New" w:cs="Courier New" w:hint="default"/>
+      </w:rPr>
+    </w:lvl>
+    <w:lvl w:ilvl="1" w:tplc="40090003" w:tentative="1">
+      <w:start w:val="1"/>
+      <w:numFmt w:val="bullet"/>
+      <w:lvlText w:val="o"/>
+      <w:lvlJc w:val="left"/>
+      <w:pPr>
+        <w:ind w:left="2880" w:hanging="360"/>
+      </w:pPr>
+      <w:rPr>
+        <w:rFonts w:ascii="Courier New" w:hAnsi="Courier New" w:cs="Courier New" w:hint="default"/>
+      </w:rPr>
+    </w:lvl>
+    <w:lvl w:ilvl="2" w:tplc="40090005" w:tentative="1">
+      <w:start w:val="1"/>
+      <w:numFmt w:val="bullet"/>
+      <w:lvlText w:val=""/>
+      <w:lvlJc w:val="left"/>
+      <w:pPr>
+        <w:ind w:left="3600" w:hanging="360"/>
+      </w:pPr>
+      <w:rPr>
+        <w:rFonts w:ascii="Wingdings" w:hAnsi="Wingdings" w:hint="default"/>
+      </w:rPr>
+    </w:lvl>
+    <w:lvl w:ilvl="3" w:tplc="40090001" w:tentative="1">
+      <w:start w:val="1"/>
+      <w:numFmt w:val="bullet"/>
+      <w:lvlText w:val=""/>
+      <w:lvlJc w:val="left"/>
+      <w:pPr>
+        <w:ind w:left="4320" w:hanging="360"/>
+      </w:pPr>
+      <w:rPr>
+        <w:rFonts w:ascii="Symbol" w:hAnsi="Symbol" w:hint="default"/>
+      </w:rPr>
+    </w:lvl>
+    <w:lvl w:ilvl="4" w:tplc="40090003" w:tentative="1">
+      <w:start w:val="1"/>
+      <w:numFmt w:val="bullet"/>
+      <w:lvlText w:val="o"/>
+      <w:lvlJc w:val="left"/>
+      <w:pPr>
+        <w:ind w:left="5040" w:hanging="360"/>
+      </w:pPr>
+      <w:rPr>
+        <w:rFonts w:ascii="Courier New" w:hAnsi="Courier New" w:cs="Courier New" w:hint="default"/>
+      </w:rPr>
+    </w:lvl>
+    <w:lvl w:ilvl="5" w:tplc="40090005" w:tentative="1">
+      <w:start w:val="1"/>
+      <w:numFmt w:val="bullet"/>
+      <w:lvlText w:val=""/>
+      <w:lvlJc w:val="left"/>
+      <w:pPr>
+        <w:ind w:left="5760" w:hanging="360"/>
+      </w:pPr>
+      <w:rPr>
+        <w:rFonts w:ascii="Wingdings" w:hAnsi="Wingdings" w:hint="default"/>
+      </w:rPr>
+    </w:lvl>
+    <w:lvl w:ilvl="6" w:tplc="40090001" w:tentative="1">
+      <w:start w:val="1"/>
+      <w:numFmt w:val="bullet"/>
+      <w:lvlText w:val=""/>
+      <w:lvlJc w:val="left"/>
+      <w:pPr>
+        <w:ind w:left="6480" w:hanging="360"/>
+      </w:pPr>
+      <w:rPr>
+        <w:rFonts w:ascii="Symbol" w:hAnsi="Symbol" w:hint="default"/>
+      </w:rPr>
+    </w:lvl>
+    <w:lvl w:ilvl="7" w:tplc="40090003" w:tentative="1">
+      <w:start w:val="1"/>
+      <w:numFmt w:val="bullet"/>
+      <w:lvlText w:val="o"/>
+      <w:lvlJc w:val="left"/>
+      <w:pPr>
+        <w:ind w:left="7200" w:hanging="360"/>
+      </w:pPr>
+      <w:rPr>
+        <w:rFonts w:ascii="Courier New" w:hAnsi="Courier New" w:cs="Courier New" w:hint="default"/>
+      </w:rPr>
+    </w:lvl>
+    <w:lvl w:ilvl="8" w:tplc="40090005" w:tentative="1">
+      <w:start w:val="1"/>
+      <w:numFmt w:val="bullet"/>
+      <w:lvlText w:val=""/>
+      <w:lvlJc w:val="left"/>
+      <w:pPr>
+        <w:ind w:left="7920" w:hanging="360"/>
+      </w:pPr>
+      <w:rPr>
+        <w:rFonts w:ascii="Wingdings" w:hAnsi="Wingdings" w:hint="default"/>
+      </w:rPr>
+    </w:lvl>
+  </w:abstractNum>
+  <w:abstractNum w:abstractNumId="19" w15:restartNumberingAfterBreak="0">
+    <w:nsid w:val="581B563E"/>
+    <w:multiLevelType w:val="hybridMultilevel"/>
+    <w:tmpl w:val="62A0EEE2"/>
+    <w:lvl w:ilvl="0" w:tplc="40090001">
+      <w:start w:val="1"/>
+      <w:numFmt w:val="bullet"/>
+      <w:lvlText w:val=""/>
+      <w:lvlJc w:val="left"/>
+      <w:pPr>
+        <w:ind w:left="720" w:hanging="360"/>
+      </w:pPr>
+      <w:rPr>
+        <w:rFonts w:ascii="Symbol" w:hAnsi="Symbol" w:hint="default"/>
+      </w:rPr>
+    </w:lvl>
+    <w:lvl w:ilvl="1" w:tplc="40090003" w:tentative="1">
+      <w:start w:val="1"/>
+      <w:numFmt w:val="bullet"/>
+      <w:lvlText w:val="o"/>
+      <w:lvlJc w:val="left"/>
+      <w:pPr>
+        <w:ind w:left="1440" w:hanging="360"/>
+      </w:pPr>
+      <w:rPr>
+        <w:rFonts w:ascii="Courier New" w:hAnsi="Courier New" w:cs="Courier New" w:hint="default"/>
+      </w:rPr>
+    </w:lvl>
+    <w:lvl w:ilvl="2" w:tplc="40090005" w:tentative="1">
+      <w:start w:val="1"/>
+      <w:numFmt w:val="bullet"/>
+      <w:lvlText w:val=""/>
+      <w:lvlJc w:val="left"/>
+      <w:pPr>
+        <w:ind w:left="2160" w:hanging="360"/>
+      </w:pPr>
+      <w:rPr>
+        <w:rFonts w:ascii="Wingdings" w:hAnsi="Wingdings" w:hint="default"/>
+      </w:rPr>
+    </w:lvl>
+    <w:lvl w:ilvl="3" w:tplc="40090001" w:tentative="1">
+      <w:start w:val="1"/>
+      <w:numFmt w:val="bullet"/>
+      <w:lvlText w:val=""/>
+      <w:lvlJc w:val="left"/>
+      <w:pPr>
+        <w:ind w:left="2880" w:hanging="360"/>
+      </w:pPr>
+      <w:rPr>
+        <w:rFonts w:ascii="Symbol" w:hAnsi="Symbol" w:hint="default"/>
+      </w:rPr>
+    </w:lvl>
+    <w:lvl w:ilvl="4" w:tplc="40090003" w:tentative="1">
+      <w:start w:val="1"/>
+      <w:numFmt w:val="bullet"/>
+      <w:lvlText w:val="o"/>
+      <w:lvlJc w:val="left"/>
+      <w:pPr>
+        <w:ind w:left="3600" w:hanging="360"/>
+      </w:pPr>
+      <w:rPr>
+        <w:rFonts w:ascii="Courier New" w:hAnsi="Courier New" w:cs="Courier New" w:hint="default"/>
+      </w:rPr>
+    </w:lvl>
+    <w:lvl w:ilvl="5" w:tplc="40090005" w:tentative="1">
+      <w:start w:val="1"/>
+      <w:numFmt w:val="bullet"/>
+      <w:lvlText w:val=""/>
+      <w:lvlJc w:val="left"/>
+      <w:pPr>
+        <w:ind w:left="4320" w:hanging="360"/>
+      </w:pPr>
+      <w:rPr>
+        <w:rFonts w:ascii="Wingdings" w:hAnsi="Wingdings" w:hint="default"/>
+      </w:rPr>
+    </w:lvl>
+    <w:lvl w:ilvl="6" w:tplc="40090001" w:tentative="1">
+      <w:start w:val="1"/>
+      <w:numFmt w:val="bullet"/>
+      <w:lvlText w:val=""/>
+      <w:lvlJc w:val="left"/>
+      <w:pPr>
+        <w:ind w:left="5040" w:hanging="360"/>
+      </w:pPr>
+      <w:rPr>
+        <w:rFonts w:ascii="Symbol" w:hAnsi="Symbol" w:hint="default"/>
+      </w:rPr>
+    </w:lvl>
+    <w:lvl w:ilvl="7" w:tplc="40090003" w:tentative="1">
+      <w:start w:val="1"/>
+      <w:numFmt w:val="bullet"/>
+      <w:lvlText w:val="o"/>
+      <w:lvlJc w:val="left"/>
+      <w:pPr>
+        <w:ind w:left="5760" w:hanging="360"/>
+      </w:pPr>
+      <w:rPr>
+        <w:rFonts w:ascii="Courier New" w:hAnsi="Courier New" w:cs="Courier New" w:hint="default"/>
+      </w:rPr>
+    </w:lvl>
+    <w:lvl w:ilvl="8" w:tplc="40090005" w:tentative="1">
+      <w:start w:val="1"/>
+      <w:numFmt w:val="bullet"/>
+      <w:lvlText w:val=""/>
+      <w:lvlJc w:val="left"/>
+      <w:pPr>
+        <w:ind w:left="6480" w:hanging="360"/>
+      </w:pPr>
+      <w:rPr>
+        <w:rFonts w:ascii="Wingdings" w:hAnsi="Wingdings" w:hint="default"/>
+      </w:rPr>
+    </w:lvl>
+  </w:abstractNum>
+  <w:abstractNum w:abstractNumId="20" w15:restartNumberingAfterBreak="0">
+    <w:nsid w:val="58CF4A7C"/>
+    <w:multiLevelType w:val="hybridMultilevel"/>
+    <w:tmpl w:val="71A658C6"/>
+    <w:lvl w:ilvl="0" w:tplc="40090001">
+      <w:start w:val="1"/>
+      <w:numFmt w:val="bullet"/>
+      <w:lvlText w:val=""/>
+      <w:lvlJc w:val="left"/>
+      <w:pPr>
+        <w:ind w:left="720" w:hanging="360"/>
+      </w:pPr>
+      <w:rPr>
+        <w:rFonts w:ascii="Symbol" w:hAnsi="Symbol" w:hint="default"/>
+      </w:rPr>
+    </w:lvl>
+    <w:lvl w:ilvl="1" w:tplc="40090003" w:tentative="1">
+      <w:start w:val="1"/>
+      <w:numFmt w:val="bullet"/>
+      <w:lvlText w:val="o"/>
+      <w:lvlJc w:val="left"/>
+      <w:pPr>
+        <w:ind w:left="1440" w:hanging="360"/>
+      </w:pPr>
+      <w:rPr>
+        <w:rFonts w:ascii="Courier New" w:hAnsi="Courier New" w:cs="Courier New" w:hint="default"/>
+      </w:rPr>
+    </w:lvl>
+    <w:lvl w:ilvl="2" w:tplc="40090005" w:tentative="1">
+      <w:start w:val="1"/>
+      <w:numFmt w:val="bullet"/>
+      <w:lvlText w:val=""/>
+      <w:lvlJc w:val="left"/>
+      <w:pPr>
+        <w:ind w:left="2160" w:hanging="360"/>
+      </w:pPr>
+      <w:rPr>
+        <w:rFonts w:ascii="Wingdings" w:hAnsi="Wingdings" w:hint="default"/>
+      </w:rPr>
+    </w:lvl>
+    <w:lvl w:ilvl="3" w:tplc="40090001" w:tentative="1">
+      <w:start w:val="1"/>
+      <w:numFmt w:val="bullet"/>
+      <w:lvlText w:val=""/>
+      <w:lvlJc w:val="left"/>
+      <w:pPr>
+        <w:ind w:left="2880" w:hanging="360"/>
+      </w:pPr>
+      <w:rPr>
+        <w:rFonts w:ascii="Symbol" w:hAnsi="Symbol" w:hint="default"/>
+      </w:rPr>
+    </w:lvl>
+    <w:lvl w:ilvl="4" w:tplc="40090003" w:tentative="1">
+      <w:start w:val="1"/>
+      <w:numFmt w:val="bullet"/>
+      <w:lvlText w:val="o"/>
+      <w:lvlJc w:val="left"/>
+      <w:pPr>
+        <w:ind w:left="3600" w:hanging="360"/>
+      </w:pPr>
+      <w:rPr>
+        <w:rFonts w:ascii="Courier New" w:hAnsi="Courier New" w:cs="Courier New" w:hint="default"/>
+      </w:rPr>
+    </w:lvl>
+    <w:lvl w:ilvl="5" w:tplc="40090005" w:tentative="1">
+      <w:start w:val="1"/>
+      <w:numFmt w:val="bullet"/>
+      <w:lvlText w:val=""/>
+      <w:lvlJc w:val="left"/>
+      <w:pPr>
+        <w:ind w:left="4320" w:hanging="360"/>
+      </w:pPr>
+      <w:rPr>
+        <w:rFonts w:ascii="Wingdings" w:hAnsi="Wingdings" w:hint="default"/>
+      </w:rPr>
+    </w:lvl>
+    <w:lvl w:ilvl="6" w:tplc="40090001" w:tentative="1">
+      <w:start w:val="1"/>
+      <w:numFmt w:val="bullet"/>
+      <w:lvlText w:val=""/>
+      <w:lvlJc w:val="left"/>
+      <w:pPr>
+        <w:ind w:left="5040" w:hanging="360"/>
+      </w:pPr>
+      <w:rPr>
+        <w:rFonts w:ascii="Symbol" w:hAnsi="Symbol" w:hint="default"/>
+      </w:rPr>
+    </w:lvl>
+    <w:lvl w:ilvl="7" w:tplc="40090003" w:tentative="1">
+      <w:start w:val="1"/>
+      <w:numFmt w:val="bullet"/>
+      <w:lvlText w:val="o"/>
+      <w:lvlJc w:val="left"/>
+      <w:pPr>
+        <w:ind w:left="5760" w:hanging="360"/>
+      </w:pPr>
+      <w:rPr>
+        <w:rFonts w:ascii="Courier New" w:hAnsi="Courier New" w:cs="Courier New" w:hint="default"/>
+      </w:rPr>
+    </w:lvl>
+    <w:lvl w:ilvl="8" w:tplc="40090005" w:tentative="1">
+      <w:start w:val="1"/>
+      <w:numFmt w:val="bullet"/>
+      <w:lvlText w:val=""/>
+      <w:lvlJc w:val="left"/>
+      <w:pPr>
+        <w:ind w:left="6480" w:hanging="360"/>
+      </w:pPr>
+      <w:rPr>
+        <w:rFonts w:ascii="Wingdings" w:hAnsi="Wingdings" w:hint="default"/>
+      </w:rPr>
+    </w:lvl>
+  </w:abstractNum>
+  <w:abstractNum w:abstractNumId="21" w15:restartNumberingAfterBreak="0">
+    <w:nsid w:val="68A72307"/>
+    <w:multiLevelType w:val="multilevel"/>
+    <w:tmpl w:val="E9DE7862"/>
+    <w:lvl w:ilvl="0">
+      <w:start w:val="1"/>
+      <w:numFmt w:val="bullet"/>
+      <w:lvlText w:val=""/>
+      <w:lvlJc w:val="left"/>
+      <w:pPr>
+        <w:tabs>
+          <w:tab w:val="num" w:pos="720"/>
+        </w:tabs>
+        <w:ind w:left="720" w:hanging="360"/>
+      </w:pPr>
+      <w:rPr>
+        <w:rFonts w:ascii="Symbol" w:hAnsi="Symbol" w:hint="default"/>
+        <w:sz w:val="20"/>
+      </w:rPr>
+    </w:lvl>
+    <w:lvl w:ilvl="1" w:tentative="1">
+      <w:start w:val="1"/>
+      <w:numFmt w:val="bullet"/>
+      <w:lvlText w:val="o"/>
+      <w:lvlJc w:val="left"/>
+      <w:pPr>
+        <w:tabs>
+          <w:tab w:val="num" w:pos="1440"/>
+        </w:tabs>
+        <w:ind w:left="1440" w:hanging="360"/>
+      </w:pPr>
+      <w:rPr>
+        <w:rFonts w:ascii="Courier New" w:hAnsi="Courier New" w:hint="default"/>
+        <w:sz w:val="20"/>
+      </w:rPr>
+    </w:lvl>
+    <w:lvl w:ilvl="2" w:tentative="1">
+      <w:start w:val="1"/>
+      <w:numFmt w:val="bullet"/>
+      <w:lvlText w:val=""/>
+      <w:lvlJc w:val="left"/>
+      <w:pPr>
+        <w:tabs>
+          <w:tab w:val="num" w:pos="2160"/>
+        </w:tabs>
+        <w:ind w:left="2160" w:hanging="360"/>
+      </w:pPr>
+      <w:rPr>
+        <w:rFonts w:ascii="Wingdings" w:hAnsi="Wingdings" w:hint="default"/>
+        <w:sz w:val="20"/>
+      </w:rPr>
+    </w:lvl>
+    <w:lvl w:ilvl="3" w:tentative="1">
+      <w:start w:val="1"/>
+      <w:numFmt w:val="bullet"/>
+      <w:lvlText w:val=""/>
+      <w:lvlJc w:val="left"/>
+      <w:pPr>
+        <w:tabs>
+          <w:tab w:val="num" w:pos="2880"/>
+        </w:tabs>
+        <w:ind w:left="2880" w:hanging="360"/>
+      </w:pPr>
+      <w:rPr>
+        <w:rFonts w:ascii="Wingdings" w:hAnsi="Wingdings" w:hint="default"/>
+        <w:sz w:val="20"/>
+      </w:rPr>
+    </w:lvl>
+    <w:lvl w:ilvl="4" w:tentative="1">
+      <w:start w:val="1"/>
+      <w:numFmt w:val="bullet"/>
+      <w:lvlText w:val=""/>
+      <w:lvlJc w:val="left"/>
+      <w:pPr>
+        <w:tabs>
+          <w:tab w:val="num" w:pos="3600"/>
+        </w:tabs>
+        <w:ind w:left="3600" w:hanging="360"/>
+      </w:pPr>
+      <w:rPr>
+        <w:rFonts w:ascii="Wingdings" w:hAnsi="Wingdings" w:hint="default"/>
+        <w:sz w:val="20"/>
+      </w:rPr>
+    </w:lvl>
+    <w:lvl w:ilvl="5" w:tentative="1">
+      <w:start w:val="1"/>
+      <w:numFmt w:val="bullet"/>
+      <w:lvlText w:val=""/>
+      <w:lvlJc w:val="left"/>
+      <w:pPr>
+        <w:tabs>
+          <w:tab w:val="num" w:pos="4320"/>
+        </w:tabs>
+        <w:ind w:left="4320" w:hanging="360"/>
+      </w:pPr>
+      <w:rPr>
+        <w:rFonts w:ascii="Wingdings" w:hAnsi="Wingdings" w:hint="default"/>
+        <w:sz w:val="20"/>
+      </w:rPr>
+    </w:lvl>
+    <w:lvl w:ilvl="6" w:tentative="1">
+      <w:start w:val="1"/>
+      <w:numFmt w:val="bullet"/>
+      <w:lvlText w:val=""/>
+      <w:lvlJc w:val="left"/>
+      <w:pPr>
+        <w:tabs>
+          <w:tab w:val="num" w:pos="5040"/>
+        </w:tabs>
+        <w:ind w:left="5040" w:hanging="360"/>
+      </w:pPr>
+      <w:rPr>
+        <w:rFonts w:ascii="Wingdings" w:hAnsi="Wingdings" w:hint="default"/>
+        <w:sz w:val="20"/>
+      </w:rPr>
+    </w:lvl>
+    <w:lvl w:ilvl="7" w:tentative="1">
+      <w:start w:val="1"/>
+      <w:numFmt w:val="bullet"/>
+      <w:lvlText w:val=""/>
+      <w:lvlJc w:val="left"/>
+      <w:pPr>
+        <w:tabs>
+          <w:tab w:val="num" w:pos="5760"/>
+        </w:tabs>
+        <w:ind w:left="5760" w:hanging="360"/>
+      </w:pPr>
+      <w:rPr>
+        <w:rFonts w:ascii="Wingdings" w:hAnsi="Wingdings" w:hint="default"/>
+        <w:sz w:val="20"/>
+      </w:rPr>
+    </w:lvl>
+    <w:lvl w:ilvl="8" w:tentative="1">
+      <w:start w:val="1"/>
+      <w:numFmt w:val="bullet"/>
+      <w:lvlText w:val=""/>
+      <w:lvlJc w:val="left"/>
+      <w:pPr>
+        <w:tabs>
+          <w:tab w:val="num" w:pos="6480"/>
+        </w:tabs>
+        <w:ind w:left="6480" w:hanging="360"/>
+      </w:pPr>
+      <w:rPr>
+        <w:rFonts w:ascii="Wingdings" w:hAnsi="Wingdings" w:hint="default"/>
+        <w:sz w:val="20"/>
+      </w:rPr>
+    </w:lvl>
+  </w:abstractNum>
+  <w:abstractNum w:abstractNumId="22" w15:restartNumberingAfterBreak="0">
+    <w:nsid w:val="6C500E9C"/>
+    <w:multiLevelType w:val="hybridMultilevel"/>
+    <w:tmpl w:val="368AB462"/>
+    <w:lvl w:ilvl="0" w:tplc="40090003">
+      <w:start w:val="1"/>
+      <w:numFmt w:val="bullet"/>
+      <w:lvlText w:val="o"/>
+      <w:lvlJc w:val="left"/>
+      <w:pPr>
+        <w:ind w:left="1820" w:hanging="360"/>
+      </w:pPr>
+      <w:rPr>
+        <w:rFonts w:ascii="Courier New" w:hAnsi="Courier New" w:cs="Courier New" w:hint="default"/>
+      </w:rPr>
+    </w:lvl>
+    <w:lvl w:ilvl="1" w:tplc="40090003" w:tentative="1">
+      <w:start w:val="1"/>
+      <w:numFmt w:val="bullet"/>
+      <w:lvlText w:val="o"/>
+      <w:lvlJc w:val="left"/>
+      <w:pPr>
+        <w:ind w:left="2540" w:hanging="360"/>
+      </w:pPr>
+      <w:rPr>
+        <w:rFonts w:ascii="Courier New" w:hAnsi="Courier New" w:cs="Courier New" w:hint="default"/>
+      </w:rPr>
+    </w:lvl>
+    <w:lvl w:ilvl="2" w:tplc="40090005" w:tentative="1">
+      <w:start w:val="1"/>
+      <w:numFmt w:val="bullet"/>
+      <w:lvlText w:val=""/>
+      <w:lvlJc w:val="left"/>
+      <w:pPr>
+        <w:ind w:left="3260" w:hanging="360"/>
+      </w:pPr>
+      <w:rPr>
+        <w:rFonts w:ascii="Wingdings" w:hAnsi="Wingdings" w:hint="default"/>
+      </w:rPr>
+    </w:lvl>
+    <w:lvl w:ilvl="3" w:tplc="40090001" w:tentative="1">
+      <w:start w:val="1"/>
+      <w:numFmt w:val="bullet"/>
+      <w:lvlText w:val=""/>
+      <w:lvlJc w:val="left"/>
+      <w:pPr>
+        <w:ind w:left="3980" w:hanging="360"/>
+      </w:pPr>
+      <w:rPr>
+        <w:rFonts w:ascii="Symbol" w:hAnsi="Symbol" w:hint="default"/>
+      </w:rPr>
+    </w:lvl>
+    <w:lvl w:ilvl="4" w:tplc="40090003" w:tentative="1">
+      <w:start w:val="1"/>
+      <w:numFmt w:val="bullet"/>
+      <w:lvlText w:val="o"/>
+      <w:lvlJc w:val="left"/>
+      <w:pPr>
+        <w:ind w:left="4700" w:hanging="360"/>
+      </w:pPr>
+      <w:rPr>
+        <w:rFonts w:ascii="Courier New" w:hAnsi="Courier New" w:cs="Courier New" w:hint="default"/>
+      </w:rPr>
+    </w:lvl>
+    <w:lvl w:ilvl="5" w:tplc="40090005" w:tentative="1">
+      <w:start w:val="1"/>
+      <w:numFmt w:val="bullet"/>
+      <w:lvlText w:val=""/>
+      <w:lvlJc w:val="left"/>
+      <w:pPr>
+        <w:ind w:left="5420" w:hanging="360"/>
+      </w:pPr>
+      <w:rPr>
+        <w:rFonts w:ascii="Wingdings" w:hAnsi="Wingdings" w:hint="default"/>
+      </w:rPr>
+    </w:lvl>
+    <w:lvl w:ilvl="6" w:tplc="40090001" w:tentative="1">
+      <w:start w:val="1"/>
+      <w:numFmt w:val="bullet"/>
+      <w:lvlText w:val=""/>
+      <w:lvlJc w:val="left"/>
+      <w:pPr>
+        <w:ind w:left="6140" w:hanging="360"/>
+      </w:pPr>
+      <w:rPr>
+        <w:rFonts w:ascii="Symbol" w:hAnsi="Symbol" w:hint="default"/>
+      </w:rPr>
+    </w:lvl>
+    <w:lvl w:ilvl="7" w:tplc="40090003" w:tentative="1">
+      <w:start w:val="1"/>
+      <w:numFmt w:val="bullet"/>
+      <w:lvlText w:val="o"/>
+      <w:lvlJc w:val="left"/>
+      <w:pPr>
+        <w:ind w:left="6860" w:hanging="360"/>
+      </w:pPr>
+      <w:rPr>
+        <w:rFonts w:ascii="Courier New" w:hAnsi="Courier New" w:cs="Courier New" w:hint="default"/>
+      </w:rPr>
+    </w:lvl>
+    <w:lvl w:ilvl="8" w:tplc="40090005" w:tentative="1">
+      <w:start w:val="1"/>
+      <w:numFmt w:val="bullet"/>
+      <w:lvlText w:val=""/>
+      <w:lvlJc w:val="left"/>
+      <w:pPr>
+        <w:ind w:left="7580" w:hanging="360"/>
+      </w:pPr>
+      <w:rPr>
+        <w:rFonts w:ascii="Wingdings" w:hAnsi="Wingdings" w:hint="default"/>
+      </w:rPr>
+    </w:lvl>
+  </w:abstractNum>
+  <w:abstractNum w:abstractNumId="23" w15:restartNumberingAfterBreak="0">
+    <w:nsid w:val="72014EC4"/>
+    <w:multiLevelType w:val="hybridMultilevel"/>
+    <w:tmpl w:val="1BB694C2"/>
+    <w:lvl w:ilvl="0" w:tplc="40090003">
+      <w:start w:val="1"/>
+      <w:numFmt w:val="bullet"/>
+      <w:lvlText w:val="o"/>
+      <w:lvlJc w:val="left"/>
+      <w:pPr>
+        <w:ind w:left="720" w:hanging="360"/>
+      </w:pPr>
+      <w:rPr>
+        <w:rFonts w:ascii="Courier New" w:hAnsi="Courier New" w:cs="Courier New" w:hint="default"/>
+      </w:rPr>
+    </w:lvl>
+    <w:lvl w:ilvl="1" w:tplc="40090003" w:tentative="1">
+      <w:start w:val="1"/>
+      <w:numFmt w:val="bullet"/>
+      <w:lvlText w:val="o"/>
+      <w:lvlJc w:val="left"/>
+      <w:pPr>
+        <w:ind w:left="1440" w:hanging="360"/>
+      </w:pPr>
+      <w:rPr>
+        <w:rFonts w:ascii="Courier New" w:hAnsi="Courier New" w:cs="Courier New" w:hint="default"/>
+      </w:rPr>
+    </w:lvl>
+    <w:lvl w:ilvl="2" w:tplc="40090005" w:tentative="1">
+      <w:start w:val="1"/>
+      <w:numFmt w:val="bullet"/>
+      <w:lvlText w:val=""/>
+      <w:lvlJc w:val="left"/>
+      <w:pPr>
+        <w:ind w:left="2160" w:hanging="360"/>
+      </w:pPr>
+      <w:rPr>
+        <w:rFonts w:ascii="Wingdings" w:hAnsi="Wingdings" w:hint="default"/>
+      </w:rPr>
+    </w:lvl>
+    <w:lvl w:ilvl="3" w:tplc="40090001" w:tentative="1">
+      <w:start w:val="1"/>
+      <w:numFmt w:val="bullet"/>
+      <w:lvlText w:val=""/>
+      <w:lvlJc w:val="left"/>
+      <w:pPr>
+        <w:ind w:left="2880" w:hanging="360"/>
+      </w:pPr>
+      <w:rPr>
+        <w:rFonts w:ascii="Symbol" w:hAnsi="Symbol" w:hint="default"/>
+      </w:rPr>
+    </w:lvl>
+    <w:lvl w:ilvl="4" w:tplc="40090003" w:tentative="1">
+      <w:start w:val="1"/>
+      <w:numFmt w:val="bullet"/>
+      <w:lvlText w:val="o"/>
+      <w:lvlJc w:val="left"/>
+      <w:pPr>
+        <w:ind w:left="3600" w:hanging="360"/>
+      </w:pPr>
+      <w:rPr>
+        <w:rFonts w:ascii="Courier New" w:hAnsi="Courier New" w:cs="Courier New" w:hint="default"/>
+      </w:rPr>
+    </w:lvl>
+    <w:lvl w:ilvl="5" w:tplc="40090005" w:tentative="1">
+      <w:start w:val="1"/>
+      <w:numFmt w:val="bullet"/>
+      <w:lvlText w:val=""/>
+      <w:lvlJc w:val="left"/>
+      <w:pPr>
+        <w:ind w:left="4320" w:hanging="360"/>
+      </w:pPr>
+      <w:rPr>
+        <w:rFonts w:ascii="Wingdings" w:hAnsi="Wingdings" w:hint="default"/>
+      </w:rPr>
+    </w:lvl>
+    <w:lvl w:ilvl="6" w:tplc="40090001" w:tentative="1">
+      <w:start w:val="1"/>
+      <w:numFmt w:val="bullet"/>
+      <w:lvlText w:val=""/>
+      <w:lvlJc w:val="left"/>
+      <w:pPr>
+        <w:ind w:left="5040" w:hanging="360"/>
+      </w:pPr>
+      <w:rPr>
+        <w:rFonts w:ascii="Symbol" w:hAnsi="Symbol" w:hint="default"/>
+      </w:rPr>
+    </w:lvl>
+    <w:lvl w:ilvl="7" w:tplc="40090003" w:tentative="1">
+      <w:start w:val="1"/>
+      <w:numFmt w:val="bullet"/>
+      <w:lvlText w:val="o"/>
+      <w:lvlJc w:val="left"/>
+      <w:pPr>
+        <w:ind w:left="5760" w:hanging="360"/>
+      </w:pPr>
+      <w:rPr>
+        <w:rFonts w:ascii="Courier New" w:hAnsi="Courier New" w:cs="Courier New" w:hint="default"/>
+      </w:rPr>
+    </w:lvl>
+    <w:lvl w:ilvl="8" w:tplc="40090005" w:tentative="1">
+      <w:start w:val="1"/>
+      <w:numFmt w:val="bullet"/>
+      <w:lvlText w:val=""/>
+      <w:lvlJc w:val="left"/>
+      <w:pPr>
+        <w:ind w:left="6480" w:hanging="360"/>
+      </w:pPr>
+      <w:rPr>
+        <w:rFonts w:ascii="Wingdings" w:hAnsi="Wingdings" w:hint="default"/>
+      </w:rPr>
+    </w:lvl>
+  </w:abstractNum>
+  <w:abstractNum w:abstractNumId="24" w15:restartNumberingAfterBreak="0">
+    <w:nsid w:val="76237FDF"/>
+    <w:multiLevelType w:val="hybridMultilevel"/>
+    <w:tmpl w:val="ED5ED998"/>
+    <w:lvl w:ilvl="0" w:tplc="40090003">
+      <w:start w:val="1"/>
+      <w:numFmt w:val="bullet"/>
+      <w:lvlText w:val="o"/>
+      <w:lvlJc w:val="left"/>
+      <w:pPr>
+        <w:ind w:left="1440" w:hanging="360"/>
+      </w:pPr>
+      <w:rPr>
+        <w:rFonts w:ascii="Courier New" w:hAnsi="Courier New" w:cs="Courier New" w:hint="default"/>
+      </w:rPr>
+    </w:lvl>
+    <w:lvl w:ilvl="1" w:tplc="40090003" w:tentative="1">
+      <w:start w:val="1"/>
+      <w:numFmt w:val="bullet"/>
+      <w:lvlText w:val="o"/>
+      <w:lvlJc w:val="left"/>
+      <w:pPr>
+        <w:ind w:left="2160" w:hanging="360"/>
+      </w:pPr>
+      <w:rPr>
+        <w:rFonts w:ascii="Courier New" w:hAnsi="Courier New" w:cs="Courier New" w:hint="default"/>
+      </w:rPr>
+    </w:lvl>
+    <w:lvl w:ilvl="2" w:tplc="40090005" w:tentative="1">
+      <w:start w:val="1"/>
+      <w:numFmt w:val="bullet"/>
+      <w:lvlText w:val=""/>
+      <w:lvlJc w:val="left"/>
+      <w:pPr>
+        <w:ind w:left="2880" w:hanging="360"/>
+      </w:pPr>
+      <w:rPr>
+        <w:rFonts w:ascii="Wingdings" w:hAnsi="Wingdings" w:hint="default"/>
+      </w:rPr>
+    </w:lvl>
+    <w:lvl w:ilvl="3" w:tplc="40090001" w:tentative="1">
+      <w:start w:val="1"/>
+      <w:numFmt w:val="bullet"/>
+      <w:lvlText w:val=""/>
+      <w:lvlJc w:val="left"/>
+      <w:pPr>
+        <w:ind w:left="3600" w:hanging="360"/>
+      </w:pPr>
+      <w:rPr>
+        <w:rFonts w:ascii="Symbol" w:hAnsi="Symbol" w:hint="default"/>
+      </w:rPr>
+    </w:lvl>
+    <w:lvl w:ilvl="4" w:tplc="40090003" w:tentative="1">
+      <w:start w:val="1"/>
+      <w:numFmt w:val="bullet"/>
+      <w:lvlText w:val="o"/>
+      <w:lvlJc w:val="left"/>
+      <w:pPr>
+        <w:ind w:left="4320" w:hanging="360"/>
+      </w:pPr>
+      <w:rPr>
+        <w:rFonts w:ascii="Courier New" w:hAnsi="Courier New" w:cs="Courier New" w:hint="default"/>
+      </w:rPr>
+    </w:lvl>
+    <w:lvl w:ilvl="5" w:tplc="40090005" w:tentative="1">
+      <w:start w:val="1"/>
+      <w:numFmt w:val="bullet"/>
+      <w:lvlText w:val=""/>
+      <w:lvlJc w:val="left"/>
+      <w:pPr>
+        <w:ind w:left="5040" w:hanging="360"/>
+      </w:pPr>
+      <w:rPr>
+        <w:rFonts w:ascii="Wingdings" w:hAnsi="Wingdings" w:hint="default"/>
+      </w:rPr>
+    </w:lvl>
+    <w:lvl w:ilvl="6" w:tplc="40090001" w:tentative="1">
+      <w:start w:val="1"/>
+      <w:numFmt w:val="bullet"/>
+      <w:lvlText w:val=""/>
+      <w:lvlJc w:val="left"/>
+      <w:pPr>
+        <w:ind w:left="5760" w:hanging="360"/>
+      </w:pPr>
+      <w:rPr>
+        <w:rFonts w:ascii="Symbol" w:hAnsi="Symbol" w:hint="default"/>
+      </w:rPr>
+    </w:lvl>
+    <w:lvl w:ilvl="7" w:tplc="40090003" w:tentative="1">
+      <w:start w:val="1"/>
+      <w:numFmt w:val="bullet"/>
+      <w:lvlText w:val="o"/>
+      <w:lvlJc w:val="left"/>
+      <w:pPr>
+        <w:ind w:left="6480" w:hanging="360"/>
+      </w:pPr>
+      <w:rPr>
+        <w:rFonts w:ascii="Courier New" w:hAnsi="Courier New" w:cs="Courier New" w:hint="default"/>
+      </w:rPr>
+    </w:lvl>
+    <w:lvl w:ilvl="8" w:tplc="40090005" w:tentative="1">
+      <w:start w:val="1"/>
+      <w:numFmt w:val="bullet"/>
+      <w:lvlText w:val=""/>
+      <w:lvlJc w:val="left"/>
+      <w:pPr>
+        <w:ind w:left="7200" w:hanging="360"/>
+      </w:pPr>
+      <w:rPr>
+        <w:rFonts w:ascii="Wingdings" w:hAnsi="Wingdings" w:hint="default"/>
+      </w:rPr>
+    </w:lvl>
+  </w:abstractNum>
+  <w:abstractNum w:abstractNumId="25" w15:restartNumberingAfterBreak="0">
+    <w:nsid w:val="781163A3"/>
+    <w:multiLevelType w:val="hybridMultilevel"/>
+    <w:tmpl w:val="A588DE16"/>
+    <w:lvl w:ilvl="0" w:tplc="40090001">
+      <w:start w:val="1"/>
+      <w:numFmt w:val="bullet"/>
+      <w:lvlText w:val=""/>
+      <w:lvlJc w:val="left"/>
+      <w:pPr>
+        <w:ind w:left="720" w:hanging="360"/>
+      </w:pPr>
+      <w:rPr>
+        <w:rFonts w:ascii="Symbol" w:hAnsi="Symbol" w:hint="default"/>
+      </w:rPr>
+    </w:lvl>
+    <w:lvl w:ilvl="1" w:tplc="40090003" w:tentative="1">
+      <w:start w:val="1"/>
+      <w:numFmt w:val="bullet"/>
+      <w:lvlText w:val="o"/>
+      <w:lvlJc w:val="left"/>
+      <w:pPr>
+        <w:ind w:left="1440" w:hanging="360"/>
+      </w:pPr>
+      <w:rPr>
+        <w:rFonts w:ascii="Courier New" w:hAnsi="Courier New" w:cs="Courier New" w:hint="default"/>
+      </w:rPr>
+    </w:lvl>
+    <w:lvl w:ilvl="2" w:tplc="40090005" w:tentative="1">
+      <w:start w:val="1"/>
+      <w:numFmt w:val="bullet"/>
+      <w:lvlText w:val=""/>
+      <w:lvlJc w:val="left"/>
+      <w:pPr>
+        <w:ind w:left="2160" w:hanging="360"/>
+      </w:pPr>
+      <w:rPr>
+        <w:rFonts w:ascii="Wingdings" w:hAnsi="Wingdings" w:hint="default"/>
+      </w:rPr>
+    </w:lvl>
+    <w:lvl w:ilvl="3" w:tplc="40090001" w:tentative="1">
+      <w:start w:val="1"/>
+      <w:numFmt w:val="bullet"/>
+      <w:lvlText w:val=""/>
+      <w:lvlJc w:val="left"/>
+      <w:pPr>
+        <w:ind w:left="2880" w:hanging="360"/>
+      </w:pPr>
+      <w:rPr>
+        <w:rFonts w:ascii="Symbol" w:hAnsi="Symbol" w:hint="default"/>
+      </w:rPr>
+    </w:lvl>
+    <w:lvl w:ilvl="4" w:tplc="40090003" w:tentative="1">
+      <w:start w:val="1"/>
+      <w:numFmt w:val="bullet"/>
+      <w:lvlText w:val="o"/>
+      <w:lvlJc w:val="left"/>
+      <w:pPr>
+        <w:ind w:left="3600" w:hanging="360"/>
+      </w:pPr>
+      <w:rPr>
+        <w:rFonts w:ascii="Courier New" w:hAnsi="Courier New" w:cs="Courier New" w:hint="default"/>
+      </w:rPr>
+    </w:lvl>
+    <w:lvl w:ilvl="5" w:tplc="40090005" w:tentative="1">
+      <w:start w:val="1"/>
+      <w:numFmt w:val="bullet"/>
+      <w:lvlText w:val=""/>
+      <w:lvlJc w:val="left"/>
+      <w:pPr>
+        <w:ind w:left="4320" w:hanging="360"/>
+      </w:pPr>
+      <w:rPr>
+        <w:rFonts w:ascii="Wingdings" w:hAnsi="Wingdings" w:hint="default"/>
+      </w:rPr>
+    </w:lvl>
+    <w:lvl w:ilvl="6" w:tplc="40090001" w:tentative="1">
+      <w:start w:val="1"/>
+      <w:numFmt w:val="bullet"/>
+      <w:lvlText w:val=""/>
+      <w:lvlJc w:val="left"/>
+      <w:pPr>
+        <w:ind w:left="5040" w:hanging="360"/>
+      </w:pPr>
+      <w:rPr>
+        <w:rFonts w:ascii="Symbol" w:hAnsi="Symbol" w:hint="default"/>
+      </w:rPr>
+    </w:lvl>
+    <w:lvl w:ilvl="7" w:tplc="40090003" w:tentative="1">
+      <w:start w:val="1"/>
+      <w:numFmt w:val="bullet"/>
+      <w:lvlText w:val="o"/>
+      <w:lvlJc w:val="left"/>
+      <w:pPr>
+        <w:ind w:left="5760" w:hanging="360"/>
+      </w:pPr>
+      <w:rPr>
+        <w:rFonts w:ascii="Courier New" w:hAnsi="Courier New" w:cs="Courier New" w:hint="default"/>
+      </w:rPr>
+    </w:lvl>
+    <w:lvl w:ilvl="8" w:tplc="40090005" w:tentative="1">
+      <w:start w:val="1"/>
+      <w:numFmt w:val="bullet"/>
+      <w:lvlText w:val=""/>
+      <w:lvlJc w:val="left"/>
+      <w:pPr>
+        <w:ind w:left="6480" w:hanging="360"/>
+      </w:pPr>
+      <w:rPr>
+        <w:rFonts w:ascii="Wingdings" w:hAnsi="Wingdings" w:hint="default"/>
+      </w:rPr>
+    </w:lvl>
+  </w:abstractNum>
+  <w:abstractNum w:abstractNumId="26" w15:restartNumberingAfterBreak="0">
+    <w:nsid w:val="7BB22D5D"/>
+    <w:multiLevelType w:val="hybridMultilevel"/>
+    <w:tmpl w:val="F2DEAEEC"/>
+    <w:lvl w:ilvl="0" w:tplc="40090003">
+      <w:start w:val="1"/>
+      <w:numFmt w:val="bullet"/>
+      <w:lvlText w:val="o"/>
+      <w:lvlJc w:val="left"/>
+      <w:pPr>
+        <w:ind w:left="1440" w:hanging="360"/>
+      </w:pPr>
+      <w:rPr>
+        <w:rFonts w:ascii="Courier New" w:hAnsi="Courier New" w:cs="Courier New" w:hint="default"/>
+      </w:rPr>
+    </w:lvl>
+    <w:lvl w:ilvl="1" w:tplc="40090003" w:tentative="1">
+      <w:start w:val="1"/>
+      <w:numFmt w:val="bullet"/>
+      <w:lvlText w:val="o"/>
+      <w:lvlJc w:val="left"/>
+      <w:pPr>
+        <w:ind w:left="2160" w:hanging="360"/>
+      </w:pPr>
+      <w:rPr>
+        <w:rFonts w:ascii="Courier New" w:hAnsi="Courier New" w:cs="Courier New" w:hint="default"/>
+      </w:rPr>
+    </w:lvl>
+    <w:lvl w:ilvl="2" w:tplc="40090005" w:tentative="1">
+      <w:start w:val="1"/>
+      <w:numFmt w:val="bullet"/>
+      <w:lvlText w:val=""/>
+      <w:lvlJc w:val="left"/>
+      <w:pPr>
+        <w:ind w:left="2880" w:hanging="360"/>
+      </w:pPr>
+      <w:rPr>
+        <w:rFonts w:ascii="Wingdings" w:hAnsi="Wingdings" w:hint="default"/>
+      </w:rPr>
+    </w:lvl>
+    <w:lvl w:ilvl="3" w:tplc="40090001" w:tentative="1">
+      <w:start w:val="1"/>
+      <w:numFmt w:val="bullet"/>
+      <w:lvlText w:val=""/>
+      <w:lvlJc w:val="left"/>
+      <w:pPr>
+        <w:ind w:left="3600" w:hanging="360"/>
+      </w:pPr>
+      <w:rPr>
+        <w:rFonts w:ascii="Symbol" w:hAnsi="Symbol" w:hint="default"/>
+      </w:rPr>
+    </w:lvl>
+    <w:lvl w:ilvl="4" w:tplc="40090003" w:tentative="1">
+      <w:start w:val="1"/>
+      <w:numFmt w:val="bullet"/>
+      <w:lvlText w:val="o"/>
+      <w:lvlJc w:val="left"/>
+      <w:pPr>
+        <w:ind w:left="4320" w:hanging="360"/>
+      </w:pPr>
+      <w:rPr>
+        <w:rFonts w:ascii="Courier New" w:hAnsi="Courier New" w:cs="Courier New" w:hint="default"/>
+      </w:rPr>
+    </w:lvl>
+    <w:lvl w:ilvl="5" w:tplc="40090005" w:tentative="1">
+      <w:start w:val="1"/>
+      <w:numFmt w:val="bullet"/>
+      <w:lvlText w:val=""/>
+      <w:lvlJc w:val="left"/>
+      <w:pPr>
+        <w:ind w:left="5040" w:hanging="360"/>
+      </w:pPr>
+      <w:rPr>
+        <w:rFonts w:ascii="Wingdings" w:hAnsi="Wingdings" w:hint="default"/>
+      </w:rPr>
+    </w:lvl>
+    <w:lvl w:ilvl="6" w:tplc="40090001" w:tentative="1">
+      <w:start w:val="1"/>
+      <w:numFmt w:val="bullet"/>
+      <w:lvlText w:val=""/>
+      <w:lvlJc w:val="left"/>
+      <w:pPr>
+        <w:ind w:left="5760" w:hanging="360"/>
+      </w:pPr>
+      <w:rPr>
+        <w:rFonts w:ascii="Symbol" w:hAnsi="Symbol" w:hint="default"/>
+      </w:rPr>
+    </w:lvl>
+    <w:lvl w:ilvl="7" w:tplc="40090003" w:tentative="1">
+      <w:start w:val="1"/>
+      <w:numFmt w:val="bullet"/>
+      <w:lvlText w:val="o"/>
+      <w:lvlJc w:val="left"/>
+      <w:pPr>
+        <w:ind w:left="6480" w:hanging="360"/>
+      </w:pPr>
+      <w:rPr>
+        <w:rFonts w:ascii="Courier New" w:hAnsi="Courier New" w:cs="Courier New" w:hint="default"/>
+      </w:rPr>
+    </w:lvl>
+    <w:lvl w:ilvl="8" w:tplc="40090005" w:tentative="1">
+      <w:start w:val="1"/>
+      <w:numFmt w:val="bullet"/>
+      <w:lvlText w:val=""/>
+      <w:lvlJc w:val="left"/>
+      <w:pPr>
+        <w:ind w:left="7200" w:hanging="360"/>
+      </w:pPr>
+      <w:rPr>
+        <w:rFonts w:ascii="Wingdings" w:hAnsi="Wingdings" w:hint="default"/>
+      </w:rPr>
+    </w:lvl>
+  </w:abstractNum>
+  <w:num w:numId="1" w16cid:durableId="2044285683">
+    <w:abstractNumId w:val="2"/>
+  </w:num>
+  <w:num w:numId="2" w16cid:durableId="1666200527">
+    <w:abstractNumId w:val="12"/>
+  </w:num>
+  <w:num w:numId="3" w16cid:durableId="897518191">
+    <w:abstractNumId w:val="26"/>
+  </w:num>
+  <w:num w:numId="4" w16cid:durableId="1582370098">
+    <w:abstractNumId w:val="18"/>
+  </w:num>
+  <w:num w:numId="5" w16cid:durableId="621035875">
+    <w:abstractNumId w:val="15"/>
+  </w:num>
+  <w:num w:numId="6" w16cid:durableId="1326788879">
+    <w:abstractNumId w:val="14"/>
+  </w:num>
+  <w:num w:numId="7" w16cid:durableId="519701677">
+    <w:abstractNumId w:val="0"/>
+  </w:num>
+  <w:num w:numId="8" w16cid:durableId="1243567022">
+    <w:abstractNumId w:val="24"/>
+  </w:num>
+  <w:num w:numId="9" w16cid:durableId="183444497">
+    <w:abstractNumId w:val="22"/>
+  </w:num>
+  <w:num w:numId="10" w16cid:durableId="2033919541">
+    <w:abstractNumId w:val="3"/>
+  </w:num>
+  <w:num w:numId="11" w16cid:durableId="615452188">
+    <w:abstractNumId w:val="23"/>
+  </w:num>
+  <w:num w:numId="12" w16cid:durableId="1312519380">
+    <w:abstractNumId w:val="9"/>
+  </w:num>
+  <w:num w:numId="13" w16cid:durableId="1311522641">
+    <w:abstractNumId w:val="1"/>
+  </w:num>
+  <w:num w:numId="14" w16cid:durableId="791481105">
+    <w:abstractNumId w:val="16"/>
+  </w:num>
+  <w:num w:numId="15" w16cid:durableId="770706270">
+    <w:abstractNumId w:val="17"/>
+  </w:num>
+  <w:num w:numId="16" w16cid:durableId="1422524866">
+    <w:abstractNumId w:val="13"/>
+  </w:num>
+  <w:num w:numId="17" w16cid:durableId="1859197915">
+    <w:abstractNumId w:val="7"/>
+  </w:num>
+  <w:num w:numId="18" w16cid:durableId="1956518051">
+    <w:abstractNumId w:val="21"/>
+  </w:num>
+  <w:num w:numId="19" w16cid:durableId="493184300">
+    <w:abstractNumId w:val="4"/>
+  </w:num>
+  <w:num w:numId="20" w16cid:durableId="1034040413">
+    <w:abstractNumId w:val="6"/>
+  </w:num>
+  <w:num w:numId="21" w16cid:durableId="970598836">
+    <w:abstractNumId w:val="8"/>
+  </w:num>
+  <w:num w:numId="22" w16cid:durableId="1626426306">
+    <w:abstractNumId w:val="5"/>
+  </w:num>
+  <w:num w:numId="23" w16cid:durableId="1873691472">
+    <w:abstractNumId w:val="11"/>
+  </w:num>
+  <w:num w:numId="24" w16cid:durableId="1842157538">
+    <w:abstractNumId w:val="25"/>
+  </w:num>
+  <w:num w:numId="25" w16cid:durableId="1670716549">
+    <w:abstractNumId w:val="19"/>
+  </w:num>
+  <w:num w:numId="26" w16cid:durableId="1536844031">
+    <w:abstractNumId w:val="20"/>
+  </w:num>
+  <w:num w:numId="27" w16cid:durableId="2144692075">
+    <w:abstractNumId w:val="10"/>
+  </w:num>
+</w:numbering>
 </file>
 
 <file path=word/styles.xml><?xml version="1.0" encoding="utf-8"?>
@@ -992,7 +8938,6 @@
   <w:style w:type="character" w:default="1" w:styleId="DefaultParagraphFont">
     <w:name w:val="Default Paragraph Font"/>
     <w:uiPriority w:val="1"/>
-    <w:semiHidden/>
     <w:unhideWhenUsed/>
   </w:style>
   <w:style w:type="table" w:default="1" w:styleId="TableNormal">
@@ -1602,4 +9547,16 @@
     </a:ext>
   </a:extLst>
 </a:theme>
+</file>
+
+<file path=customXml/item1.xml><?xml version="1.0" encoding="utf-8"?>
+<b:Sources xmlns:b="http://schemas.openxmlformats.org/officeDocument/2006/bibliography" xmlns="http://schemas.openxmlformats.org/officeDocument/2006/bibliography" SelectedStyle="\APASixthEditionOfficeOnline.xsl" StyleName="APA" Version="6"/>
+</file>
+
+<file path=customXml/itemProps1.xml><?xml version="1.0" encoding="utf-8"?>
+<ds:datastoreItem xmlns:ds="http://schemas.openxmlformats.org/officeDocument/2006/customXml" ds:itemID="{F71440BD-4B78-4A81-9F7B-360D621B2B29}">
+  <ds:schemaRefs>
+    <ds:schemaRef ds:uri="http://schemas.openxmlformats.org/officeDocument/2006/bibliography"/>
+  </ds:schemaRefs>
+</ds:datastoreItem>
 </file>